--- a/chapters/12-ip-weighting-marginal-structural-models.docx
+++ b/chapters/12-ip-weighting-marginal-structural-models.docx
@@ -102,7 +102,7 @@
         <w:t xml:space="preserve">: IP weighting creates a pseudo-population where confounding is eliminated by construction. This approach is particularly powerful for time-varying treatments and confounders, which will be explored further in Part III.</w:t>
       </w:r>
     </w:p>
-    <w:bookmarkStart w:id="22" w:name="the-causal-question-pp.-157-159"/>
+    <w:bookmarkStart w:id="11" w:name="the-causal-question-pp.-157-159"/>
     <w:p>
       <w:pPr>
         <w:pStyle w:val="Heading2"/>
@@ -126,7 +126,7 @@
         <w:t xml:space="preserve">We return to the NHEFS study to estimate the average causal effect of quitting smoking on weight gain.</w:t>
       </w:r>
     </w:p>
-    <w:bookmarkStart w:id="20" w:name="research-question"/>
+    <w:bookmarkStart w:id="9" w:name="research-question"/>
     <w:p>
       <w:pPr>
         <w:pStyle w:val="Heading3"/>
@@ -267,37 +267,39 @@
           <m:r>
             <m:t>E</m:t>
           </m:r>
-          <m:d>
-            <m:dPr>
-              <m:begChr m:val="["/>
-              <m:sepChr m:val=""/>
-              <m:endChr m:val="]"/>
-              <m:grow/>
-            </m:dPr>
+          <m:r>
+            <m:rPr>
+              <m:sty m:val="p"/>
+            </m:rPr>
+            <m:t>[</m:t>
+          </m:r>
+          <m:sSup>
             <m:e>
-              <m:sSup>
-                <m:e>
-                  <m:r>
-                    <m:t>Y</m:t>
-                  </m:r>
-                </m:e>
-                <m:sup>
-                  <m:r>
-                    <m:t>a</m:t>
-                  </m:r>
-                  <m:r>
-                    <m:rPr>
-                      <m:sty m:val="p"/>
-                    </m:rPr>
-                    <m:t>=</m:t>
-                  </m:r>
-                  <m:r>
-                    <m:t>1</m:t>
-                  </m:r>
-                </m:sup>
-              </m:sSup>
+              <m:r>
+                <m:t>Y</m:t>
+              </m:r>
             </m:e>
-          </m:d>
+            <m:sup>
+              <m:r>
+                <m:t>a</m:t>
+              </m:r>
+              <m:r>
+                <m:rPr>
+                  <m:sty m:val="p"/>
+                </m:rPr>
+                <m:t>=</m:t>
+              </m:r>
+              <m:r>
+                <m:t>1</m:t>
+              </m:r>
+            </m:sup>
+          </m:sSup>
+          <m:r>
+            <m:rPr>
+              <m:sty m:val="p"/>
+            </m:rPr>
+            <m:t>]</m:t>
+          </m:r>
           <m:r>
             <m:rPr>
               <m:sty m:val="p"/>
@@ -307,37 +309,39 @@
           <m:r>
             <m:t>E</m:t>
           </m:r>
-          <m:d>
-            <m:dPr>
-              <m:begChr m:val="["/>
-              <m:sepChr m:val=""/>
-              <m:endChr m:val="]"/>
-              <m:grow/>
-            </m:dPr>
+          <m:r>
+            <m:rPr>
+              <m:sty m:val="p"/>
+            </m:rPr>
+            <m:t>[</m:t>
+          </m:r>
+          <m:sSup>
             <m:e>
-              <m:sSup>
-                <m:e>
-                  <m:r>
-                    <m:t>Y</m:t>
-                  </m:r>
-                </m:e>
-                <m:sup>
-                  <m:r>
-                    <m:t>a</m:t>
-                  </m:r>
-                  <m:r>
-                    <m:rPr>
-                      <m:sty m:val="p"/>
-                    </m:rPr>
-                    <m:t>=</m:t>
-                  </m:r>
-                  <m:r>
-                    <m:t>0</m:t>
-                  </m:r>
-                </m:sup>
-              </m:sSup>
+              <m:r>
+                <m:t>Y</m:t>
+              </m:r>
             </m:e>
-          </m:d>
+            <m:sup>
+              <m:r>
+                <m:t>a</m:t>
+              </m:r>
+              <m:r>
+                <m:rPr>
+                  <m:sty m:val="p"/>
+                </m:rPr>
+                <m:t>=</m:t>
+              </m:r>
+              <m:r>
+                <m:t>0</m:t>
+              </m:r>
+            </m:sup>
+          </m:sSup>
+          <m:r>
+            <m:rPr>
+              <m:sty m:val="p"/>
+            </m:rPr>
+            <m:t>]</m:t>
+          </m:r>
         </m:oMath>
       </m:oMathPara>
     </w:p>
@@ -349,8 +353,8 @@
         <w:t xml:space="preserve">The average treatment effect of smoking cessation on weight gain.</w:t>
       </w:r>
     </w:p>
-    <w:bookmarkEnd w:id="20"/>
-    <w:bookmarkStart w:id="21" w:name="measured-confounders"/>
+    <w:bookmarkEnd w:id="9"/>
+    <w:bookmarkStart w:id="10" w:name="measured-confounders"/>
     <w:p>
       <w:pPr>
         <w:pStyle w:val="Heading3"/>
@@ -597,9 +601,9 @@
         <w:t xml:space="preserve">, treatment assignment is as good as random with respect to the potential outcomes.</w:t>
       </w:r>
     </w:p>
-    <w:bookmarkEnd w:id="21"/>
-    <w:bookmarkEnd w:id="22"/>
-    <w:bookmarkStart w:id="27" w:name="estimating-ip-weights-pp.-159-163"/>
+    <w:bookmarkEnd w:id="10"/>
+    <w:bookmarkEnd w:id="11"/>
+    <w:bookmarkStart w:id="16" w:name="estimating-ip-weights-pp.-159-163"/>
     <w:p>
       <w:pPr>
         <w:pStyle w:val="Heading2"/>
@@ -623,7 +627,7 @@
         <w:t xml:space="preserve">The core idea of IP weighting is to create a pseudo-population by weighting each individual by the inverse of their probability of receiving the treatment they actually received.</w:t>
       </w:r>
     </w:p>
-    <w:bookmarkStart w:id="24" w:name="ip-weights-definition"/>
+    <w:bookmarkStart w:id="13" w:name="ip-weights-definition"/>
     <w:p>
       <w:pPr>
         <w:pStyle w:val="Heading3"/>
@@ -632,7 +636,7 @@
         <w:t xml:space="preserve">2.1 IP Weights Definition</w:t>
       </w:r>
     </w:p>
-    <w:bookmarkStart w:id="23" w:name="def-ip-weights"/>
+    <w:bookmarkStart w:id="12" w:name="def-ip-weights"/>
     <w:p>
       <w:pPr>
         <w:pStyle w:val="FirstParagraph"/>
@@ -723,46 +727,48 @@
               <m:r>
                 <m:t>f</m:t>
               </m:r>
-              <m:d>
-                <m:dPr>
-                  <m:begChr m:val="("/>
-                  <m:sepChr m:val=""/>
-                  <m:endChr m:val=")"/>
-                  <m:grow/>
-                </m:dPr>
+              <m:r>
+                <m:rPr>
+                  <m:sty m:val="p"/>
+                </m:rPr>
+                <m:t>(</m:t>
+              </m:r>
+              <m:sSub>
                 <m:e>
-                  <m:sSub>
-                    <m:e>
-                      <m:r>
-                        <m:t>A</m:t>
-                      </m:r>
-                    </m:e>
-                    <m:sub>
-                      <m:r>
-                        <m:t>i</m:t>
-                      </m:r>
-                    </m:sub>
-                  </m:sSub>
                   <m:r>
-                    <m:rPr>
-                      <m:sty m:val="p"/>
-                    </m:rPr>
-                    <m:t>∣</m:t>
+                    <m:t>A</m:t>
                   </m:r>
-                  <m:sSub>
-                    <m:e>
-                      <m:r>
-                        <m:t>L</m:t>
-                      </m:r>
-                    </m:e>
-                    <m:sub>
-                      <m:r>
-                        <m:t>i</m:t>
-                      </m:r>
-                    </m:sub>
-                  </m:sSub>
                 </m:e>
-              </m:d>
+                <m:sub>
+                  <m:r>
+                    <m:t>i</m:t>
+                  </m:r>
+                </m:sub>
+              </m:sSub>
+              <m:r>
+                <m:rPr>
+                  <m:sty m:val="p"/>
+                </m:rPr>
+                <m:t>∣</m:t>
+              </m:r>
+              <m:sSub>
+                <m:e>
+                  <m:r>
+                    <m:t>L</m:t>
+                  </m:r>
+                </m:e>
+                <m:sub>
+                  <m:r>
+                    <m:t>i</m:t>
+                  </m:r>
+                </m:sub>
+              </m:sSub>
+              <m:r>
+                <m:rPr>
+                  <m:sty m:val="p"/>
+                </m:rPr>
+                <m:t>)</m:t>
+              </m:r>
             </m:den>
           </m:f>
         </m:oMath>
@@ -782,26 +788,253 @@
         <m:r>
           <m:t>f</m:t>
         </m:r>
-        <m:d>
-          <m:dPr>
-            <m:begChr m:val="("/>
-            <m:sepChr m:val=""/>
-            <m:endChr m:val=")"/>
-            <m:grow/>
-          </m:dPr>
+        <m:r>
+          <m:rPr>
+            <m:sty m:val="p"/>
+          </m:rPr>
+          <m:t>(</m:t>
+        </m:r>
+        <m:sSub>
           <m:e>
-            <m:sSub>
-              <m:e>
-                <m:r>
-                  <m:t>A</m:t>
-                </m:r>
-              </m:e>
-              <m:sub>
-                <m:r>
-                  <m:t>i</m:t>
-                </m:r>
-              </m:sub>
-            </m:sSub>
+            <m:r>
+              <m:t>A</m:t>
+            </m:r>
+          </m:e>
+          <m:sub>
+            <m:r>
+              <m:t>i</m:t>
+            </m:r>
+          </m:sub>
+        </m:sSub>
+        <m:r>
+          <m:rPr>
+            <m:sty m:val="p"/>
+          </m:rPr>
+          <m:t>∣</m:t>
+        </m:r>
+        <m:sSub>
+          <m:e>
+            <m:r>
+              <m:t>L</m:t>
+            </m:r>
+          </m:e>
+          <m:sub>
+            <m:r>
+              <m:t>i</m:t>
+            </m:r>
+          </m:sub>
+        </m:sSub>
+        <m:r>
+          <m:rPr>
+            <m:sty m:val="p"/>
+          </m:rPr>
+          <m:t>)</m:t>
+        </m:r>
+        <m:r>
+          <m:rPr>
+            <m:sty m:val="p"/>
+          </m:rPr>
+          <m:t>=</m:t>
+        </m:r>
+        <m:r>
+          <m:rPr>
+            <m:sty m:val="p"/>
+          </m:rPr>
+          <m:t>Pr</m:t>
+        </m:r>
+        <m:r>
+          <m:rPr>
+            <m:sty m:val="p"/>
+          </m:rPr>
+          <m:t>[</m:t>
+        </m:r>
+        <m:r>
+          <m:t>A</m:t>
+        </m:r>
+        <m:r>
+          <m:rPr>
+            <m:sty m:val="p"/>
+          </m:rPr>
+          <m:t>=</m:t>
+        </m:r>
+        <m:sSub>
+          <m:e>
+            <m:r>
+              <m:t>A</m:t>
+            </m:r>
+          </m:e>
+          <m:sub>
+            <m:r>
+              <m:t>i</m:t>
+            </m:r>
+          </m:sub>
+        </m:sSub>
+        <m:r>
+          <m:rPr>
+            <m:sty m:val="p"/>
+          </m:rPr>
+          <m:t>∣</m:t>
+        </m:r>
+        <m:r>
+          <m:t>L</m:t>
+        </m:r>
+        <m:r>
+          <m:rPr>
+            <m:sty m:val="p"/>
+          </m:rPr>
+          <m:t>=</m:t>
+        </m:r>
+        <m:sSub>
+          <m:e>
+            <m:r>
+              <m:t>L</m:t>
+            </m:r>
+          </m:e>
+          <m:sub>
+            <m:r>
+              <m:t>i</m:t>
+            </m:r>
+          </m:sub>
+        </m:sSub>
+        <m:r>
+          <m:rPr>
+            <m:sty m:val="p"/>
+          </m:rPr>
+          <m:t>]</m:t>
+        </m:r>
+      </m:oMath>
+      <w:r>
+        <w:t xml:space="preserve"> </w:t>
+      </w:r>
+      <w:r>
+        <w:t xml:space="preserve">is the</w:t>
+      </w:r>
+      <w:r>
+        <w:t xml:space="preserve"> </w:t>
+      </w:r>
+      <w:r>
+        <w:rPr>
+          <w:b/>
+          <w:bCs/>
+        </w:rPr>
+        <w:t xml:space="preserve">propensity score</w:t>
+      </w:r>
+      <w:r>
+        <w:t xml:space="preserve"> </w:t>
+      </w:r>
+      <w:r>
+        <w:t xml:space="preserve">- the probability of receiving the treatment actually received, given confounders.</w:t>
+      </w:r>
+    </w:p>
+    <w:p>
+      <w:pPr>
+        <w:pStyle w:val="BodyText"/>
+      </w:pPr>
+      <w:r>
+        <w:t xml:space="preserve">For a dichotomous treatment:</w:t>
+      </w:r>
+    </w:p>
+    <w:p>
+      <w:pPr>
+        <w:pStyle w:val="Compact"/>
+        <w:numPr>
+          <w:ilvl w:val="0"/>
+          <w:numId w:val="1002"/>
+        </w:numPr>
+      </w:pPr>
+      <w:r>
+        <w:t xml:space="preserve">If</w:t>
+      </w:r>
+      <w:r>
+        <w:t xml:space="preserve"> </w:t>
+      </w:r>
+      <m:oMath>
+        <m:sSub>
+          <m:e>
+            <m:r>
+              <m:t>A</m:t>
+            </m:r>
+          </m:e>
+          <m:sub>
+            <m:r>
+              <m:t>i</m:t>
+            </m:r>
+          </m:sub>
+        </m:sSub>
+        <m:r>
+          <m:rPr>
+            <m:sty m:val="p"/>
+          </m:rPr>
+          <m:t>=</m:t>
+        </m:r>
+        <m:r>
+          <m:t>1</m:t>
+        </m:r>
+      </m:oMath>
+      <w:r>
+        <w:t xml:space="preserve">:</w:t>
+      </w:r>
+      <w:r>
+        <w:t xml:space="preserve"> </w:t>
+      </w:r>
+      <m:oMath>
+        <m:sSubSup>
+          <m:e>
+            <m:r>
+              <m:t>W</m:t>
+            </m:r>
+          </m:e>
+          <m:sub>
+            <m:r>
+              <m:t>i</m:t>
+            </m:r>
+          </m:sub>
+          <m:sup>
+            <m:r>
+              <m:t>A</m:t>
+            </m:r>
+          </m:sup>
+        </m:sSubSup>
+        <m:r>
+          <m:rPr>
+            <m:sty m:val="p"/>
+          </m:rPr>
+          <m:t>=</m:t>
+        </m:r>
+        <m:f>
+          <m:fPr>
+            <m:type m:val="bar"/>
+          </m:fPr>
+          <m:num>
+            <m:r>
+              <m:t>1</m:t>
+            </m:r>
+          </m:num>
+          <m:den>
+            <m:r>
+              <m:rPr>
+                <m:sty m:val="p"/>
+              </m:rPr>
+              <m:t>Pr</m:t>
+            </m:r>
+            <m:r>
+              <m:rPr>
+                <m:sty m:val="p"/>
+              </m:rPr>
+              <m:t>[</m:t>
+            </m:r>
+            <m:r>
+              <m:t>A</m:t>
+            </m:r>
+            <m:r>
+              <m:rPr>
+                <m:sty m:val="p"/>
+              </m:rPr>
+              <m:t>=</m:t>
+            </m:r>
+            <m:r>
+              <m:t>1</m:t>
+            </m:r>
             <m:r>
               <m:rPr>
                 <m:sty m:val="p"/>
@@ -820,8 +1053,43 @@
                 </m:r>
               </m:sub>
             </m:sSub>
+            <m:r>
+              <m:rPr>
+                <m:sty m:val="p"/>
+              </m:rPr>
+              <m:t>]</m:t>
+            </m:r>
+          </m:den>
+        </m:f>
+      </m:oMath>
+    </w:p>
+    <w:p>
+      <w:pPr>
+        <w:pStyle w:val="Compact"/>
+        <w:numPr>
+          <w:ilvl w:val="0"/>
+          <w:numId w:val="1002"/>
+        </w:numPr>
+      </w:pPr>
+      <w:r>
+        <w:t xml:space="preserve">If</w:t>
+      </w:r>
+      <w:r>
+        <w:t xml:space="preserve"> </w:t>
+      </w:r>
+      <m:oMath>
+        <m:sSub>
+          <m:e>
+            <m:r>
+              <m:t>A</m:t>
+            </m:r>
           </m:e>
-        </m:d>
+          <m:sub>
+            <m:r>
+              <m:t>i</m:t>
+            </m:r>
+          </m:sub>
+        </m:sSub>
         <m:r>
           <m:rPr>
             <m:sty m:val="p"/>
@@ -829,19 +1097,61 @@
           <m:t>=</m:t>
         </m:r>
         <m:r>
-          <m:rPr>
-            <m:sty m:val="p"/>
-          </m:rPr>
-          <m:t>Pr</m:t>
-        </m:r>
-        <m:d>
-          <m:dPr>
-            <m:begChr m:val="["/>
-            <m:sepChr m:val=""/>
-            <m:endChr m:val="]"/>
-            <m:grow/>
-          </m:dPr>
+          <m:t>0</m:t>
+        </m:r>
+      </m:oMath>
+      <w:r>
+        <w:t xml:space="preserve">:</w:t>
+      </w:r>
+      <w:r>
+        <w:t xml:space="preserve"> </w:t>
+      </w:r>
+      <m:oMath>
+        <m:sSubSup>
           <m:e>
+            <m:r>
+              <m:t>W</m:t>
+            </m:r>
+          </m:e>
+          <m:sub>
+            <m:r>
+              <m:t>i</m:t>
+            </m:r>
+          </m:sub>
+          <m:sup>
+            <m:r>
+              <m:t>A</m:t>
+            </m:r>
+          </m:sup>
+        </m:sSubSup>
+        <m:r>
+          <m:rPr>
+            <m:sty m:val="p"/>
+          </m:rPr>
+          <m:t>=</m:t>
+        </m:r>
+        <m:f>
+          <m:fPr>
+            <m:type m:val="bar"/>
+          </m:fPr>
+          <m:num>
+            <m:r>
+              <m:t>1</m:t>
+            </m:r>
+          </m:num>
+          <m:den>
+            <m:r>
+              <m:rPr>
+                <m:sty m:val="p"/>
+              </m:rPr>
+              <m:t>Pr</m:t>
+            </m:r>
+            <m:r>
+              <m:rPr>
+                <m:sty m:val="p"/>
+              </m:rPr>
+              <m:t>[</m:t>
+            </m:r>
             <m:r>
               <m:t>A</m:t>
             </m:r>
@@ -851,32 +1161,14 @@
               </m:rPr>
               <m:t>=</m:t>
             </m:r>
-            <m:sSub>
-              <m:e>
-                <m:r>
-                  <m:t>A</m:t>
-                </m:r>
-              </m:e>
-              <m:sub>
-                <m:r>
-                  <m:t>i</m:t>
-                </m:r>
-              </m:sub>
-            </m:sSub>
+            <m:r>
+              <m:t>0</m:t>
+            </m:r>
             <m:r>
               <m:rPr>
                 <m:sty m:val="p"/>
               </m:rPr>
               <m:t>∣</m:t>
-            </m:r>
-            <m:r>
-              <m:t>L</m:t>
-            </m:r>
-            <m:r>
-              <m:rPr>
-                <m:sty m:val="p"/>
-              </m:rPr>
-              <m:t>=</m:t>
             </m:r>
             <m:sSub>
               <m:e>
@@ -890,101 +1182,14 @@
                 </m:r>
               </m:sub>
             </m:sSub>
-          </m:e>
-        </m:d>
-      </m:oMath>
-      <w:r>
-        <w:t xml:space="preserve"> </w:t>
-      </w:r>
-      <w:r>
-        <w:t xml:space="preserve">is the</w:t>
-      </w:r>
-      <w:r>
-        <w:t xml:space="preserve"> </w:t>
-      </w:r>
-      <w:r>
-        <w:rPr>
-          <w:b/>
-          <w:bCs/>
-        </w:rPr>
-        <w:t xml:space="preserve">propensity score</w:t>
-      </w:r>
-      <w:r>
-        <w:t xml:space="preserve"> </w:t>
-      </w:r>
-      <w:r>
-        <w:t xml:space="preserve">- the probability of receiving the treatment actually received, given confounders.</w:t>
-      </w:r>
-    </w:p>
-    <w:p>
-      <w:pPr>
-        <w:pStyle w:val="BodyText"/>
-      </w:pPr>
-      <w:r>
-        <w:t xml:space="preserve">For a dichotomous treatment:</w:t>
-      </w:r>
-    </w:p>
-    <w:p>
-      <w:pPr>
-        <w:pStyle w:val="Compact"/>
-        <w:numPr>
-          <w:ilvl w:val="0"/>
-          <w:numId w:val="1002"/>
-        </w:numPr>
-      </w:pPr>
-      <w:r>
-        <w:t xml:space="preserve">If</w:t>
-      </w:r>
-      <w:r>
-        <w:t xml:space="preserve"> </w:t>
-      </w:r>
-      <m:oMath>
-        <m:sSub>
-          <m:e>
-            <m:r>
-              <m:t>A</m:t>
-            </m:r>
-          </m:e>
-          <m:sub>
-            <m:r>
-              <m:t>i</m:t>
-            </m:r>
-          </m:sub>
-        </m:sSub>
-        <m:r>
-          <m:rPr>
-            <m:sty m:val="p"/>
-          </m:rPr>
-          <m:t>=</m:t>
-        </m:r>
-        <m:r>
-          <m:t>1</m:t>
-        </m:r>
-      </m:oMath>
-      <w:r>
-        <w:t xml:space="preserve">:</w:t>
-      </w:r>
-      <w:r>
-        <w:t xml:space="preserve"> </w:t>
-      </w:r>
-      <m:oMath>
-        <m:sSubSup>
-          <m:e>
-            <m:r>
-              <m:t>W</m:t>
-            </m:r>
-          </m:e>
-          <m:sub>
-            <m:r>
-              <m:t>i</m:t>
-            </m:r>
-          </m:sub>
-          <m:sup>
-            <m:r>
-              <m:t>A</m:t>
-            </m:r>
-          </m:sup>
-        </m:sSubSup>
+            <m:r>
+              <m:rPr>
+                <m:sty m:val="p"/>
+              </m:rPr>
+              <m:t>]</m:t>
+            </m:r>
+          </m:den>
+        </m:f>
         <m:r>
           <m:rPr>
             <m:sty m:val="p"/>
@@ -1002,298 +1207,26 @@
           </m:num>
           <m:den>
             <m:r>
+              <m:t>1</m:t>
+            </m:r>
+            <m:r>
+              <m:rPr>
+                <m:sty m:val="p"/>
+              </m:rPr>
+              <m:t>−</m:t>
+            </m:r>
+            <m:r>
               <m:rPr>
                 <m:sty m:val="p"/>
               </m:rPr>
               <m:t>Pr</m:t>
             </m:r>
-            <m:d>
-              <m:dPr>
-                <m:begChr m:val="["/>
-                <m:sepChr m:val=""/>
-                <m:endChr m:val="]"/>
-                <m:grow/>
-              </m:dPr>
-              <m:e>
-                <m:r>
-                  <m:t>A</m:t>
-                </m:r>
-                <m:r>
-                  <m:rPr>
-                    <m:sty m:val="p"/>
-                  </m:rPr>
-                  <m:t>=</m:t>
-                </m:r>
-                <m:r>
-                  <m:t>1</m:t>
-                </m:r>
-                <m:r>
-                  <m:rPr>
-                    <m:sty m:val="p"/>
-                  </m:rPr>
-                  <m:t>∣</m:t>
-                </m:r>
-                <m:sSub>
-                  <m:e>
-                    <m:r>
-                      <m:t>L</m:t>
-                    </m:r>
-                  </m:e>
-                  <m:sub>
-                    <m:r>
-                      <m:t>i</m:t>
-                    </m:r>
-                  </m:sub>
-                </m:sSub>
-              </m:e>
-            </m:d>
-          </m:den>
-        </m:f>
-      </m:oMath>
-    </w:p>
-    <w:p>
-      <w:pPr>
-        <w:pStyle w:val="Compact"/>
-        <w:numPr>
-          <w:ilvl w:val="0"/>
-          <w:numId w:val="1002"/>
-        </w:numPr>
-      </w:pPr>
-      <w:r>
-        <w:t xml:space="preserve">If</w:t>
-      </w:r>
-      <w:r>
-        <w:t xml:space="preserve"> </w:t>
-      </w:r>
-      <m:oMath>
-        <m:sSub>
-          <m:e>
-            <m:r>
-              <m:t>A</m:t>
-            </m:r>
-          </m:e>
-          <m:sub>
-            <m:r>
-              <m:t>i</m:t>
-            </m:r>
-          </m:sub>
-        </m:sSub>
-        <m:r>
-          <m:rPr>
-            <m:sty m:val="p"/>
-          </m:rPr>
-          <m:t>=</m:t>
-        </m:r>
-        <m:r>
-          <m:t>0</m:t>
-        </m:r>
-      </m:oMath>
-      <w:r>
-        <w:t xml:space="preserve">:</w:t>
-      </w:r>
-      <w:r>
-        <w:t xml:space="preserve"> </w:t>
-      </w:r>
-      <m:oMath>
-        <m:sSubSup>
-          <m:e>
-            <m:r>
-              <m:t>W</m:t>
-            </m:r>
-          </m:e>
-          <m:sub>
-            <m:r>
-              <m:t>i</m:t>
-            </m:r>
-          </m:sub>
-          <m:sup>
-            <m:r>
-              <m:t>A</m:t>
-            </m:r>
-          </m:sup>
-        </m:sSubSup>
-        <m:r>
-          <m:rPr>
-            <m:sty m:val="p"/>
-          </m:rPr>
-          <m:t>=</m:t>
-        </m:r>
-        <m:f>
-          <m:fPr>
-            <m:type m:val="bar"/>
-          </m:fPr>
-          <m:num>
-            <m:r>
-              <m:t>1</m:t>
-            </m:r>
-          </m:num>
-          <m:den>
             <m:r>
               <m:rPr>
                 <m:sty m:val="p"/>
               </m:rPr>
-              <m:t>Pr</m:t>
-            </m:r>
-            <m:d>
-              <m:dPr>
-                <m:begChr m:val="["/>
-                <m:sepChr m:val=""/>
-                <m:endChr m:val="]"/>
-                <m:grow/>
-              </m:dPr>
-              <m:e>
-                <m:r>
-                  <m:t>A</m:t>
-                </m:r>
-                <m:r>
-                  <m:rPr>
-                    <m:sty m:val="p"/>
-                  </m:rPr>
-                  <m:t>=</m:t>
-                </m:r>
-                <m:r>
-                  <m:t>0</m:t>
-                </m:r>
-                <m:r>
-                  <m:rPr>
-                    <m:sty m:val="p"/>
-                  </m:rPr>
-                  <m:t>∣</m:t>
-                </m:r>
-                <m:sSub>
-                  <m:e>
-                    <m:r>
-                      <m:t>L</m:t>
-                    </m:r>
-                  </m:e>
-                  <m:sub>
-                    <m:r>
-                      <m:t>i</m:t>
-                    </m:r>
-                  </m:sub>
-                </m:sSub>
-              </m:e>
-            </m:d>
-          </m:den>
-        </m:f>
-        <m:r>
-          <m:rPr>
-            <m:sty m:val="p"/>
-          </m:rPr>
-          <m:t>=</m:t>
-        </m:r>
-        <m:f>
-          <m:fPr>
-            <m:type m:val="bar"/>
-          </m:fPr>
-          <m:num>
-            <m:r>
-              <m:t>1</m:t>
-            </m:r>
-          </m:num>
-          <m:den>
-            <m:r>
-              <m:t>1</m:t>
-            </m:r>
-            <m:r>
-              <m:rPr>
-                <m:sty m:val="p"/>
-              </m:rPr>
-              <m:t>−</m:t>
-            </m:r>
-            <m:r>
-              <m:rPr>
-                <m:sty m:val="p"/>
-              </m:rPr>
-              <m:t>Pr</m:t>
-            </m:r>
-            <m:d>
-              <m:dPr>
-                <m:begChr m:val="["/>
-                <m:sepChr m:val=""/>
-                <m:endChr m:val="]"/>
-                <m:grow/>
-              </m:dPr>
-              <m:e>
-                <m:r>
-                  <m:t>A</m:t>
-                </m:r>
-                <m:r>
-                  <m:rPr>
-                    <m:sty m:val="p"/>
-                  </m:rPr>
-                  <m:t>=</m:t>
-                </m:r>
-                <m:r>
-                  <m:t>1</m:t>
-                </m:r>
-                <m:r>
-                  <m:rPr>
-                    <m:sty m:val="p"/>
-                  </m:rPr>
-                  <m:t>∣</m:t>
-                </m:r>
-                <m:sSub>
-                  <m:e>
-                    <m:r>
-                      <m:t>L</m:t>
-                    </m:r>
-                  </m:e>
-                  <m:sub>
-                    <m:r>
-                      <m:t>i</m:t>
-                    </m:r>
-                  </m:sub>
-                </m:sSub>
-              </m:e>
-            </m:d>
-          </m:den>
-        </m:f>
-      </m:oMath>
-    </w:p>
-    <w:bookmarkEnd w:id="23"/>
-    <w:bookmarkEnd w:id="24"/>
-    <w:bookmarkStart w:id="25" w:name="estimating-propensity-scores"/>
-    <w:p>
-      <w:pPr>
-        <w:pStyle w:val="Heading3"/>
-      </w:pPr>
-      <w:r>
-        <w:t xml:space="preserve">2.2 Estimating Propensity Scores</w:t>
-      </w:r>
-    </w:p>
-    <w:p>
-      <w:pPr>
-        <w:pStyle w:val="FirstParagraph"/>
-      </w:pPr>
-      <w:r>
-        <w:rPr>
-          <w:b/>
-          <w:bCs/>
-        </w:rPr>
-        <w:t xml:space="preserve">Step 1</w:t>
-      </w:r>
-      <w:r>
-        <w:t xml:space="preserve">: Fit a model for</w:t>
-      </w:r>
-      <w:r>
-        <w:t xml:space="preserve"> </w:t>
-      </w:r>
-      <m:oMath>
-        <m:r>
-          <m:rPr>
-            <m:sty m:val="p"/>
-          </m:rPr>
-          <m:t>Pr</m:t>
-        </m:r>
-        <m:d>
-          <m:dPr>
-            <m:begChr m:val="["/>
-            <m:sepChr m:val=""/>
-            <m:endChr m:val="]"/>
-            <m:grow/>
-          </m:dPr>
-          <m:e>
+              <m:t>[</m:t>
+            </m:r>
             <m:r>
               <m:t>A</m:t>
             </m:r>
@@ -1306,251 +1239,6 @@
             <m:r>
               <m:t>1</m:t>
             </m:r>
-            <m:r>
-              <m:rPr>
-                <m:sty m:val="p"/>
-              </m:rPr>
-              <m:t>∣</m:t>
-            </m:r>
-            <m:r>
-              <m:t>L</m:t>
-            </m:r>
-          </m:e>
-        </m:d>
-      </m:oMath>
-    </w:p>
-    <w:p>
-      <w:pPr>
-        <w:pStyle w:val="BodyText"/>
-      </w:pPr>
-      <w:r>
-        <w:t xml:space="preserve">For dichotomous treatment, use logistic regression:</w:t>
-      </w:r>
-    </w:p>
-    <w:p>
-      <w:pPr>
-        <w:pStyle w:val="BodyText"/>
-      </w:pPr>
-      <m:oMathPara>
-        <m:oMathParaPr>
-          <m:jc m:val="center"/>
-        </m:oMathParaPr>
-        <m:oMath>
-          <m:r>
-            <m:rPr>
-              <m:nor/>
-              <m:sty m:val="p"/>
-            </m:rPr>
-            <m:t>logit</m:t>
-          </m:r>
-          <m:r>
-            <m:rPr>
-              <m:sty m:val="p"/>
-            </m:rPr>
-            <m:t>Pr</m:t>
-          </m:r>
-          <m:d>
-            <m:dPr>
-              <m:begChr m:val="["/>
-              <m:sepChr m:val=""/>
-              <m:endChr m:val="]"/>
-              <m:grow/>
-            </m:dPr>
-            <m:e>
-              <m:r>
-                <m:t>A</m:t>
-              </m:r>
-              <m:r>
-                <m:rPr>
-                  <m:sty m:val="p"/>
-                </m:rPr>
-                <m:t>=</m:t>
-              </m:r>
-              <m:r>
-                <m:t>1</m:t>
-              </m:r>
-              <m:r>
-                <m:rPr>
-                  <m:sty m:val="p"/>
-                </m:rPr>
-                <m:t>∣</m:t>
-              </m:r>
-              <m:r>
-                <m:t>L</m:t>
-              </m:r>
-            </m:e>
-          </m:d>
-          <m:r>
-            <m:rPr>
-              <m:sty m:val="p"/>
-            </m:rPr>
-            <m:t>=</m:t>
-          </m:r>
-          <m:sSub>
-            <m:e>
-              <m:r>
-                <m:t>β</m:t>
-              </m:r>
-            </m:e>
-            <m:sub>
-              <m:r>
-                <m:t>0</m:t>
-              </m:r>
-            </m:sub>
-          </m:sSub>
-          <m:r>
-            <m:rPr>
-              <m:sty m:val="p"/>
-            </m:rPr>
-            <m:t>+</m:t>
-          </m:r>
-          <m:sSub>
-            <m:e>
-              <m:r>
-                <m:t>β</m:t>
-              </m:r>
-            </m:e>
-            <m:sub>
-              <m:r>
-                <m:t>1</m:t>
-              </m:r>
-            </m:sub>
-          </m:sSub>
-          <m:sSub>
-            <m:e>
-              <m:r>
-                <m:t>L</m:t>
-              </m:r>
-            </m:e>
-            <m:sub>
-              <m:r>
-                <m:t>1</m:t>
-              </m:r>
-            </m:sub>
-          </m:sSub>
-          <m:r>
-            <m:rPr>
-              <m:sty m:val="p"/>
-            </m:rPr>
-            <m:t>+</m:t>
-          </m:r>
-          <m:sSub>
-            <m:e>
-              <m:r>
-                <m:t>β</m:t>
-              </m:r>
-            </m:e>
-            <m:sub>
-              <m:r>
-                <m:t>2</m:t>
-              </m:r>
-            </m:sub>
-          </m:sSub>
-          <m:sSub>
-            <m:e>
-              <m:r>
-                <m:t>L</m:t>
-              </m:r>
-            </m:e>
-            <m:sub>
-              <m:r>
-                <m:t>2</m:t>
-              </m:r>
-            </m:sub>
-          </m:sSub>
-          <m:r>
-            <m:rPr>
-              <m:sty m:val="p"/>
-            </m:rPr>
-            <m:t>+</m:t>
-          </m:r>
-          <m:r>
-            <m:rPr>
-              <m:sty m:val="p"/>
-            </m:rPr>
-            <m:t>…</m:t>
-          </m:r>
-          <m:r>
-            <m:rPr>
-              <m:sty m:val="p"/>
-            </m:rPr>
-            <m:t>+</m:t>
-          </m:r>
-          <m:sSub>
-            <m:e>
-              <m:r>
-                <m:t>β</m:t>
-              </m:r>
-            </m:e>
-            <m:sub>
-              <m:r>
-                <m:t>p</m:t>
-              </m:r>
-            </m:sub>
-          </m:sSub>
-          <m:sSub>
-            <m:e>
-              <m:r>
-                <m:t>L</m:t>
-              </m:r>
-            </m:e>
-            <m:sub>
-              <m:r>
-                <m:t>p</m:t>
-              </m:r>
-            </m:sub>
-          </m:sSub>
-        </m:oMath>
-      </m:oMathPara>
-    </w:p>
-    <w:p>
-      <w:pPr>
-        <w:pStyle w:val="FirstParagraph"/>
-      </w:pPr>
-      <w:r>
-        <w:rPr>
-          <w:b/>
-          <w:bCs/>
-        </w:rPr>
-        <w:t xml:space="preserve">Step 2</w:t>
-      </w:r>
-      <w:r>
-        <w:t xml:space="preserve">: Predict</w:t>
-      </w:r>
-      <w:r>
-        <w:t xml:space="preserve"> </w:t>
-      </w:r>
-      <m:oMath>
-        <m:acc>
-          <m:accPr>
-            <m:chr m:val="̂"/>
-          </m:accPr>
-          <m:e>
-            <m:r>
-              <m:t>f</m:t>
-            </m:r>
-          </m:e>
-        </m:acc>
-        <m:d>
-          <m:dPr>
-            <m:begChr m:val="("/>
-            <m:sepChr m:val=""/>
-            <m:endChr m:val=")"/>
-            <m:grow/>
-          </m:dPr>
-          <m:e>
-            <m:sSub>
-              <m:e>
-                <m:r>
-                  <m:t>A</m:t>
-                </m:r>
-              </m:e>
-              <m:sub>
-                <m:r>
-                  <m:t>i</m:t>
-                </m:r>
-              </m:sub>
-            </m:sSub>
             <m:r>
               <m:rPr>
                 <m:sty m:val="p"/>
@@ -1569,43 +1257,60 @@
                 </m:r>
               </m:sub>
             </m:sSub>
-          </m:e>
-        </m:d>
+            <m:r>
+              <m:rPr>
+                <m:sty m:val="p"/>
+              </m:rPr>
+              <m:t>]</m:t>
+            </m:r>
+          </m:den>
+        </m:f>
       </m:oMath>
-      <w:r>
-        <w:t xml:space="preserve"> </w:t>
-      </w:r>
-      <w:r>
-        <w:t xml:space="preserve">for each individual</w:t>
-      </w:r>
-    </w:p>
-    <w:p>
-      <w:pPr>
-        <w:pStyle w:val="Compact"/>
-        <w:numPr>
-          <w:ilvl w:val="0"/>
-          <w:numId w:val="1003"/>
-        </w:numPr>
-      </w:pPr>
-      <w:r>
-        <w:t xml:space="preserve">For</w:t>
+    </w:p>
+    <w:bookmarkEnd w:id="12"/>
+    <w:bookmarkEnd w:id="13"/>
+    <w:bookmarkStart w:id="14" w:name="estimating-propensity-scores"/>
+    <w:p>
+      <w:pPr>
+        <w:pStyle w:val="Heading3"/>
+      </w:pPr>
+      <w:r>
+        <w:t xml:space="preserve">2.2 Estimating Propensity Scores</w:t>
+      </w:r>
+    </w:p>
+    <w:p>
+      <w:pPr>
+        <w:pStyle w:val="FirstParagraph"/>
+      </w:pPr>
+      <w:r>
+        <w:rPr>
+          <w:b/>
+          <w:bCs/>
+        </w:rPr>
+        <w:t xml:space="preserve">Step 1</w:t>
+      </w:r>
+      <w:r>
+        <w:t xml:space="preserve">: Fit a model for</w:t>
       </w:r>
       <w:r>
         <w:t xml:space="preserve"> </w:t>
       </w:r>
       <m:oMath>
-        <m:sSub>
-          <m:e>
-            <m:r>
-              <m:t>A</m:t>
-            </m:r>
-          </m:e>
-          <m:sub>
-            <m:r>
-              <m:t>i</m:t>
-            </m:r>
-          </m:sub>
-        </m:sSub>
+        <m:r>
+          <m:rPr>
+            <m:sty m:val="p"/>
+          </m:rPr>
+          <m:t>Pr</m:t>
+        </m:r>
+        <m:r>
+          <m:rPr>
+            <m:sty m:val="p"/>
+          </m:rPr>
+          <m:t>[</m:t>
+        </m:r>
+        <m:r>
+          <m:t>A</m:t>
+        </m:r>
         <m:r>
           <m:rPr>
             <m:sty m:val="p"/>
@@ -1615,9 +1320,222 @@
         <m:r>
           <m:t>1</m:t>
         </m:r>
+        <m:r>
+          <m:rPr>
+            <m:sty m:val="p"/>
+          </m:rPr>
+          <m:t>∣</m:t>
+        </m:r>
+        <m:r>
+          <m:t>L</m:t>
+        </m:r>
+        <m:r>
+          <m:rPr>
+            <m:sty m:val="p"/>
+          </m:rPr>
+          <m:t>]</m:t>
+        </m:r>
       </m:oMath>
-      <w:r>
-        <w:t xml:space="preserve">:</w:t>
+    </w:p>
+    <w:p>
+      <w:pPr>
+        <w:pStyle w:val="BodyText"/>
+      </w:pPr>
+      <w:r>
+        <w:t xml:space="preserve">For dichotomous treatment, use logistic regression:</w:t>
+      </w:r>
+    </w:p>
+    <w:p>
+      <w:pPr>
+        <w:pStyle w:val="BodyText"/>
+      </w:pPr>
+      <m:oMathPara>
+        <m:oMathParaPr>
+          <m:jc m:val="center"/>
+        </m:oMathParaPr>
+        <m:oMath>
+          <m:r>
+            <m:rPr>
+              <m:nor/>
+              <m:sty m:val="p"/>
+            </m:rPr>
+            <m:t>logit</m:t>
+          </m:r>
+          <m:r>
+            <m:rPr>
+              <m:sty m:val="p"/>
+            </m:rPr>
+            <m:t>Pr</m:t>
+          </m:r>
+          <m:r>
+            <m:rPr>
+              <m:sty m:val="p"/>
+            </m:rPr>
+            <m:t>[</m:t>
+          </m:r>
+          <m:r>
+            <m:t>A</m:t>
+          </m:r>
+          <m:r>
+            <m:rPr>
+              <m:sty m:val="p"/>
+            </m:rPr>
+            <m:t>=</m:t>
+          </m:r>
+          <m:r>
+            <m:t>1</m:t>
+          </m:r>
+          <m:r>
+            <m:rPr>
+              <m:sty m:val="p"/>
+            </m:rPr>
+            <m:t>∣</m:t>
+          </m:r>
+          <m:r>
+            <m:t>L</m:t>
+          </m:r>
+          <m:r>
+            <m:rPr>
+              <m:sty m:val="p"/>
+            </m:rPr>
+            <m:t>]</m:t>
+          </m:r>
+          <m:r>
+            <m:rPr>
+              <m:sty m:val="p"/>
+            </m:rPr>
+            <m:t>=</m:t>
+          </m:r>
+          <m:sSub>
+            <m:e>
+              <m:r>
+                <m:t>β</m:t>
+              </m:r>
+            </m:e>
+            <m:sub>
+              <m:r>
+                <m:t>0</m:t>
+              </m:r>
+            </m:sub>
+          </m:sSub>
+          <m:r>
+            <m:rPr>
+              <m:sty m:val="p"/>
+            </m:rPr>
+            <m:t>+</m:t>
+          </m:r>
+          <m:sSub>
+            <m:e>
+              <m:r>
+                <m:t>β</m:t>
+              </m:r>
+            </m:e>
+            <m:sub>
+              <m:r>
+                <m:t>1</m:t>
+              </m:r>
+            </m:sub>
+          </m:sSub>
+          <m:sSub>
+            <m:e>
+              <m:r>
+                <m:t>L</m:t>
+              </m:r>
+            </m:e>
+            <m:sub>
+              <m:r>
+                <m:t>1</m:t>
+              </m:r>
+            </m:sub>
+          </m:sSub>
+          <m:r>
+            <m:rPr>
+              <m:sty m:val="p"/>
+            </m:rPr>
+            <m:t>+</m:t>
+          </m:r>
+          <m:sSub>
+            <m:e>
+              <m:r>
+                <m:t>β</m:t>
+              </m:r>
+            </m:e>
+            <m:sub>
+              <m:r>
+                <m:t>2</m:t>
+              </m:r>
+            </m:sub>
+          </m:sSub>
+          <m:sSub>
+            <m:e>
+              <m:r>
+                <m:t>L</m:t>
+              </m:r>
+            </m:e>
+            <m:sub>
+              <m:r>
+                <m:t>2</m:t>
+              </m:r>
+            </m:sub>
+          </m:sSub>
+          <m:r>
+            <m:rPr>
+              <m:sty m:val="p"/>
+            </m:rPr>
+            <m:t>+</m:t>
+          </m:r>
+          <m:r>
+            <m:rPr>
+              <m:sty m:val="p"/>
+            </m:rPr>
+            <m:t>…</m:t>
+          </m:r>
+          <m:r>
+            <m:rPr>
+              <m:sty m:val="p"/>
+            </m:rPr>
+            <m:t>+</m:t>
+          </m:r>
+          <m:sSub>
+            <m:e>
+              <m:r>
+                <m:t>β</m:t>
+              </m:r>
+            </m:e>
+            <m:sub>
+              <m:r>
+                <m:t>p</m:t>
+              </m:r>
+            </m:sub>
+          </m:sSub>
+          <m:sSub>
+            <m:e>
+              <m:r>
+                <m:t>L</m:t>
+              </m:r>
+            </m:e>
+            <m:sub>
+              <m:r>
+                <m:t>p</m:t>
+              </m:r>
+            </m:sub>
+          </m:sSub>
+        </m:oMath>
+      </m:oMathPara>
+    </w:p>
+    <w:p>
+      <w:pPr>
+        <w:pStyle w:val="FirstParagraph"/>
+      </w:pPr>
+      <w:r>
+        <w:rPr>
+          <w:b/>
+          <w:bCs/>
+        </w:rPr>
+        <w:t xml:space="preserve">Step 2</w:t>
+      </w:r>
+      <w:r>
+        <w:t xml:space="preserve">: Predict</w:t>
       </w:r>
       <w:r>
         <w:t xml:space="preserve"> </w:t>
@@ -1633,97 +1551,55 @@
             </m:r>
           </m:e>
         </m:acc>
-        <m:d>
-          <m:dPr>
-            <m:begChr m:val="("/>
-            <m:sepChr m:val=""/>
-            <m:endChr m:val=")"/>
-            <m:grow/>
-          </m:dPr>
+        <m:r>
+          <m:rPr>
+            <m:sty m:val="p"/>
+          </m:rPr>
+          <m:t>(</m:t>
+        </m:r>
+        <m:sSub>
           <m:e>
             <m:r>
-              <m:t>1</m:t>
-            </m:r>
-            <m:r>
-              <m:rPr>
-                <m:sty m:val="p"/>
-              </m:rPr>
-              <m:t>∣</m:t>
-            </m:r>
-            <m:sSub>
-              <m:e>
-                <m:r>
-                  <m:t>L</m:t>
-                </m:r>
-              </m:e>
-              <m:sub>
-                <m:r>
-                  <m:t>i</m:t>
-                </m:r>
-              </m:sub>
-            </m:sSub>
+              <m:t>A</m:t>
+            </m:r>
           </m:e>
-        </m:d>
-        <m:r>
-          <m:rPr>
-            <m:sty m:val="p"/>
-          </m:rPr>
-          <m:t>=</m:t>
-        </m:r>
-        <m:acc>
-          <m:accPr>
-            <m:chr m:val="̂"/>
-          </m:accPr>
+          <m:sub>
+            <m:r>
+              <m:t>i</m:t>
+            </m:r>
+          </m:sub>
+        </m:sSub>
+        <m:r>
+          <m:rPr>
+            <m:sty m:val="p"/>
+          </m:rPr>
+          <m:t>∣</m:t>
+        </m:r>
+        <m:sSub>
           <m:e>
             <m:r>
-              <m:rPr>
-                <m:sty m:val="p"/>
-              </m:rPr>
-              <m:t>Pr</m:t>
+              <m:t>L</m:t>
             </m:r>
           </m:e>
-        </m:acc>
-        <m:d>
-          <m:dPr>
-            <m:begChr m:val="["/>
-            <m:sepChr m:val=""/>
-            <m:endChr m:val="]"/>
-            <m:grow/>
-          </m:dPr>
-          <m:e>
-            <m:r>
-              <m:t>A</m:t>
-            </m:r>
-            <m:r>
-              <m:rPr>
-                <m:sty m:val="p"/>
-              </m:rPr>
-              <m:t>=</m:t>
-            </m:r>
-            <m:r>
-              <m:t>1</m:t>
-            </m:r>
-            <m:r>
-              <m:rPr>
-                <m:sty m:val="p"/>
-              </m:rPr>
-              <m:t>∣</m:t>
-            </m:r>
-            <m:sSub>
-              <m:e>
-                <m:r>
-                  <m:t>L</m:t>
-                </m:r>
-              </m:e>
-              <m:sub>
-                <m:r>
-                  <m:t>i</m:t>
-                </m:r>
-              </m:sub>
-            </m:sSub>
-          </m:e>
-        </m:d>
+          <m:sub>
+            <m:r>
+              <m:t>i</m:t>
+            </m:r>
+          </m:sub>
+        </m:sSub>
+        <m:r>
+          <m:rPr>
+            <m:sty m:val="p"/>
+          </m:rPr>
+          <m:t>)</m:t>
+        </m:r>
       </m:oMath>
+      <w:r>
+        <w:t xml:space="preserve"> </w:t>
+      </w:r>
+      <w:r>
+        <w:t xml:space="preserve">for each individual</w:t>
+      </w:r>
     </w:p>
     <w:p>
       <w:pPr>
@@ -1759,7 +1635,7 @@
           <m:t>=</m:t>
         </m:r>
         <m:r>
-          <m:t>0</m:t>
+          <m:t>1</m:t>
         </m:r>
       </m:oMath>
       <w:r>
@@ -1779,51 +1655,44 @@
             </m:r>
           </m:e>
         </m:acc>
-        <m:d>
-          <m:dPr>
-            <m:begChr m:val="("/>
-            <m:sepChr m:val=""/>
-            <m:endChr m:val=")"/>
-            <m:grow/>
-          </m:dPr>
+        <m:r>
+          <m:rPr>
+            <m:sty m:val="p"/>
+          </m:rPr>
+          <m:t>(</m:t>
+        </m:r>
+        <m:r>
+          <m:t>1</m:t>
+        </m:r>
+        <m:r>
+          <m:rPr>
+            <m:sty m:val="p"/>
+          </m:rPr>
+          <m:t>∣</m:t>
+        </m:r>
+        <m:sSub>
           <m:e>
             <m:r>
-              <m:t>0</m:t>
-            </m:r>
-            <m:r>
-              <m:rPr>
-                <m:sty m:val="p"/>
-              </m:rPr>
-              <m:t>∣</m:t>
-            </m:r>
-            <m:sSub>
-              <m:e>
-                <m:r>
-                  <m:t>L</m:t>
-                </m:r>
-              </m:e>
-              <m:sub>
-                <m:r>
-                  <m:t>i</m:t>
-                </m:r>
-              </m:sub>
-            </m:sSub>
+              <m:t>L</m:t>
+            </m:r>
           </m:e>
-        </m:d>
+          <m:sub>
+            <m:r>
+              <m:t>i</m:t>
+            </m:r>
+          </m:sub>
+        </m:sSub>
+        <m:r>
+          <m:rPr>
+            <m:sty m:val="p"/>
+          </m:rPr>
+          <m:t>)</m:t>
+        </m:r>
         <m:r>
           <m:rPr>
             <m:sty m:val="p"/>
           </m:rPr>
           <m:t>=</m:t>
-        </m:r>
-        <m:r>
-          <m:t>1</m:t>
-        </m:r>
-        <m:r>
-          <m:rPr>
-            <m:sty m:val="p"/>
-          </m:rPr>
-          <m:t>−</m:t>
         </m:r>
         <m:acc>
           <m:accPr>
@@ -1838,46 +1707,207 @@
             </m:r>
           </m:e>
         </m:acc>
-        <m:d>
-          <m:dPr>
-            <m:begChr m:val="["/>
-            <m:sepChr m:val=""/>
-            <m:endChr m:val="]"/>
-            <m:grow/>
-          </m:dPr>
+        <m:r>
+          <m:rPr>
+            <m:sty m:val="p"/>
+          </m:rPr>
+          <m:t>[</m:t>
+        </m:r>
+        <m:r>
+          <m:t>A</m:t>
+        </m:r>
+        <m:r>
+          <m:rPr>
+            <m:sty m:val="p"/>
+          </m:rPr>
+          <m:t>=</m:t>
+        </m:r>
+        <m:r>
+          <m:t>1</m:t>
+        </m:r>
+        <m:r>
+          <m:rPr>
+            <m:sty m:val="p"/>
+          </m:rPr>
+          <m:t>∣</m:t>
+        </m:r>
+        <m:sSub>
           <m:e>
             <m:r>
+              <m:t>L</m:t>
+            </m:r>
+          </m:e>
+          <m:sub>
+            <m:r>
+              <m:t>i</m:t>
+            </m:r>
+          </m:sub>
+        </m:sSub>
+        <m:r>
+          <m:rPr>
+            <m:sty m:val="p"/>
+          </m:rPr>
+          <m:t>]</m:t>
+        </m:r>
+      </m:oMath>
+    </w:p>
+    <w:p>
+      <w:pPr>
+        <w:pStyle w:val="Compact"/>
+        <w:numPr>
+          <w:ilvl w:val="0"/>
+          <w:numId w:val="1003"/>
+        </w:numPr>
+      </w:pPr>
+      <w:r>
+        <w:t xml:space="preserve">For</w:t>
+      </w:r>
+      <w:r>
+        <w:t xml:space="preserve"> </w:t>
+      </w:r>
+      <m:oMath>
+        <m:sSub>
+          <m:e>
+            <m:r>
               <m:t>A</m:t>
             </m:r>
+          </m:e>
+          <m:sub>
+            <m:r>
+              <m:t>i</m:t>
+            </m:r>
+          </m:sub>
+        </m:sSub>
+        <m:r>
+          <m:rPr>
+            <m:sty m:val="p"/>
+          </m:rPr>
+          <m:t>=</m:t>
+        </m:r>
+        <m:r>
+          <m:t>0</m:t>
+        </m:r>
+      </m:oMath>
+      <w:r>
+        <w:t xml:space="preserve">:</w:t>
+      </w:r>
+      <w:r>
+        <w:t xml:space="preserve"> </w:t>
+      </w:r>
+      <m:oMath>
+        <m:acc>
+          <m:accPr>
+            <m:chr m:val="̂"/>
+          </m:accPr>
+          <m:e>
+            <m:r>
+              <m:t>f</m:t>
+            </m:r>
+          </m:e>
+        </m:acc>
+        <m:r>
+          <m:rPr>
+            <m:sty m:val="p"/>
+          </m:rPr>
+          <m:t>(</m:t>
+        </m:r>
+        <m:r>
+          <m:t>0</m:t>
+        </m:r>
+        <m:r>
+          <m:rPr>
+            <m:sty m:val="p"/>
+          </m:rPr>
+          <m:t>∣</m:t>
+        </m:r>
+        <m:sSub>
+          <m:e>
+            <m:r>
+              <m:t>L</m:t>
+            </m:r>
+          </m:e>
+          <m:sub>
+            <m:r>
+              <m:t>i</m:t>
+            </m:r>
+          </m:sub>
+        </m:sSub>
+        <m:r>
+          <m:rPr>
+            <m:sty m:val="p"/>
+          </m:rPr>
+          <m:t>)</m:t>
+        </m:r>
+        <m:r>
+          <m:rPr>
+            <m:sty m:val="p"/>
+          </m:rPr>
+          <m:t>=</m:t>
+        </m:r>
+        <m:r>
+          <m:t>1</m:t>
+        </m:r>
+        <m:r>
+          <m:rPr>
+            <m:sty m:val="p"/>
+          </m:rPr>
+          <m:t>−</m:t>
+        </m:r>
+        <m:acc>
+          <m:accPr>
+            <m:chr m:val="̂"/>
+          </m:accPr>
+          <m:e>
             <m:r>
               <m:rPr>
                 <m:sty m:val="p"/>
               </m:rPr>
-              <m:t>=</m:t>
-            </m:r>
-            <m:r>
-              <m:t>1</m:t>
-            </m:r>
-            <m:r>
-              <m:rPr>
-                <m:sty m:val="p"/>
-              </m:rPr>
-              <m:t>∣</m:t>
-            </m:r>
-            <m:sSub>
-              <m:e>
-                <m:r>
-                  <m:t>L</m:t>
-                </m:r>
-              </m:e>
-              <m:sub>
-                <m:r>
-                  <m:t>i</m:t>
-                </m:r>
-              </m:sub>
-            </m:sSub>
+              <m:t>Pr</m:t>
+            </m:r>
           </m:e>
-        </m:d>
+        </m:acc>
+        <m:r>
+          <m:rPr>
+            <m:sty m:val="p"/>
+          </m:rPr>
+          <m:t>[</m:t>
+        </m:r>
+        <m:r>
+          <m:t>A</m:t>
+        </m:r>
+        <m:r>
+          <m:rPr>
+            <m:sty m:val="p"/>
+          </m:rPr>
+          <m:t>=</m:t>
+        </m:r>
+        <m:r>
+          <m:t>1</m:t>
+        </m:r>
+        <m:r>
+          <m:rPr>
+            <m:sty m:val="p"/>
+          </m:rPr>
+          <m:t>∣</m:t>
+        </m:r>
+        <m:sSub>
+          <m:e>
+            <m:r>
+              <m:t>L</m:t>
+            </m:r>
+          </m:e>
+          <m:sub>
+            <m:r>
+              <m:t>i</m:t>
+            </m:r>
+          </m:sub>
+        </m:sSub>
+        <m:r>
+          <m:rPr>
+            <m:sty m:val="p"/>
+          </m:rPr>
+          <m:t>]</m:t>
+        </m:r>
       </m:oMath>
     </w:p>
     <w:p>
@@ -1954,46 +1984,48 @@
                   </m:r>
                 </m:e>
               </m:acc>
-              <m:d>
-                <m:dPr>
-                  <m:begChr m:val="("/>
-                  <m:sepChr m:val=""/>
-                  <m:endChr m:val=")"/>
-                  <m:grow/>
-                </m:dPr>
+              <m:r>
+                <m:rPr>
+                  <m:sty m:val="p"/>
+                </m:rPr>
+                <m:t>(</m:t>
+              </m:r>
+              <m:sSub>
                 <m:e>
-                  <m:sSub>
-                    <m:e>
-                      <m:r>
-                        <m:t>A</m:t>
-                      </m:r>
-                    </m:e>
-                    <m:sub>
-                      <m:r>
-                        <m:t>i</m:t>
-                      </m:r>
-                    </m:sub>
-                  </m:sSub>
                   <m:r>
-                    <m:rPr>
-                      <m:sty m:val="p"/>
-                    </m:rPr>
-                    <m:t>∣</m:t>
+                    <m:t>A</m:t>
                   </m:r>
-                  <m:sSub>
-                    <m:e>
-                      <m:r>
-                        <m:t>L</m:t>
-                      </m:r>
-                    </m:e>
-                    <m:sub>
-                      <m:r>
-                        <m:t>i</m:t>
-                      </m:r>
-                    </m:sub>
-                  </m:sSub>
                 </m:e>
-              </m:d>
+                <m:sub>
+                  <m:r>
+                    <m:t>i</m:t>
+                  </m:r>
+                </m:sub>
+              </m:sSub>
+              <m:r>
+                <m:rPr>
+                  <m:sty m:val="p"/>
+                </m:rPr>
+                <m:t>∣</m:t>
+              </m:r>
+              <m:sSub>
+                <m:e>
+                  <m:r>
+                    <m:t>L</m:t>
+                  </m:r>
+                </m:e>
+                <m:sub>
+                  <m:r>
+                    <m:t>i</m:t>
+                  </m:r>
+                </m:sub>
+              </m:sSub>
+              <m:r>
+                <m:rPr>
+                  <m:sty m:val="p"/>
+                </m:rPr>
+                <m:t>)</m:t>
+              </m:r>
             </m:den>
           </m:f>
         </m:oMath>
@@ -2047,28 +2079,30 @@
           </m:rPr>
           <m:t>Pr</m:t>
         </m:r>
-        <m:d>
-          <m:dPr>
-            <m:begChr m:val="["/>
-            <m:sepChr m:val=""/>
-            <m:endChr m:val="]"/>
-            <m:grow/>
-          </m:dPr>
-          <m:e>
-            <m:r>
-              <m:t>A</m:t>
-            </m:r>
-            <m:r>
-              <m:rPr>
-                <m:sty m:val="p"/>
-              </m:rPr>
-              <m:t>∣</m:t>
-            </m:r>
-            <m:r>
-              <m:t>L</m:t>
-            </m:r>
-          </m:e>
-        </m:d>
+        <m:r>
+          <m:rPr>
+            <m:sty m:val="p"/>
+          </m:rPr>
+          <m:t>[</m:t>
+        </m:r>
+        <m:r>
+          <m:t>A</m:t>
+        </m:r>
+        <m:r>
+          <m:rPr>
+            <m:sty m:val="p"/>
+          </m:rPr>
+          <m:t>∣</m:t>
+        </m:r>
+        <m:r>
+          <m:t>L</m:t>
+        </m:r>
+        <m:r>
+          <m:rPr>
+            <m:sty m:val="p"/>
+          </m:rPr>
+          <m:t>]</m:t>
+        </m:r>
       </m:oMath>
       <w:r>
         <w:t xml:space="preserve"> </w:t>
@@ -2098,28 +2132,30 @@
           </m:rPr>
           <m:t>Pr</m:t>
         </m:r>
-        <m:d>
-          <m:dPr>
-            <m:begChr m:val="["/>
-            <m:sepChr m:val=""/>
-            <m:endChr m:val="]"/>
-            <m:grow/>
-          </m:dPr>
-          <m:e>
-            <m:r>
-              <m:t>A</m:t>
-            </m:r>
-            <m:r>
-              <m:rPr>
-                <m:sty m:val="p"/>
-              </m:rPr>
-              <m:t>∣</m:t>
-            </m:r>
-            <m:r>
-              <m:t>L</m:t>
-            </m:r>
-          </m:e>
-        </m:d>
+        <m:r>
+          <m:rPr>
+            <m:sty m:val="p"/>
+          </m:rPr>
+          <m:t>[</m:t>
+        </m:r>
+        <m:r>
+          <m:t>A</m:t>
+        </m:r>
+        <m:r>
+          <m:rPr>
+            <m:sty m:val="p"/>
+          </m:rPr>
+          <m:t>∣</m:t>
+        </m:r>
+        <m:r>
+          <m:t>L</m:t>
+        </m:r>
+        <m:r>
+          <m:rPr>
+            <m:sty m:val="p"/>
+          </m:rPr>
+          <m:t>]</m:t>
+        </m:r>
       </m:oMath>
       <w:r>
         <w:t xml:space="preserve"> </w:t>
@@ -2147,8 +2183,8 @@
         <w:t xml:space="preserve">.</w:t>
       </w:r>
     </w:p>
-    <w:bookmarkEnd w:id="25"/>
-    <w:bookmarkStart w:id="26" w:name="example-nhefs-data"/>
+    <w:bookmarkEnd w:id="14"/>
+    <w:bookmarkStart w:id="15" w:name="example-nhefs-data"/>
     <w:p>
       <w:pPr>
         <w:pStyle w:val="Heading3"/>
@@ -2221,9 +2257,9 @@
         <w:t xml:space="preserve">Some individuals have very large weights, indicating their treatment was unusual given their covariates.</w:t>
       </w:r>
     </w:p>
-    <w:bookmarkEnd w:id="26"/>
-    <w:bookmarkEnd w:id="27"/>
-    <w:bookmarkStart w:id="31" w:name="stabilized-ip-weights-pp.-163-165"/>
+    <w:bookmarkEnd w:id="15"/>
+    <w:bookmarkEnd w:id="16"/>
+    <w:bookmarkStart w:id="20" w:name="stabilized-ip-weights-pp.-163-165"/>
     <w:p>
       <w:pPr>
         <w:pStyle w:val="Heading2"/>
@@ -2263,7 +2299,7 @@
         <w:t xml:space="preserve">reduce variability.</w:t>
       </w:r>
     </w:p>
-    <w:bookmarkStart w:id="28" w:name="def-stabilized-weights"/>
+    <w:bookmarkStart w:id="17" w:name="def-stabilized-weights"/>
     <w:p>
       <w:pPr>
         <w:pStyle w:val="BodyText"/>
@@ -2314,46 +2350,50 @@
               <m:r>
                 <m:t>f</m:t>
               </m:r>
-              <m:d>
-                <m:dPr>
-                  <m:begChr m:val="("/>
-                  <m:sepChr m:val=""/>
-                  <m:endChr m:val=")"/>
-                  <m:grow/>
-                </m:dPr>
-                <m:e>
-                  <m:r>
-                    <m:t>A</m:t>
-                  </m:r>
-                </m:e>
-              </m:d>
+              <m:r>
+                <m:rPr>
+                  <m:sty m:val="p"/>
+                </m:rPr>
+                <m:t>(</m:t>
+              </m:r>
+              <m:r>
+                <m:t>A</m:t>
+              </m:r>
+              <m:r>
+                <m:rPr>
+                  <m:sty m:val="p"/>
+                </m:rPr>
+                <m:t>)</m:t>
+              </m:r>
             </m:num>
             <m:den>
               <m:r>
                 <m:t>f</m:t>
               </m:r>
-              <m:d>
-                <m:dPr>
-                  <m:begChr m:val="("/>
-                  <m:sepChr m:val=""/>
-                  <m:endChr m:val=")"/>
-                  <m:grow/>
-                </m:dPr>
-                <m:e>
-                  <m:r>
-                    <m:t>A</m:t>
-                  </m:r>
-                  <m:r>
-                    <m:rPr>
-                      <m:sty m:val="p"/>
-                    </m:rPr>
-                    <m:t>∣</m:t>
-                  </m:r>
-                  <m:r>
-                    <m:t>L</m:t>
-                  </m:r>
-                </m:e>
-              </m:d>
+              <m:r>
+                <m:rPr>
+                  <m:sty m:val="p"/>
+                </m:rPr>
+                <m:t>(</m:t>
+              </m:r>
+              <m:r>
+                <m:t>A</m:t>
+              </m:r>
+              <m:r>
+                <m:rPr>
+                  <m:sty m:val="p"/>
+                </m:rPr>
+                <m:t>∣</m:t>
+              </m:r>
+              <m:r>
+                <m:t>L</m:t>
+              </m:r>
+              <m:r>
+                <m:rPr>
+                  <m:sty m:val="p"/>
+                </m:rPr>
+                <m:t>)</m:t>
+              </m:r>
             </m:den>
           </m:f>
         </m:oMath>
@@ -2373,19 +2413,21 @@
         <m:r>
           <m:t>f</m:t>
         </m:r>
-        <m:d>
-          <m:dPr>
-            <m:begChr m:val="("/>
-            <m:sepChr m:val=""/>
-            <m:endChr m:val=")"/>
-            <m:grow/>
-          </m:dPr>
-          <m:e>
-            <m:r>
-              <m:t>A</m:t>
-            </m:r>
-          </m:e>
-        </m:d>
+        <m:r>
+          <m:rPr>
+            <m:sty m:val="p"/>
+          </m:rPr>
+          <m:t>(</m:t>
+        </m:r>
+        <m:r>
+          <m:t>A</m:t>
+        </m:r>
+        <m:r>
+          <m:rPr>
+            <m:sty m:val="p"/>
+          </m:rPr>
+          <m:t>)</m:t>
+        </m:r>
         <m:r>
           <m:rPr>
             <m:sty m:val="p"/>
@@ -2398,19 +2440,21 @@
           </m:rPr>
           <m:t>Pr</m:t>
         </m:r>
-        <m:d>
-          <m:dPr>
-            <m:begChr m:val="["/>
-            <m:sepChr m:val=""/>
-            <m:endChr m:val="]"/>
-            <m:grow/>
-          </m:dPr>
-          <m:e>
-            <m:r>
-              <m:t>A</m:t>
-            </m:r>
-          </m:e>
-        </m:d>
+        <m:r>
+          <m:rPr>
+            <m:sty m:val="p"/>
+          </m:rPr>
+          <m:t>[</m:t>
+        </m:r>
+        <m:r>
+          <m:t>A</m:t>
+        </m:r>
+        <m:r>
+          <m:rPr>
+            <m:sty m:val="p"/>
+          </m:rPr>
+          <m:t>]</m:t>
+        </m:r>
       </m:oMath>
       <w:r>
         <w:t xml:space="preserve"> </w:t>
@@ -2505,28 +2549,30 @@
               </m:rPr>
               <m:t>Pr</m:t>
             </m:r>
-            <m:d>
-              <m:dPr>
-                <m:begChr m:val="["/>
-                <m:sepChr m:val=""/>
-                <m:endChr m:val="]"/>
-                <m:grow/>
-              </m:dPr>
-              <m:e>
-                <m:r>
-                  <m:t>A</m:t>
-                </m:r>
-                <m:r>
-                  <m:rPr>
-                    <m:sty m:val="p"/>
-                  </m:rPr>
-                  <m:t>=</m:t>
-                </m:r>
-                <m:r>
-                  <m:t>1</m:t>
-                </m:r>
-              </m:e>
-            </m:d>
+            <m:r>
+              <m:rPr>
+                <m:sty m:val="p"/>
+              </m:rPr>
+              <m:t>[</m:t>
+            </m:r>
+            <m:r>
+              <m:t>A</m:t>
+            </m:r>
+            <m:r>
+              <m:rPr>
+                <m:sty m:val="p"/>
+              </m:rPr>
+              <m:t>=</m:t>
+            </m:r>
+            <m:r>
+              <m:t>1</m:t>
+            </m:r>
+            <m:r>
+              <m:rPr>
+                <m:sty m:val="p"/>
+              </m:rPr>
+              <m:t>]</m:t>
+            </m:r>
           </m:num>
           <m:den>
             <m:r>
@@ -2535,37 +2581,39 @@
               </m:rPr>
               <m:t>Pr</m:t>
             </m:r>
-            <m:d>
-              <m:dPr>
-                <m:begChr m:val="["/>
-                <m:sepChr m:val=""/>
-                <m:endChr m:val="]"/>
-                <m:grow/>
-              </m:dPr>
-              <m:e>
-                <m:r>
-                  <m:t>A</m:t>
-                </m:r>
-                <m:r>
-                  <m:rPr>
-                    <m:sty m:val="p"/>
-                  </m:rPr>
-                  <m:t>=</m:t>
-                </m:r>
-                <m:r>
-                  <m:t>1</m:t>
-                </m:r>
-                <m:r>
-                  <m:rPr>
-                    <m:sty m:val="p"/>
-                  </m:rPr>
-                  <m:t>∣</m:t>
-                </m:r>
-                <m:r>
-                  <m:t>L</m:t>
-                </m:r>
-              </m:e>
-            </m:d>
+            <m:r>
+              <m:rPr>
+                <m:sty m:val="p"/>
+              </m:rPr>
+              <m:t>[</m:t>
+            </m:r>
+            <m:r>
+              <m:t>A</m:t>
+            </m:r>
+            <m:r>
+              <m:rPr>
+                <m:sty m:val="p"/>
+              </m:rPr>
+              <m:t>=</m:t>
+            </m:r>
+            <m:r>
+              <m:t>1</m:t>
+            </m:r>
+            <m:r>
+              <m:rPr>
+                <m:sty m:val="p"/>
+              </m:rPr>
+              <m:t>∣</m:t>
+            </m:r>
+            <m:r>
+              <m:t>L</m:t>
+            </m:r>
+            <m:r>
+              <m:rPr>
+                <m:sty m:val="p"/>
+              </m:rPr>
+              <m:t>]</m:t>
+            </m:r>
           </m:den>
         </m:f>
       </m:oMath>
@@ -2637,28 +2685,30 @@
               </m:rPr>
               <m:t>Pr</m:t>
             </m:r>
-            <m:d>
-              <m:dPr>
-                <m:begChr m:val="["/>
-                <m:sepChr m:val=""/>
-                <m:endChr m:val="]"/>
-                <m:grow/>
-              </m:dPr>
-              <m:e>
-                <m:r>
-                  <m:t>A</m:t>
-                </m:r>
-                <m:r>
-                  <m:rPr>
-                    <m:sty m:val="p"/>
-                  </m:rPr>
-                  <m:t>=</m:t>
-                </m:r>
-                <m:r>
-                  <m:t>0</m:t>
-                </m:r>
-              </m:e>
-            </m:d>
+            <m:r>
+              <m:rPr>
+                <m:sty m:val="p"/>
+              </m:rPr>
+              <m:t>[</m:t>
+            </m:r>
+            <m:r>
+              <m:t>A</m:t>
+            </m:r>
+            <m:r>
+              <m:rPr>
+                <m:sty m:val="p"/>
+              </m:rPr>
+              <m:t>=</m:t>
+            </m:r>
+            <m:r>
+              <m:t>0</m:t>
+            </m:r>
+            <m:r>
+              <m:rPr>
+                <m:sty m:val="p"/>
+              </m:rPr>
+              <m:t>]</m:t>
+            </m:r>
           </m:num>
           <m:den>
             <m:r>
@@ -2667,37 +2717,39 @@
               </m:rPr>
               <m:t>Pr</m:t>
             </m:r>
-            <m:d>
-              <m:dPr>
-                <m:begChr m:val="["/>
-                <m:sepChr m:val=""/>
-                <m:endChr m:val="]"/>
-                <m:grow/>
-              </m:dPr>
-              <m:e>
-                <m:r>
-                  <m:t>A</m:t>
-                </m:r>
-                <m:r>
-                  <m:rPr>
-                    <m:sty m:val="p"/>
-                  </m:rPr>
-                  <m:t>=</m:t>
-                </m:r>
-                <m:r>
-                  <m:t>0</m:t>
-                </m:r>
-                <m:r>
-                  <m:rPr>
-                    <m:sty m:val="p"/>
-                  </m:rPr>
-                  <m:t>∣</m:t>
-                </m:r>
-                <m:r>
-                  <m:t>L</m:t>
-                </m:r>
-              </m:e>
-            </m:d>
+            <m:r>
+              <m:rPr>
+                <m:sty m:val="p"/>
+              </m:rPr>
+              <m:t>[</m:t>
+            </m:r>
+            <m:r>
+              <m:t>A</m:t>
+            </m:r>
+            <m:r>
+              <m:rPr>
+                <m:sty m:val="p"/>
+              </m:rPr>
+              <m:t>=</m:t>
+            </m:r>
+            <m:r>
+              <m:t>0</m:t>
+            </m:r>
+            <m:r>
+              <m:rPr>
+                <m:sty m:val="p"/>
+              </m:rPr>
+              <m:t>∣</m:t>
+            </m:r>
+            <m:r>
+              <m:t>L</m:t>
+            </m:r>
+            <m:r>
+              <m:rPr>
+                <m:sty m:val="p"/>
+              </m:rPr>
+              <m:t>]</m:t>
+            </m:r>
           </m:den>
         </m:f>
         <m:r>
@@ -2726,28 +2778,30 @@
               </m:rPr>
               <m:t>Pr</m:t>
             </m:r>
-            <m:d>
-              <m:dPr>
-                <m:begChr m:val="["/>
-                <m:sepChr m:val=""/>
-                <m:endChr m:val="]"/>
-                <m:grow/>
-              </m:dPr>
-              <m:e>
-                <m:r>
-                  <m:t>A</m:t>
-                </m:r>
-                <m:r>
-                  <m:rPr>
-                    <m:sty m:val="p"/>
-                  </m:rPr>
-                  <m:t>=</m:t>
-                </m:r>
-                <m:r>
-                  <m:t>1</m:t>
-                </m:r>
-              </m:e>
-            </m:d>
+            <m:r>
+              <m:rPr>
+                <m:sty m:val="p"/>
+              </m:rPr>
+              <m:t>[</m:t>
+            </m:r>
+            <m:r>
+              <m:t>A</m:t>
+            </m:r>
+            <m:r>
+              <m:rPr>
+                <m:sty m:val="p"/>
+              </m:rPr>
+              <m:t>=</m:t>
+            </m:r>
+            <m:r>
+              <m:t>1</m:t>
+            </m:r>
+            <m:r>
+              <m:rPr>
+                <m:sty m:val="p"/>
+              </m:rPr>
+              <m:t>]</m:t>
+            </m:r>
           </m:num>
           <m:den>
             <m:r>
@@ -2765,43 +2819,45 @@
               </m:rPr>
               <m:t>Pr</m:t>
             </m:r>
-            <m:d>
-              <m:dPr>
-                <m:begChr m:val="["/>
-                <m:sepChr m:val=""/>
-                <m:endChr m:val="]"/>
-                <m:grow/>
-              </m:dPr>
-              <m:e>
-                <m:r>
-                  <m:t>A</m:t>
-                </m:r>
-                <m:r>
-                  <m:rPr>
-                    <m:sty m:val="p"/>
-                  </m:rPr>
-                  <m:t>=</m:t>
-                </m:r>
-                <m:r>
-                  <m:t>1</m:t>
-                </m:r>
-                <m:r>
-                  <m:rPr>
-                    <m:sty m:val="p"/>
-                  </m:rPr>
-                  <m:t>∣</m:t>
-                </m:r>
-                <m:r>
-                  <m:t>L</m:t>
-                </m:r>
-              </m:e>
-            </m:d>
+            <m:r>
+              <m:rPr>
+                <m:sty m:val="p"/>
+              </m:rPr>
+              <m:t>[</m:t>
+            </m:r>
+            <m:r>
+              <m:t>A</m:t>
+            </m:r>
+            <m:r>
+              <m:rPr>
+                <m:sty m:val="p"/>
+              </m:rPr>
+              <m:t>=</m:t>
+            </m:r>
+            <m:r>
+              <m:t>1</m:t>
+            </m:r>
+            <m:r>
+              <m:rPr>
+                <m:sty m:val="p"/>
+              </m:rPr>
+              <m:t>∣</m:t>
+            </m:r>
+            <m:r>
+              <m:t>L</m:t>
+            </m:r>
+            <m:r>
+              <m:rPr>
+                <m:sty m:val="p"/>
+              </m:rPr>
+              <m:t>]</m:t>
+            </m:r>
           </m:den>
         </m:f>
       </m:oMath>
     </w:p>
-    <w:bookmarkEnd w:id="28"/>
-    <w:bookmarkStart w:id="29" w:name="properties-of-stabilized-weights"/>
+    <w:bookmarkEnd w:id="17"/>
+    <w:bookmarkStart w:id="18" w:name="properties-of-stabilized-weights"/>
     <w:p>
       <w:pPr>
         <w:pStyle w:val="Heading3"/>
@@ -2911,28 +2967,30 @@
           </m:rPr>
           <m:t>Pr</m:t>
         </m:r>
-        <m:d>
-          <m:dPr>
-            <m:begChr m:val="["/>
-            <m:sepChr m:val=""/>
-            <m:endChr m:val="]"/>
-            <m:grow/>
-          </m:dPr>
-          <m:e>
-            <m:r>
-              <m:t>A</m:t>
-            </m:r>
-            <m:r>
-              <m:rPr>
-                <m:sty m:val="p"/>
-              </m:rPr>
-              <m:t>=</m:t>
-            </m:r>
-            <m:r>
-              <m:t>1</m:t>
-            </m:r>
-          </m:e>
-        </m:d>
+        <m:r>
+          <m:rPr>
+            <m:sty m:val="p"/>
+          </m:rPr>
+          <m:t>[</m:t>
+        </m:r>
+        <m:r>
+          <m:t>A</m:t>
+        </m:r>
+        <m:r>
+          <m:rPr>
+            <m:sty m:val="p"/>
+          </m:rPr>
+          <m:t>=</m:t>
+        </m:r>
+        <m:r>
+          <m:t>1</m:t>
+        </m:r>
+        <m:r>
+          <m:rPr>
+            <m:sty m:val="p"/>
+          </m:rPr>
+          <m:t>]</m:t>
+        </m:r>
       </m:oMath>
       <w:r>
         <w:t xml:space="preserve"> </w:t>
@@ -2947,8 +3005,8 @@
         <w:t xml:space="preserve">- Denominator: Same as unstabilized weights</w:t>
       </w:r>
     </w:p>
-    <w:bookmarkEnd w:id="29"/>
-    <w:bookmarkStart w:id="30" w:name="example-nhefs-data-1"/>
+    <w:bookmarkEnd w:id="18"/>
+    <w:bookmarkStart w:id="19" w:name="example-nhefs-data-1"/>
     <w:p>
       <w:pPr>
         <w:pStyle w:val="Heading3"/>
@@ -3017,9 +3075,9 @@
         <w:t xml:space="preserve">extreme weights toward 1.0. The numerator ensures that the marginal distribution of treatment is preserved, while the denominator still removes the association between treatment and confounders.</w:t>
       </w:r>
     </w:p>
-    <w:bookmarkEnd w:id="30"/>
-    <w:bookmarkEnd w:id="31"/>
-    <w:bookmarkStart w:id="35" w:name="marginal-structural-models-pp.-165-169"/>
+    <w:bookmarkEnd w:id="19"/>
+    <w:bookmarkEnd w:id="20"/>
+    <w:bookmarkStart w:id="24" w:name="marginal-structural-models-pp.-165-169"/>
     <w:p>
       <w:pPr>
         <w:pStyle w:val="Heading2"/>
@@ -3059,7 +3117,7 @@
         <w:t xml:space="preserve">- models for the marginal distribution of the potential outcomes.</w:t>
       </w:r>
     </w:p>
-    <w:bookmarkStart w:id="32" w:name="def-msm"/>
+    <w:bookmarkStart w:id="21" w:name="def-msm"/>
     <w:p>
       <w:pPr>
         <w:pStyle w:val="BodyText"/>
@@ -3143,28 +3201,30 @@
           <m:r>
             <m:t>E</m:t>
           </m:r>
-          <m:d>
-            <m:dPr>
-              <m:begChr m:val="["/>
-              <m:sepChr m:val=""/>
-              <m:endChr m:val="]"/>
-              <m:grow/>
-            </m:dPr>
+          <m:r>
+            <m:rPr>
+              <m:sty m:val="p"/>
+            </m:rPr>
+            <m:t>[</m:t>
+          </m:r>
+          <m:sSup>
             <m:e>
-              <m:sSup>
-                <m:e>
-                  <m:r>
-                    <m:t>Y</m:t>
-                  </m:r>
-                </m:e>
-                <m:sup>
-                  <m:r>
-                    <m:t>a</m:t>
-                  </m:r>
-                </m:sup>
-              </m:sSup>
+              <m:r>
+                <m:t>Y</m:t>
+              </m:r>
             </m:e>
-          </m:d>
+            <m:sup>
+              <m:r>
+                <m:t>a</m:t>
+              </m:r>
+            </m:sup>
+          </m:sSup>
+          <m:r>
+            <m:rPr>
+              <m:sty m:val="p"/>
+            </m:rPr>
+            <m:t>]</m:t>
+          </m:r>
           <m:r>
             <m:rPr>
               <m:sty m:val="p"/>
@@ -3279,37 +3339,39 @@
           <m:r>
             <m:t>E</m:t>
           </m:r>
-          <m:d>
-            <m:dPr>
-              <m:begChr m:val="["/>
-              <m:sepChr m:val=""/>
-              <m:endChr m:val="]"/>
-              <m:grow/>
-            </m:dPr>
+          <m:r>
+            <m:rPr>
+              <m:sty m:val="p"/>
+            </m:rPr>
+            <m:t>[</m:t>
+          </m:r>
+          <m:sSup>
             <m:e>
-              <m:sSup>
-                <m:e>
-                  <m:r>
-                    <m:t>Y</m:t>
-                  </m:r>
-                </m:e>
-                <m:sup>
-                  <m:r>
-                    <m:t>a</m:t>
-                  </m:r>
-                  <m:r>
-                    <m:rPr>
-                      <m:sty m:val="p"/>
-                    </m:rPr>
-                    <m:t>=</m:t>
-                  </m:r>
-                  <m:r>
-                    <m:t>1</m:t>
-                  </m:r>
-                </m:sup>
-              </m:sSup>
+              <m:r>
+                <m:t>Y</m:t>
+              </m:r>
             </m:e>
-          </m:d>
+            <m:sup>
+              <m:r>
+                <m:t>a</m:t>
+              </m:r>
+              <m:r>
+                <m:rPr>
+                  <m:sty m:val="p"/>
+                </m:rPr>
+                <m:t>=</m:t>
+              </m:r>
+              <m:r>
+                <m:t>1</m:t>
+              </m:r>
+            </m:sup>
+          </m:sSup>
+          <m:r>
+            <m:rPr>
+              <m:sty m:val="p"/>
+            </m:rPr>
+            <m:t>]</m:t>
+          </m:r>
           <m:r>
             <m:rPr>
               <m:sty m:val="p"/>
@@ -3319,42 +3381,44 @@
           <m:r>
             <m:t>E</m:t>
           </m:r>
-          <m:d>
-            <m:dPr>
-              <m:begChr m:val="["/>
-              <m:sepChr m:val=""/>
-              <m:endChr m:val="]"/>
-              <m:grow/>
-            </m:dPr>
+          <m:r>
+            <m:rPr>
+              <m:sty m:val="p"/>
+            </m:rPr>
+            <m:t>[</m:t>
+          </m:r>
+          <m:sSup>
             <m:e>
-              <m:sSup>
-                <m:e>
-                  <m:r>
-                    <m:t>Y</m:t>
-                  </m:r>
-                </m:e>
-                <m:sup>
-                  <m:r>
-                    <m:t>a</m:t>
-                  </m:r>
-                  <m:r>
-                    <m:rPr>
-                      <m:sty m:val="p"/>
-                    </m:rPr>
-                    <m:t>=</m:t>
-                  </m:r>
-                  <m:r>
-                    <m:t>0</m:t>
-                  </m:r>
-                </m:sup>
-              </m:sSup>
+              <m:r>
+                <m:t>Y</m:t>
+              </m:r>
             </m:e>
-          </m:d>
+            <m:sup>
+              <m:r>
+                <m:t>a</m:t>
+              </m:r>
+              <m:r>
+                <m:rPr>
+                  <m:sty m:val="p"/>
+                </m:rPr>
+                <m:t>=</m:t>
+              </m:r>
+              <m:r>
+                <m:t>0</m:t>
+              </m:r>
+            </m:sup>
+          </m:sSup>
+          <m:r>
+            <m:rPr>
+              <m:sty m:val="p"/>
+            </m:rPr>
+            <m:t>]</m:t>
+          </m:r>
         </m:oMath>
       </m:oMathPara>
     </w:p>
-    <w:bookmarkEnd w:id="32"/>
-    <w:bookmarkStart w:id="33" w:name="fitting-marginal-structural-models"/>
+    <w:bookmarkEnd w:id="21"/>
+    <w:bookmarkStart w:id="22" w:name="fitting-marginal-structural-models"/>
     <w:p>
       <w:pPr>
         <w:pStyle w:val="Heading3"/>
@@ -3558,35 +3622,37 @@
         <w:t xml:space="preserve"> </w:t>
       </w:r>
       <m:oMath>
-        <m:d>
-          <m:dPr>
-            <m:begChr m:val="("/>
-            <m:sepChr m:val=""/>
-            <m:endChr m:val=")"/>
-            <m:grow/>
-          </m:dPr>
-          <m:e>
-            <m:r>
-              <m:t>A</m:t>
-            </m:r>
-            <m:r>
-              <m:rPr>
-                <m:sty m:val="p"/>
-              </m:rPr>
-              <m:t>,</m:t>
-            </m:r>
-            <m:r>
-              <m:t>Y</m:t>
-            </m:r>
-          </m:e>
-        </m:d>
+        <m:r>
+          <m:rPr>
+            <m:sty m:val="p"/>
+          </m:rPr>
+          <m:t>(</m:t>
+        </m:r>
+        <m:r>
+          <m:t>A</m:t>
+        </m:r>
+        <m:r>
+          <m:rPr>
+            <m:sty m:val="p"/>
+          </m:rPr>
+          <m:t>,</m:t>
+        </m:r>
+        <m:r>
+          <m:t>Y</m:t>
+        </m:r>
+        <m:r>
+          <m:rPr>
+            <m:sty m:val="p"/>
+          </m:rPr>
+          <m:t>)</m:t>
+        </m:r>
       </m:oMath>
       <w:r>
         <w:t xml:space="preserve">, but weighted by IP weights. This approximates what we would see if we fit an unweighted model in the pseudo-population.</w:t>
       </w:r>
     </w:p>
-    <w:bookmarkEnd w:id="33"/>
-    <w:bookmarkStart w:id="34" w:name="example-nhefs-study"/>
+    <w:bookmarkEnd w:id="22"/>
+    <w:bookmarkStart w:id="23" w:name="example-nhefs-study"/>
     <w:p>
       <w:pPr>
         <w:pStyle w:val="Heading3"/>
@@ -3622,28 +3688,30 @@
           <m:r>
             <m:t>E</m:t>
           </m:r>
-          <m:d>
-            <m:dPr>
-              <m:begChr m:val="["/>
-              <m:sepChr m:val=""/>
-              <m:endChr m:val="]"/>
-              <m:grow/>
-            </m:dPr>
+          <m:r>
+            <m:rPr>
+              <m:sty m:val="p"/>
+            </m:rPr>
+            <m:t>[</m:t>
+          </m:r>
+          <m:sSup>
             <m:e>
-              <m:sSup>
-                <m:e>
-                  <m:r>
-                    <m:t>Y</m:t>
-                  </m:r>
-                </m:e>
-                <m:sup>
-                  <m:r>
-                    <m:t>a</m:t>
-                  </m:r>
-                </m:sup>
-              </m:sSup>
+              <m:r>
+                <m:t>Y</m:t>
+              </m:r>
             </m:e>
-          </m:d>
+            <m:sup>
+              <m:r>
+                <m:t>a</m:t>
+              </m:r>
+            </m:sup>
+          </m:sSup>
+          <m:r>
+            <m:rPr>
+              <m:sty m:val="p"/>
+            </m:rPr>
+            <m:t>]</m:t>
+          </m:r>
           <m:r>
             <m:rPr>
               <m:sty m:val="p"/>
@@ -3898,37 +3966,39 @@
         <m:r>
           <m:t>E</m:t>
         </m:r>
-        <m:d>
-          <m:dPr>
-            <m:begChr m:val="["/>
-            <m:sepChr m:val=""/>
-            <m:endChr m:val="]"/>
-            <m:grow/>
-          </m:dPr>
+        <m:r>
+          <m:rPr>
+            <m:sty m:val="p"/>
+          </m:rPr>
+          <m:t>[</m:t>
+        </m:r>
+        <m:sSup>
           <m:e>
-            <m:sSup>
-              <m:e>
-                <m:r>
-                  <m:t>Y</m:t>
-                </m:r>
-              </m:e>
-              <m:sup>
-                <m:r>
-                  <m:t>a</m:t>
-                </m:r>
-                <m:r>
-                  <m:rPr>
-                    <m:sty m:val="p"/>
-                  </m:rPr>
-                  <m:t>=</m:t>
-                </m:r>
-                <m:r>
-                  <m:t>1</m:t>
-                </m:r>
-              </m:sup>
-            </m:sSup>
+            <m:r>
+              <m:t>Y</m:t>
+            </m:r>
           </m:e>
-        </m:d>
+          <m:sup>
+            <m:r>
+              <m:t>a</m:t>
+            </m:r>
+            <m:r>
+              <m:rPr>
+                <m:sty m:val="p"/>
+              </m:rPr>
+              <m:t>=</m:t>
+            </m:r>
+            <m:r>
+              <m:t>1</m:t>
+            </m:r>
+          </m:sup>
+        </m:sSup>
+        <m:r>
+          <m:rPr>
+            <m:sty m:val="p"/>
+          </m:rPr>
+          <m:t>]</m:t>
+        </m:r>
         <m:r>
           <m:rPr>
             <m:sty m:val="p"/>
@@ -3938,37 +4008,39 @@
         <m:r>
           <m:t>E</m:t>
         </m:r>
-        <m:d>
-          <m:dPr>
-            <m:begChr m:val="["/>
-            <m:sepChr m:val=""/>
-            <m:endChr m:val="]"/>
-            <m:grow/>
-          </m:dPr>
+        <m:r>
+          <m:rPr>
+            <m:sty m:val="p"/>
+          </m:rPr>
+          <m:t>[</m:t>
+        </m:r>
+        <m:sSup>
           <m:e>
-            <m:sSup>
-              <m:e>
-                <m:r>
-                  <m:t>Y</m:t>
-                </m:r>
-              </m:e>
-              <m:sup>
-                <m:r>
-                  <m:t>a</m:t>
-                </m:r>
-                <m:r>
-                  <m:rPr>
-                    <m:sty m:val="p"/>
-                  </m:rPr>
-                  <m:t>=</m:t>
-                </m:r>
-                <m:r>
-                  <m:t>0</m:t>
-                </m:r>
-              </m:sup>
-            </m:sSup>
+            <m:r>
+              <m:t>Y</m:t>
+            </m:r>
           </m:e>
-        </m:d>
+          <m:sup>
+            <m:r>
+              <m:t>a</m:t>
+            </m:r>
+            <m:r>
+              <m:rPr>
+                <m:sty m:val="p"/>
+              </m:rPr>
+              <m:t>=</m:t>
+            </m:r>
+            <m:r>
+              <m:t>0</m:t>
+            </m:r>
+          </m:sup>
+        </m:sSup>
+        <m:r>
+          <m:rPr>
+            <m:sty m:val="p"/>
+          </m:rPr>
+          <m:t>]</m:t>
+        </m:r>
       </m:oMath>
     </w:p>
     <w:p>
@@ -4007,9 +4079,9 @@
         <w:t xml:space="preserve">IP weighting is often more convenient, especially for continuous confounders or time-varying treatments</w:t>
       </w:r>
     </w:p>
-    <w:bookmarkEnd w:id="34"/>
-    <w:bookmarkEnd w:id="35"/>
-    <w:bookmarkStart w:id="40" w:name="X0dfbfa4800930338698d3d14c6c837033ad74ca"/>
+    <w:bookmarkEnd w:id="23"/>
+    <w:bookmarkEnd w:id="24"/>
+    <w:bookmarkStart w:id="29" w:name="X0dfbfa4800930338698d3d14c6c837033ad74ca"/>
     <w:p>
       <w:pPr>
         <w:pStyle w:val="Heading2"/>
@@ -4033,7 +4105,7 @@
         <w:t xml:space="preserve">MSMs can model effect modification by including interactions with baseline covariates.</w:t>
       </w:r>
     </w:p>
-    <w:bookmarkStart w:id="37" w:name="msm-with-effect-modification"/>
+    <w:bookmarkStart w:id="26" w:name="msm-with-effect-modification"/>
     <w:p>
       <w:pPr>
         <w:pStyle w:val="Heading3"/>
@@ -4042,7 +4114,7 @@
         <w:t xml:space="preserve">5.1 MSM with Effect Modification</w:t>
       </w:r>
     </w:p>
-    <w:bookmarkStart w:id="36" w:name="def-msm-effect-modification"/>
+    <w:bookmarkStart w:id="25" w:name="def-msm-effect-modification"/>
     <w:p>
       <w:pPr>
         <w:pStyle w:val="FirstParagraph"/>
@@ -4084,37 +4156,39 @@
           <m:r>
             <m:t>E</m:t>
           </m:r>
-          <m:d>
-            <m:dPr>
-              <m:begChr m:val="["/>
-              <m:sepChr m:val=""/>
-              <m:endChr m:val="]"/>
-              <m:grow/>
-            </m:dPr>
+          <m:r>
+            <m:rPr>
+              <m:sty m:val="p"/>
+            </m:rPr>
+            <m:t>[</m:t>
+          </m:r>
+          <m:sSup>
             <m:e>
-              <m:sSup>
-                <m:e>
-                  <m:r>
-                    <m:t>Y</m:t>
-                  </m:r>
-                </m:e>
-                <m:sup>
-                  <m:r>
-                    <m:t>a</m:t>
-                  </m:r>
-                </m:sup>
-              </m:sSup>
-              <m:r>
-                <m:rPr>
-                  <m:sty m:val="p"/>
-                </m:rPr>
-                <m:t>∣</m:t>
-              </m:r>
-              <m:r>
-                <m:t>V</m:t>
+              <m:r>
+                <m:t>Y</m:t>
               </m:r>
             </m:e>
-          </m:d>
+            <m:sup>
+              <m:r>
+                <m:t>a</m:t>
+              </m:r>
+            </m:sup>
+          </m:sSup>
+          <m:r>
+            <m:rPr>
+              <m:sty m:val="p"/>
+            </m:rPr>
+            <m:t>∣</m:t>
+          </m:r>
+          <m:r>
+            <m:t>V</m:t>
+          </m:r>
+          <m:r>
+            <m:rPr>
+              <m:sty m:val="p"/>
+            </m:rPr>
+            <m:t>]</m:t>
+          </m:r>
           <m:r>
             <m:rPr>
               <m:sty m:val="p"/>
@@ -4361,9 +4435,9 @@
         </m:r>
       </m:oMath>
     </w:p>
-    <w:bookmarkEnd w:id="36"/>
-    <w:bookmarkEnd w:id="37"/>
-    <w:bookmarkStart w:id="38" w:name="fitting-msms-with-effect-modification"/>
+    <w:bookmarkEnd w:id="25"/>
+    <w:bookmarkEnd w:id="26"/>
+    <w:bookmarkStart w:id="27" w:name="fitting-msms-with-effect-modification"/>
     <w:p>
       <w:pPr>
         <w:pStyle w:val="Heading3"/>
@@ -4507,8 +4581,8 @@
         </m:r>
       </m:oMath>
     </w:p>
-    <w:bookmarkEnd w:id="38"/>
-    <w:bookmarkStart w:id="39" w:name="example-effect-modification-by-sex"/>
+    <w:bookmarkEnd w:id="27"/>
+    <w:bookmarkStart w:id="28" w:name="example-effect-modification-by-sex"/>
     <w:p>
       <w:pPr>
         <w:pStyle w:val="Heading3"/>
@@ -4544,41 +4618,43 @@
           <m:r>
             <m:t>E</m:t>
           </m:r>
-          <m:d>
-            <m:dPr>
-              <m:begChr m:val="["/>
-              <m:sepChr m:val=""/>
-              <m:endChr m:val="]"/>
-              <m:grow/>
-            </m:dPr>
+          <m:r>
+            <m:rPr>
+              <m:sty m:val="p"/>
+            </m:rPr>
+            <m:t>[</m:t>
+          </m:r>
+          <m:sSup>
             <m:e>
-              <m:sSup>
-                <m:e>
-                  <m:r>
-                    <m:t>Y</m:t>
-                  </m:r>
-                </m:e>
-                <m:sup>
-                  <m:r>
-                    <m:t>a</m:t>
-                  </m:r>
-                </m:sup>
-              </m:sSup>
-              <m:r>
-                <m:rPr>
-                  <m:sty m:val="p"/>
-                </m:rPr>
-                <m:t>∣</m:t>
-              </m:r>
-              <m:r>
-                <m:rPr>
-                  <m:nor/>
-                  <m:sty m:val="p"/>
-                </m:rPr>
-                <m:t>Sex</m:t>
+              <m:r>
+                <m:t>Y</m:t>
               </m:r>
             </m:e>
-          </m:d>
+            <m:sup>
+              <m:r>
+                <m:t>a</m:t>
+              </m:r>
+            </m:sup>
+          </m:sSup>
+          <m:r>
+            <m:rPr>
+              <m:sty m:val="p"/>
+            </m:rPr>
+            <m:t>∣</m:t>
+          </m:r>
+          <m:r>
+            <m:rPr>
+              <m:nor/>
+              <m:sty m:val="p"/>
+            </m:rPr>
+            <m:t>Sex</m:t>
+          </m:r>
+          <m:r>
+            <m:rPr>
+              <m:sty m:val="p"/>
+            </m:rPr>
+            <m:t>]</m:t>
+          </m:r>
           <m:r>
             <m:rPr>
               <m:sty m:val="p"/>
@@ -4859,37 +4935,39 @@
         <m:r>
           <m:t>E</m:t>
         </m:r>
-        <m:d>
-          <m:dPr>
-            <m:begChr m:val="["/>
-            <m:sepChr m:val=""/>
-            <m:endChr m:val="]"/>
-            <m:grow/>
-          </m:dPr>
+        <m:r>
+          <m:rPr>
+            <m:sty m:val="p"/>
+          </m:rPr>
+          <m:t>[</m:t>
+        </m:r>
+        <m:sSup>
           <m:e>
-            <m:sSup>
-              <m:e>
-                <m:r>
-                  <m:t>Y</m:t>
-                </m:r>
-              </m:e>
-              <m:sup>
-                <m:r>
-                  <m:t>a</m:t>
-                </m:r>
-              </m:sup>
-            </m:sSup>
-            <m:r>
-              <m:rPr>
-                <m:sty m:val="p"/>
-              </m:rPr>
-              <m:t>∣</m:t>
-            </m:r>
-            <m:r>
-              <m:t>V</m:t>
+            <m:r>
+              <m:t>Y</m:t>
             </m:r>
           </m:e>
-        </m:d>
+          <m:sup>
+            <m:r>
+              <m:t>a</m:t>
+            </m:r>
+          </m:sup>
+        </m:sSup>
+        <m:r>
+          <m:rPr>
+            <m:sty m:val="p"/>
+          </m:rPr>
+          <m:t>∣</m:t>
+        </m:r>
+        <m:r>
+          <m:t>V</m:t>
+        </m:r>
+        <m:r>
+          <m:rPr>
+            <m:sty m:val="p"/>
+          </m:rPr>
+          <m:t>]</m:t>
+        </m:r>
       </m:oMath>
       <w:r>
         <w:t xml:space="preserve"> </w:t>
@@ -4999,9 +5077,9 @@
         <w:t xml:space="preserve">must not be affected by treatment (must be a pre-treatment variable)</w:t>
       </w:r>
     </w:p>
-    <w:bookmarkEnd w:id="39"/>
-    <w:bookmarkEnd w:id="40"/>
-    <w:bookmarkStart w:id="44" w:name="censoring-and-missing-data-pp.-171-173"/>
+    <w:bookmarkEnd w:id="28"/>
+    <w:bookmarkEnd w:id="29"/>
+    <w:bookmarkStart w:id="33" w:name="censoring-and-missing-data-pp.-171-173"/>
     <w:p>
       <w:pPr>
         <w:pStyle w:val="Heading2"/>
@@ -5025,7 +5103,7 @@
         <w:t xml:space="preserve">IP weighting can also handle censoring and missing data under appropriate assumptions.</w:t>
       </w:r>
     </w:p>
-    <w:bookmarkStart w:id="41" w:name="ip-weights-for-censoring"/>
+    <w:bookmarkStart w:id="30" w:name="ip-weights-for-censoring"/>
     <w:p>
       <w:pPr>
         <w:pStyle w:val="Heading3"/>
@@ -5146,46 +5224,48 @@
                 </m:rPr>
                 <m:t>Pr</m:t>
               </m:r>
-              <m:d>
-                <m:dPr>
-                  <m:begChr m:val="["/>
-                  <m:sepChr m:val=""/>
-                  <m:endChr m:val="]"/>
-                  <m:grow/>
-                </m:dPr>
-                <m:e>
-                  <m:r>
-                    <m:t>C</m:t>
-                  </m:r>
-                  <m:r>
-                    <m:rPr>
-                      <m:sty m:val="p"/>
-                    </m:rPr>
-                    <m:t>=</m:t>
-                  </m:r>
-                  <m:r>
-                    <m:t>0</m:t>
-                  </m:r>
-                  <m:r>
-                    <m:rPr>
-                      <m:sty m:val="p"/>
-                    </m:rPr>
-                    <m:t>∣</m:t>
-                  </m:r>
-                  <m:r>
-                    <m:t>A</m:t>
-                  </m:r>
-                  <m:r>
-                    <m:rPr>
-                      <m:sty m:val="p"/>
-                    </m:rPr>
-                    <m:t>,</m:t>
-                  </m:r>
-                  <m:r>
-                    <m:t>L</m:t>
-                  </m:r>
-                </m:e>
-              </m:d>
+              <m:r>
+                <m:rPr>
+                  <m:sty m:val="p"/>
+                </m:rPr>
+                <m:t>[</m:t>
+              </m:r>
+              <m:r>
+                <m:t>C</m:t>
+              </m:r>
+              <m:r>
+                <m:rPr>
+                  <m:sty m:val="p"/>
+                </m:rPr>
+                <m:t>=</m:t>
+              </m:r>
+              <m:r>
+                <m:t>0</m:t>
+              </m:r>
+              <m:r>
+                <m:rPr>
+                  <m:sty m:val="p"/>
+                </m:rPr>
+                <m:t>∣</m:t>
+              </m:r>
+              <m:r>
+                <m:t>A</m:t>
+              </m:r>
+              <m:r>
+                <m:rPr>
+                  <m:sty m:val="p"/>
+                </m:rPr>
+                <m:t>,</m:t>
+              </m:r>
+              <m:r>
+                <m:t>L</m:t>
+              </m:r>
+              <m:r>
+                <m:rPr>
+                  <m:sty m:val="p"/>
+                </m:rPr>
+                <m:t>]</m:t>
+              </m:r>
             </m:den>
           </m:f>
         </m:oMath>
@@ -5199,8 +5279,8 @@
         <w:t xml:space="preserve">These weights create a pseudo-population of only uncensored individuals.</w:t>
       </w:r>
     </w:p>
-    <w:bookmarkEnd w:id="41"/>
-    <w:bookmarkStart w:id="42" w:name="X644a405dcdc8b1cdf771c8bfb12aa40a3246893"/>
+    <w:bookmarkEnd w:id="30"/>
+    <w:bookmarkStart w:id="31" w:name="X644a405dcdc8b1cdf771c8bfb12aa40a3246893"/>
     <w:p>
       <w:pPr>
         <w:pStyle w:val="Heading3"/>
@@ -5305,28 +5385,30 @@
                 </m:rPr>
                 <m:t>Pr</m:t>
               </m:r>
-              <m:d>
-                <m:dPr>
-                  <m:begChr m:val="["/>
-                  <m:sepChr m:val=""/>
-                  <m:endChr m:val="]"/>
-                  <m:grow/>
-                </m:dPr>
-                <m:e>
-                  <m:r>
-                    <m:t>A</m:t>
-                  </m:r>
-                  <m:r>
-                    <m:rPr>
-                      <m:sty m:val="p"/>
-                    </m:rPr>
-                    <m:t>∣</m:t>
-                  </m:r>
-                  <m:r>
-                    <m:t>L</m:t>
-                  </m:r>
-                </m:e>
-              </m:d>
+              <m:r>
+                <m:rPr>
+                  <m:sty m:val="p"/>
+                </m:rPr>
+                <m:t>[</m:t>
+              </m:r>
+              <m:r>
+                <m:t>A</m:t>
+              </m:r>
+              <m:r>
+                <m:rPr>
+                  <m:sty m:val="p"/>
+                </m:rPr>
+                <m:t>∣</m:t>
+              </m:r>
+              <m:r>
+                <m:t>L</m:t>
+              </m:r>
+              <m:r>
+                <m:rPr>
+                  <m:sty m:val="p"/>
+                </m:rPr>
+                <m:t>]</m:t>
+              </m:r>
             </m:den>
           </m:f>
           <m:r>
@@ -5351,46 +5433,48 @@
                 </m:rPr>
                 <m:t>Pr</m:t>
               </m:r>
-              <m:d>
-                <m:dPr>
-                  <m:begChr m:val="["/>
-                  <m:sepChr m:val=""/>
-                  <m:endChr m:val="]"/>
-                  <m:grow/>
-                </m:dPr>
-                <m:e>
-                  <m:r>
-                    <m:t>C</m:t>
-                  </m:r>
-                  <m:r>
-                    <m:rPr>
-                      <m:sty m:val="p"/>
-                    </m:rPr>
-                    <m:t>=</m:t>
-                  </m:r>
-                  <m:r>
-                    <m:t>0</m:t>
-                  </m:r>
-                  <m:r>
-                    <m:rPr>
-                      <m:sty m:val="p"/>
-                    </m:rPr>
-                    <m:t>∣</m:t>
-                  </m:r>
-                  <m:r>
-                    <m:t>A</m:t>
-                  </m:r>
-                  <m:r>
-                    <m:rPr>
-                      <m:sty m:val="p"/>
-                    </m:rPr>
-                    <m:t>,</m:t>
-                  </m:r>
-                  <m:r>
-                    <m:t>L</m:t>
-                  </m:r>
-                </m:e>
-              </m:d>
+              <m:r>
+                <m:rPr>
+                  <m:sty m:val="p"/>
+                </m:rPr>
+                <m:t>[</m:t>
+              </m:r>
+              <m:r>
+                <m:t>C</m:t>
+              </m:r>
+              <m:r>
+                <m:rPr>
+                  <m:sty m:val="p"/>
+                </m:rPr>
+                <m:t>=</m:t>
+              </m:r>
+              <m:r>
+                <m:t>0</m:t>
+              </m:r>
+              <m:r>
+                <m:rPr>
+                  <m:sty m:val="p"/>
+                </m:rPr>
+                <m:t>∣</m:t>
+              </m:r>
+              <m:r>
+                <m:t>A</m:t>
+              </m:r>
+              <m:r>
+                <m:rPr>
+                  <m:sty m:val="p"/>
+                </m:rPr>
+                <m:t>,</m:t>
+              </m:r>
+              <m:r>
+                <m:t>L</m:t>
+              </m:r>
+              <m:r>
+                <m:rPr>
+                  <m:sty m:val="p"/>
+                </m:rPr>
+                <m:t>]</m:t>
+              </m:r>
             </m:den>
           </m:f>
         </m:oMath>
@@ -5461,19 +5545,21 @@
                 </m:rPr>
                 <m:t>Pr</m:t>
               </m:r>
-              <m:d>
-                <m:dPr>
-                  <m:begChr m:val="["/>
-                  <m:sepChr m:val=""/>
-                  <m:endChr m:val="]"/>
-                  <m:grow/>
-                </m:dPr>
-                <m:e>
-                  <m:r>
-                    <m:t>A</m:t>
-                  </m:r>
-                </m:e>
-              </m:d>
+              <m:r>
+                <m:rPr>
+                  <m:sty m:val="p"/>
+                </m:rPr>
+                <m:t>[</m:t>
+              </m:r>
+              <m:r>
+                <m:t>A</m:t>
+              </m:r>
+              <m:r>
+                <m:rPr>
+                  <m:sty m:val="p"/>
+                </m:rPr>
+                <m:t>]</m:t>
+              </m:r>
             </m:num>
             <m:den>
               <m:r>
@@ -5482,28 +5568,30 @@
                 </m:rPr>
                 <m:t>Pr</m:t>
               </m:r>
-              <m:d>
-                <m:dPr>
-                  <m:begChr m:val="["/>
-                  <m:sepChr m:val=""/>
-                  <m:endChr m:val="]"/>
-                  <m:grow/>
-                </m:dPr>
-                <m:e>
-                  <m:r>
-                    <m:t>A</m:t>
-                  </m:r>
-                  <m:r>
-                    <m:rPr>
-                      <m:sty m:val="p"/>
-                    </m:rPr>
-                    <m:t>∣</m:t>
-                  </m:r>
-                  <m:r>
-                    <m:t>L</m:t>
-                  </m:r>
-                </m:e>
-              </m:d>
+              <m:r>
+                <m:rPr>
+                  <m:sty m:val="p"/>
+                </m:rPr>
+                <m:t>[</m:t>
+              </m:r>
+              <m:r>
+                <m:t>A</m:t>
+              </m:r>
+              <m:r>
+                <m:rPr>
+                  <m:sty m:val="p"/>
+                </m:rPr>
+                <m:t>∣</m:t>
+              </m:r>
+              <m:r>
+                <m:t>L</m:t>
+              </m:r>
+              <m:r>
+                <m:rPr>
+                  <m:sty m:val="p"/>
+                </m:rPr>
+                <m:t>]</m:t>
+              </m:r>
             </m:den>
           </m:f>
           <m:r>
@@ -5523,37 +5611,39 @@
                 </m:rPr>
                 <m:t>Pr</m:t>
               </m:r>
-              <m:d>
-                <m:dPr>
-                  <m:begChr m:val="["/>
-                  <m:sepChr m:val=""/>
-                  <m:endChr m:val="]"/>
-                  <m:grow/>
-                </m:dPr>
-                <m:e>
-                  <m:r>
-                    <m:t>C</m:t>
-                  </m:r>
-                  <m:r>
-                    <m:rPr>
-                      <m:sty m:val="p"/>
-                    </m:rPr>
-                    <m:t>=</m:t>
-                  </m:r>
-                  <m:r>
-                    <m:t>0</m:t>
-                  </m:r>
-                  <m:r>
-                    <m:rPr>
-                      <m:sty m:val="p"/>
-                    </m:rPr>
-                    <m:t>∣</m:t>
-                  </m:r>
-                  <m:r>
-                    <m:t>A</m:t>
-                  </m:r>
-                </m:e>
-              </m:d>
+              <m:r>
+                <m:rPr>
+                  <m:sty m:val="p"/>
+                </m:rPr>
+                <m:t>[</m:t>
+              </m:r>
+              <m:r>
+                <m:t>C</m:t>
+              </m:r>
+              <m:r>
+                <m:rPr>
+                  <m:sty m:val="p"/>
+                </m:rPr>
+                <m:t>=</m:t>
+              </m:r>
+              <m:r>
+                <m:t>0</m:t>
+              </m:r>
+              <m:r>
+                <m:rPr>
+                  <m:sty m:val="p"/>
+                </m:rPr>
+                <m:t>∣</m:t>
+              </m:r>
+              <m:r>
+                <m:t>A</m:t>
+              </m:r>
+              <m:r>
+                <m:rPr>
+                  <m:sty m:val="p"/>
+                </m:rPr>
+                <m:t>]</m:t>
+              </m:r>
             </m:num>
             <m:den>
               <m:r>
@@ -5562,53 +5652,55 @@
                 </m:rPr>
                 <m:t>Pr</m:t>
               </m:r>
-              <m:d>
-                <m:dPr>
-                  <m:begChr m:val="["/>
-                  <m:sepChr m:val=""/>
-                  <m:endChr m:val="]"/>
-                  <m:grow/>
-                </m:dPr>
-                <m:e>
-                  <m:r>
-                    <m:t>C</m:t>
-                  </m:r>
-                  <m:r>
-                    <m:rPr>
-                      <m:sty m:val="p"/>
-                    </m:rPr>
-                    <m:t>=</m:t>
-                  </m:r>
-                  <m:r>
-                    <m:t>0</m:t>
-                  </m:r>
-                  <m:r>
-                    <m:rPr>
-                      <m:sty m:val="p"/>
-                    </m:rPr>
-                    <m:t>∣</m:t>
-                  </m:r>
-                  <m:r>
-                    <m:t>A</m:t>
-                  </m:r>
-                  <m:r>
-                    <m:rPr>
-                      <m:sty m:val="p"/>
-                    </m:rPr>
-                    <m:t>,</m:t>
-                  </m:r>
-                  <m:r>
-                    <m:t>L</m:t>
-                  </m:r>
-                </m:e>
-              </m:d>
+              <m:r>
+                <m:rPr>
+                  <m:sty m:val="p"/>
+                </m:rPr>
+                <m:t>[</m:t>
+              </m:r>
+              <m:r>
+                <m:t>C</m:t>
+              </m:r>
+              <m:r>
+                <m:rPr>
+                  <m:sty m:val="p"/>
+                </m:rPr>
+                <m:t>=</m:t>
+              </m:r>
+              <m:r>
+                <m:t>0</m:t>
+              </m:r>
+              <m:r>
+                <m:rPr>
+                  <m:sty m:val="p"/>
+                </m:rPr>
+                <m:t>∣</m:t>
+              </m:r>
+              <m:r>
+                <m:t>A</m:t>
+              </m:r>
+              <m:r>
+                <m:rPr>
+                  <m:sty m:val="p"/>
+                </m:rPr>
+                <m:t>,</m:t>
+              </m:r>
+              <m:r>
+                <m:t>L</m:t>
+              </m:r>
+              <m:r>
+                <m:rPr>
+                  <m:sty m:val="p"/>
+                </m:rPr>
+                <m:t>]</m:t>
+              </m:r>
             </m:den>
           </m:f>
         </m:oMath>
       </m:oMathPara>
     </w:p>
-    <w:bookmarkEnd w:id="42"/>
-    <w:bookmarkStart w:id="43" w:name="example-nhefs-with-loss-to-follow-up"/>
+    <w:bookmarkEnd w:id="31"/>
+    <w:bookmarkStart w:id="32" w:name="example-nhefs-with-loss-to-follow-up"/>
     <w:p>
       <w:pPr>
         <w:pStyle w:val="Heading3"/>
@@ -5650,28 +5742,30 @@
         <w:t xml:space="preserve"> </w:t>
       </w:r>
       <m:oMath>
-        <m:d>
-          <m:dPr>
-            <m:begChr m:val="("/>
-            <m:sepChr m:val=""/>
-            <m:endChr m:val=")"/>
-            <m:grow/>
-          </m:dPr>
-          <m:e>
-            <m:r>
-              <m:t>A</m:t>
-            </m:r>
-            <m:r>
-              <m:rPr>
-                <m:sty m:val="p"/>
-              </m:rPr>
-              <m:t>,</m:t>
-            </m:r>
-            <m:r>
-              <m:t>L</m:t>
-            </m:r>
-          </m:e>
-        </m:d>
+        <m:r>
+          <m:rPr>
+            <m:sty m:val="p"/>
+          </m:rPr>
+          <m:t>(</m:t>
+        </m:r>
+        <m:r>
+          <m:t>A</m:t>
+        </m:r>
+        <m:r>
+          <m:rPr>
+            <m:sty m:val="p"/>
+          </m:rPr>
+          <m:t>,</m:t>
+        </m:r>
+        <m:r>
+          <m:t>L</m:t>
+        </m:r>
+        <m:r>
+          <m:rPr>
+            <m:sty m:val="p"/>
+          </m:rPr>
+          <m:t>)</m:t>
+        </m:r>
       </m:oMath>
       <w:r>
         <w:t xml:space="preserve">:</w:t>
@@ -5779,46 +5873,48 @@
           </m:rPr>
           <m:t>Pr</m:t>
         </m:r>
-        <m:d>
-          <m:dPr>
-            <m:begChr m:val="["/>
-            <m:sepChr m:val=""/>
-            <m:endChr m:val="]"/>
-            <m:grow/>
-          </m:dPr>
-          <m:e>
-            <m:r>
-              <m:t>C</m:t>
-            </m:r>
-            <m:r>
-              <m:rPr>
-                <m:sty m:val="p"/>
-              </m:rPr>
-              <m:t>=</m:t>
-            </m:r>
-            <m:r>
-              <m:t>0</m:t>
-            </m:r>
-            <m:r>
-              <m:rPr>
-                <m:sty m:val="p"/>
-              </m:rPr>
-              <m:t>∣</m:t>
-            </m:r>
-            <m:r>
-              <m:t>A</m:t>
-            </m:r>
-            <m:r>
-              <m:rPr>
-                <m:sty m:val="p"/>
-              </m:rPr>
-              <m:t>,</m:t>
-            </m:r>
-            <m:r>
-              <m:t>L</m:t>
-            </m:r>
-          </m:e>
-        </m:d>
+        <m:r>
+          <m:rPr>
+            <m:sty m:val="p"/>
+          </m:rPr>
+          <m:t>[</m:t>
+        </m:r>
+        <m:r>
+          <m:t>C</m:t>
+        </m:r>
+        <m:r>
+          <m:rPr>
+            <m:sty m:val="p"/>
+          </m:rPr>
+          <m:t>=</m:t>
+        </m:r>
+        <m:r>
+          <m:t>0</m:t>
+        </m:r>
+        <m:r>
+          <m:rPr>
+            <m:sty m:val="p"/>
+          </m:rPr>
+          <m:t>∣</m:t>
+        </m:r>
+        <m:r>
+          <m:t>A</m:t>
+        </m:r>
+        <m:r>
+          <m:rPr>
+            <m:sty m:val="p"/>
+          </m:rPr>
+          <m:t>,</m:t>
+        </m:r>
+        <m:r>
+          <m:t>L</m:t>
+        </m:r>
+        <m:r>
+          <m:rPr>
+            <m:sty m:val="p"/>
+          </m:rPr>
+          <m:t>]</m:t>
+        </m:r>
       </m:oMath>
       <w:r>
         <w:t xml:space="preserve"> </w:t>
@@ -6094,37 +6190,39 @@
           </m:rPr>
           <m:t>Pr</m:t>
         </m:r>
-        <m:d>
-          <m:dPr>
-            <m:begChr m:val="["/>
-            <m:sepChr m:val=""/>
-            <m:endChr m:val="]"/>
-            <m:grow/>
-          </m:dPr>
-          <m:e>
-            <m:r>
-              <m:t>A</m:t>
-            </m:r>
-            <m:r>
-              <m:rPr>
-                <m:sty m:val="p"/>
-              </m:rPr>
-              <m:t>=</m:t>
-            </m:r>
-            <m:r>
-              <m:t>a</m:t>
-            </m:r>
-            <m:r>
-              <m:rPr>
-                <m:sty m:val="p"/>
-              </m:rPr>
-              <m:t>∣</m:t>
-            </m:r>
-            <m:r>
-              <m:t>L</m:t>
-            </m:r>
-          </m:e>
-        </m:d>
+        <m:r>
+          <m:rPr>
+            <m:sty m:val="p"/>
+          </m:rPr>
+          <m:t>[</m:t>
+        </m:r>
+        <m:r>
+          <m:t>A</m:t>
+        </m:r>
+        <m:r>
+          <m:rPr>
+            <m:sty m:val="p"/>
+          </m:rPr>
+          <m:t>=</m:t>
+        </m:r>
+        <m:r>
+          <m:t>a</m:t>
+        </m:r>
+        <m:r>
+          <m:rPr>
+            <m:sty m:val="p"/>
+          </m:rPr>
+          <m:t>∣</m:t>
+        </m:r>
+        <m:r>
+          <m:t>L</m:t>
+        </m:r>
+        <m:r>
+          <m:rPr>
+            <m:sty m:val="p"/>
+          </m:rPr>
+          <m:t>]</m:t>
+        </m:r>
         <m:r>
           <m:rPr>
             <m:sty m:val="p"/>
@@ -6151,46 +6249,48 @@
           </m:rPr>
           <m:t>Pr</m:t>
         </m:r>
-        <m:d>
-          <m:dPr>
-            <m:begChr m:val="["/>
-            <m:sepChr m:val=""/>
-            <m:endChr m:val="]"/>
-            <m:grow/>
-          </m:dPr>
-          <m:e>
-            <m:r>
-              <m:t>C</m:t>
-            </m:r>
-            <m:r>
-              <m:rPr>
-                <m:sty m:val="p"/>
-              </m:rPr>
-              <m:t>=</m:t>
-            </m:r>
-            <m:r>
-              <m:t>0</m:t>
-            </m:r>
-            <m:r>
-              <m:rPr>
-                <m:sty m:val="p"/>
-              </m:rPr>
-              <m:t>∣</m:t>
-            </m:r>
-            <m:r>
-              <m:t>A</m:t>
-            </m:r>
-            <m:r>
-              <m:rPr>
-                <m:sty m:val="p"/>
-              </m:rPr>
-              <m:t>,</m:t>
-            </m:r>
-            <m:r>
-              <m:t>L</m:t>
-            </m:r>
-          </m:e>
-        </m:d>
+        <m:r>
+          <m:rPr>
+            <m:sty m:val="p"/>
+          </m:rPr>
+          <m:t>[</m:t>
+        </m:r>
+        <m:r>
+          <m:t>C</m:t>
+        </m:r>
+        <m:r>
+          <m:rPr>
+            <m:sty m:val="p"/>
+          </m:rPr>
+          <m:t>=</m:t>
+        </m:r>
+        <m:r>
+          <m:t>0</m:t>
+        </m:r>
+        <m:r>
+          <m:rPr>
+            <m:sty m:val="p"/>
+          </m:rPr>
+          <m:t>∣</m:t>
+        </m:r>
+        <m:r>
+          <m:t>A</m:t>
+        </m:r>
+        <m:r>
+          <m:rPr>
+            <m:sty m:val="p"/>
+          </m:rPr>
+          <m:t>,</m:t>
+        </m:r>
+        <m:r>
+          <m:t>L</m:t>
+        </m:r>
+        <m:r>
+          <m:rPr>
+            <m:sty m:val="p"/>
+          </m:rPr>
+          <m:t>]</m:t>
+        </m:r>
         <m:r>
           <m:rPr>
             <m:sty m:val="p"/>
@@ -6233,9 +6333,9 @@
         <w:t xml:space="preserve">Missing at random (MAR) means censoring may depend on observed variables but not on the (unobserved) outcome. This is weaker than missing completely at random (MCAR).</w:t>
       </w:r>
     </w:p>
-    <w:bookmarkEnd w:id="43"/>
-    <w:bookmarkEnd w:id="44"/>
-    <w:bookmarkStart w:id="47" w:name="a-likelihood-approach-pp.-173-174"/>
+    <w:bookmarkEnd w:id="32"/>
+    <w:bookmarkEnd w:id="33"/>
+    <w:bookmarkStart w:id="36" w:name="a-likelihood-approach-pp.-173-174"/>
     <w:p>
       <w:pPr>
         <w:pStyle w:val="Heading2"/>
@@ -6259,7 +6359,7 @@
         <w:t xml:space="preserve">IP weighting can be viewed through the lens of likelihood theory.</w:t>
       </w:r>
     </w:p>
-    <w:bookmarkStart w:id="45" w:name="weighted-likelihood"/>
+    <w:bookmarkStart w:id="34" w:name="weighted-likelihood"/>
     <w:p>
       <w:pPr>
         <w:pStyle w:val="Heading3"/>
@@ -6370,55 +6470,57 @@
               <m:r>
                 <m:t>f</m:t>
               </m:r>
-              <m:d>
-                <m:dPr>
-                  <m:begChr m:val="("/>
-                  <m:sepChr m:val=""/>
-                  <m:endChr m:val=")"/>
-                  <m:grow/>
-                </m:dPr>
+              <m:r>
+                <m:rPr>
+                  <m:sty m:val="p"/>
+                </m:rPr>
+                <m:t>(</m:t>
+              </m:r>
+              <m:sSub>
                 <m:e>
-                  <m:sSub>
-                    <m:e>
-                      <m:r>
-                        <m:t>Y</m:t>
-                      </m:r>
-                    </m:e>
-                    <m:sub>
-                      <m:r>
-                        <m:t>i</m:t>
-                      </m:r>
-                    </m:sub>
-                  </m:sSub>
                   <m:r>
-                    <m:rPr>
-                      <m:sty m:val="p"/>
-                    </m:rPr>
-                    <m:t>∣</m:t>
-                  </m:r>
-                  <m:sSub>
-                    <m:e>
-                      <m:r>
-                        <m:t>A</m:t>
-                      </m:r>
-                    </m:e>
-                    <m:sub>
-                      <m:r>
-                        <m:t>i</m:t>
-                      </m:r>
-                    </m:sub>
-                  </m:sSub>
-                  <m:r>
-                    <m:rPr>
-                      <m:sty m:val="p"/>
-                    </m:rPr>
-                    <m:t>;</m:t>
-                  </m:r>
-                  <m:r>
-                    <m:t>β</m:t>
+                    <m:t>Y</m:t>
                   </m:r>
                 </m:e>
-              </m:d>
+                <m:sub>
+                  <m:r>
+                    <m:t>i</m:t>
+                  </m:r>
+                </m:sub>
+              </m:sSub>
+              <m:r>
+                <m:rPr>
+                  <m:sty m:val="p"/>
+                </m:rPr>
+                <m:t>∣</m:t>
+              </m:r>
+              <m:sSub>
+                <m:e>
+                  <m:r>
+                    <m:t>A</m:t>
+                  </m:r>
+                </m:e>
+                <m:sub>
+                  <m:r>
+                    <m:t>i</m:t>
+                  </m:r>
+                </m:sub>
+              </m:sSub>
+              <m:r>
+                <m:rPr>
+                  <m:sty m:val="p"/>
+                </m:rPr>
+                <m:t>;</m:t>
+              </m:r>
+              <m:r>
+                <m:t>β</m:t>
+              </m:r>
+              <m:r>
+                <m:rPr>
+                  <m:sty m:val="p"/>
+                </m:rPr>
+                <m:t>)</m:t>
+              </m:r>
             </m:num>
             <m:den>
               <m:r>
@@ -6486,19 +6588,21 @@
               </m:r>
             </m:sub>
           </m:sSub>
-          <m:d>
-            <m:dPr>
-              <m:begChr m:val="("/>
-              <m:sepChr m:val=""/>
-              <m:endChr m:val=")"/>
-              <m:grow/>
-            </m:dPr>
-            <m:e>
-              <m:r>
-                <m:t>β</m:t>
-              </m:r>
-            </m:e>
-          </m:d>
+          <m:r>
+            <m:rPr>
+              <m:sty m:val="p"/>
+            </m:rPr>
+            <m:t>(</m:t>
+          </m:r>
+          <m:r>
+            <m:t>β</m:t>
+          </m:r>
+          <m:r>
+            <m:rPr>
+              <m:sty m:val="p"/>
+            </m:rPr>
+            <m:t>)</m:t>
+          </m:r>
           <m:r>
             <m:rPr>
               <m:sty m:val="p"/>
@@ -6532,98 +6636,102 @@
               </m:r>
             </m:sup>
             <m:e>
-              <m:sSup>
-                <m:e>
-                  <m:d>
-                    <m:dPr>
-                      <m:begChr m:val="["/>
-                      <m:sepChr m:val=""/>
-                      <m:endChr m:val="]"/>
-                      <m:grow/>
-                    </m:dPr>
-                    <m:e>
-                      <m:r>
-                        <m:t>f</m:t>
-                      </m:r>
-                      <m:d>
-                        <m:dPr>
-                          <m:begChr m:val="("/>
-                          <m:sepChr m:val=""/>
-                          <m:endChr m:val=")"/>
-                          <m:grow/>
-                        </m:dPr>
-                        <m:e>
-                          <m:sSub>
-                            <m:e>
-                              <m:r>
-                                <m:t>Y</m:t>
-                              </m:r>
-                            </m:e>
-                            <m:sub>
-                              <m:r>
-                                <m:t>i</m:t>
-                              </m:r>
-                            </m:sub>
-                          </m:sSub>
-                          <m:r>
-                            <m:rPr>
-                              <m:sty m:val="p"/>
-                            </m:rPr>
-                            <m:t>∣</m:t>
-                          </m:r>
-                          <m:sSub>
-                            <m:e>
-                              <m:r>
-                                <m:t>A</m:t>
-                              </m:r>
-                            </m:e>
-                            <m:sub>
-                              <m:r>
-                                <m:t>i</m:t>
-                              </m:r>
-                            </m:sub>
-                          </m:sSub>
-                          <m:r>
-                            <m:rPr>
-                              <m:sty m:val="p"/>
-                            </m:rPr>
-                            <m:t>;</m:t>
-                          </m:r>
-                          <m:r>
-                            <m:t>β</m:t>
-                          </m:r>
-                        </m:e>
-                      </m:d>
-                    </m:e>
-                  </m:d>
-                </m:e>
-                <m:sup>
-                  <m:sSubSup>
-                    <m:e>
-                      <m:r>
-                        <m:t>W</m:t>
-                      </m:r>
-                    </m:e>
-                    <m:sub>
-                      <m:r>
-                        <m:t>i</m:t>
-                      </m:r>
-                    </m:sub>
-                    <m:sup>
-                      <m:r>
-                        <m:t>A</m:t>
-                      </m:r>
-                    </m:sup>
-                  </m:sSubSup>
-                </m:sup>
-              </m:sSup>
+              <m:r>
+                <m:rPr>
+                  <m:sty m:val="p"/>
+                </m:rPr>
+                <m:t>[</m:t>
+              </m:r>
             </m:e>
           </m:nary>
+          <m:r>
+            <m:t>f</m:t>
+          </m:r>
+          <m:r>
+            <m:rPr>
+              <m:sty m:val="p"/>
+            </m:rPr>
+            <m:t>(</m:t>
+          </m:r>
+          <m:sSub>
+            <m:e>
+              <m:r>
+                <m:t>Y</m:t>
+              </m:r>
+            </m:e>
+            <m:sub>
+              <m:r>
+                <m:t>i</m:t>
+              </m:r>
+            </m:sub>
+          </m:sSub>
+          <m:r>
+            <m:rPr>
+              <m:sty m:val="p"/>
+            </m:rPr>
+            <m:t>∣</m:t>
+          </m:r>
+          <m:sSub>
+            <m:e>
+              <m:r>
+                <m:t>A</m:t>
+              </m:r>
+            </m:e>
+            <m:sub>
+              <m:r>
+                <m:t>i</m:t>
+              </m:r>
+            </m:sub>
+          </m:sSub>
+          <m:r>
+            <m:rPr>
+              <m:sty m:val="p"/>
+            </m:rPr>
+            <m:t>;</m:t>
+          </m:r>
+          <m:r>
+            <m:t>β</m:t>
+          </m:r>
+          <m:r>
+            <m:rPr>
+              <m:sty m:val="p"/>
+            </m:rPr>
+            <m:t>)</m:t>
+          </m:r>
+          <m:sSup>
+            <m:e>
+              <m:r>
+                <m:rPr>
+                  <m:sty m:val="p"/>
+                </m:rPr>
+                <m:t>]</m:t>
+              </m:r>
+            </m:e>
+            <m:sup>
+              <m:sSubSup>
+                <m:e>
+                  <m:r>
+                    <m:t>W</m:t>
+                  </m:r>
+                </m:e>
+                <m:sub>
+                  <m:r>
+                    <m:t>i</m:t>
+                  </m:r>
+                </m:sub>
+                <m:sup>
+                  <m:r>
+                    <m:t>A</m:t>
+                  </m:r>
+                </m:sup>
+              </m:sSubSup>
+            </m:sup>
+          </m:sSup>
         </m:oMath>
       </m:oMathPara>
     </w:p>
-    <w:bookmarkEnd w:id="45"/>
-    <w:bookmarkStart w:id="46" w:name="connection-to-maximum-likelihood"/>
+    <w:bookmarkEnd w:id="34"/>
+    <w:bookmarkStart w:id="35" w:name="connection-to-maximum-likelihood"/>
     <w:p>
       <w:pPr>
         <w:pStyle w:val="Heading3"/>
@@ -6667,28 +6775,30 @@
         <m:r>
           <m:t>E</m:t>
         </m:r>
-        <m:d>
-          <m:dPr>
-            <m:begChr m:val="["/>
-            <m:sepChr m:val=""/>
-            <m:endChr m:val="]"/>
-            <m:grow/>
-          </m:dPr>
-          <m:e>
-            <m:r>
-              <m:t>Y</m:t>
-            </m:r>
-            <m:r>
-              <m:rPr>
-                <m:sty m:val="p"/>
-              </m:rPr>
-              <m:t>∣</m:t>
-            </m:r>
-            <m:r>
-              <m:t>A</m:t>
-            </m:r>
-          </m:e>
-        </m:d>
+        <m:r>
+          <m:rPr>
+            <m:sty m:val="p"/>
+          </m:rPr>
+          <m:t>[</m:t>
+        </m:r>
+        <m:r>
+          <m:t>Y</m:t>
+        </m:r>
+        <m:r>
+          <m:rPr>
+            <m:sty m:val="p"/>
+          </m:rPr>
+          <m:t>∣</m:t>
+        </m:r>
+        <m:r>
+          <m:t>A</m:t>
+        </m:r>
+        <m:r>
+          <m:rPr>
+            <m:sty m:val="p"/>
+          </m:rPr>
+          <m:t>]</m:t>
+        </m:r>
         <m:r>
           <m:rPr>
             <m:sty m:val="p"/>
@@ -6698,28 +6808,30 @@
         <m:r>
           <m:t>g</m:t>
         </m:r>
-        <m:d>
-          <m:dPr>
-            <m:begChr m:val="("/>
-            <m:sepChr m:val=""/>
-            <m:endChr m:val=")"/>
-            <m:grow/>
-          </m:dPr>
-          <m:e>
-            <m:r>
-              <m:t>A</m:t>
-            </m:r>
-            <m:r>
-              <m:rPr>
-                <m:sty m:val="p"/>
-              </m:rPr>
-              <m:t>;</m:t>
-            </m:r>
-            <m:r>
-              <m:t>β</m:t>
-            </m:r>
-          </m:e>
-        </m:d>
+        <m:r>
+          <m:rPr>
+            <m:sty m:val="p"/>
+          </m:rPr>
+          <m:t>(</m:t>
+        </m:r>
+        <m:r>
+          <m:t>A</m:t>
+        </m:r>
+        <m:r>
+          <m:rPr>
+            <m:sty m:val="p"/>
+          </m:rPr>
+          <m:t>;</m:t>
+        </m:r>
+        <m:r>
+          <m:t>β</m:t>
+        </m:r>
+        <m:r>
+          <m:rPr>
+            <m:sty m:val="p"/>
+          </m:rPr>
+          <m:t>)</m:t>
+        </m:r>
       </m:oMath>
     </w:p>
     <w:p>
@@ -6757,28 +6869,30 @@
         <m:r>
           <m:t>E</m:t>
         </m:r>
-        <m:d>
-          <m:dPr>
-            <m:begChr m:val="["/>
-            <m:sepChr m:val=""/>
-            <m:endChr m:val="]"/>
-            <m:grow/>
-          </m:dPr>
+        <m:r>
+          <m:rPr>
+            <m:sty m:val="p"/>
+          </m:rPr>
+          <m:t>[</m:t>
+        </m:r>
+        <m:sSup>
           <m:e>
-            <m:sSup>
-              <m:e>
-                <m:r>
-                  <m:t>Y</m:t>
-                </m:r>
-              </m:e>
-              <m:sup>
-                <m:r>
-                  <m:t>a</m:t>
-                </m:r>
-              </m:sup>
-            </m:sSup>
+            <m:r>
+              <m:t>Y</m:t>
+            </m:r>
           </m:e>
-        </m:d>
+          <m:sup>
+            <m:r>
+              <m:t>a</m:t>
+            </m:r>
+          </m:sup>
+        </m:sSup>
+        <m:r>
+          <m:rPr>
+            <m:sty m:val="p"/>
+          </m:rPr>
+          <m:t>]</m:t>
+        </m:r>
         <m:r>
           <m:rPr>
             <m:sty m:val="p"/>
@@ -6788,28 +6902,30 @@
         <m:r>
           <m:t>g</m:t>
         </m:r>
-        <m:d>
-          <m:dPr>
-            <m:begChr m:val="("/>
-            <m:sepChr m:val=""/>
-            <m:endChr m:val=")"/>
-            <m:grow/>
-          </m:dPr>
-          <m:e>
-            <m:r>
-              <m:t>a</m:t>
-            </m:r>
-            <m:r>
-              <m:rPr>
-                <m:sty m:val="p"/>
-              </m:rPr>
-              <m:t>;</m:t>
-            </m:r>
-            <m:r>
-              <m:t>β</m:t>
-            </m:r>
-          </m:e>
-        </m:d>
+        <m:r>
+          <m:rPr>
+            <m:sty m:val="p"/>
+          </m:rPr>
+          <m:t>(</m:t>
+        </m:r>
+        <m:r>
+          <m:t>a</m:t>
+        </m:r>
+        <m:r>
+          <m:rPr>
+            <m:sty m:val="p"/>
+          </m:rPr>
+          <m:t>;</m:t>
+        </m:r>
+        <m:r>
+          <m:t>β</m:t>
+        </m:r>
+        <m:r>
+          <m:rPr>
+            <m:sty m:val="p"/>
+          </m:rPr>
+          <m:t>)</m:t>
+        </m:r>
       </m:oMath>
     </w:p>
     <w:p>
@@ -6916,9 +7032,9 @@
         <w:t xml:space="preserve">- Clustering</w:t>
       </w:r>
     </w:p>
-    <w:bookmarkEnd w:id="46"/>
-    <w:bookmarkEnd w:id="47"/>
-    <w:bookmarkStart w:id="51" w:name="summary"/>
+    <w:bookmarkEnd w:id="35"/>
+    <w:bookmarkEnd w:id="36"/>
+    <w:bookmarkStart w:id="40" w:name="summary"/>
     <w:p>
       <w:pPr>
         <w:pStyle w:val="Heading2"/>
@@ -7156,8 +7272,8 @@
         <w:t xml:space="preserve">: Part III will extend these ideas to time-varying treatments and confounders, where IP weighting and MSMs are particularly powerful. We’ll see that handling time-varying confounding affected by prior treatment is impossible with standard regression, but natural with IP weighting.</w:t>
       </w:r>
     </w:p>
-    <w:bookmarkStart w:id="50" w:name="refs"/>
-    <w:bookmarkStart w:id="49" w:name="ref-hernan2020causal"/>
+    <w:bookmarkStart w:id="39" w:name="refs"/>
+    <w:bookmarkStart w:id="38" w:name="ref-hernan2020causal"/>
     <w:p>
       <w:pPr>
         <w:pStyle w:val="Bibliography"/>
@@ -7176,12 +7292,12 @@
         <w:t xml:space="preserve">Causal Inference: What If</w:t>
       </w:r>
       <w:r>
-        <w:t xml:space="preserve">. Boca Raton: Chapman &amp; Hall/CRC.</w:t>
-      </w:r>
-      <w:r>
-        <w:t xml:space="preserve"> </w:t>
-      </w:r>
-      <w:hyperlink r:id="rId48">
+        <w:t xml:space="preserve">. Chapman &amp; Hall/CRC.</w:t>
+      </w:r>
+      <w:r>
+        <w:t xml:space="preserve"> </w:t>
+      </w:r>
+      <w:hyperlink r:id="rId37">
         <w:r>
           <w:rPr>
             <w:rStyle w:val="Hyperlink"/>
@@ -7193,9 +7309,9 @@
         <w:t xml:space="preserve">.</w:t>
       </w:r>
     </w:p>
-    <w:bookmarkEnd w:id="49"/>
-    <w:bookmarkEnd w:id="50"/>
-    <w:bookmarkEnd w:id="51"/>
+    <w:bookmarkEnd w:id="38"/>
+    <w:bookmarkEnd w:id="39"/>
+    <w:bookmarkEnd w:id="40"/>
     <w:sectPr>
       <w:footnotePr>
         <w:numRestart w:val="eachSect"/>
@@ -7712,10 +7828,10 @@
   <w:docDefaults>
     <w:rPrDefault>
       <w:rPr>
-        <w:rFonts w:asciiTheme="minorHAnsi" w:cstheme="minorBidi" w:eastAsiaTheme="minorHAnsi" w:hAnsiTheme="minorHAnsi"/>
+        <w:rFonts w:asciiTheme="minorHAnsi" w:cstheme="minorBidi" w:eastAsiaTheme="minorEastAsia" w:hAnsiTheme="minorHAnsi"/>
         <w:sz w:val="24"/>
         <w:szCs w:val="24"/>
-        <w:lang w:bidi="ar-SA" w:eastAsia="en-US" w:val="en-US"/>
+        <w:lang w:bidi="ar-SA" w:eastAsia="zh-CN" w:val="en-US"/>
       </w:rPr>
     </w:rPrDefault>
     <w:pPrDefault>
@@ -8256,13 +8372,6 @@
       </w:tblCellMar>
     </w:tblPr>
     <w:tblStylePr w:type="firstRow">
-      <w:tblPr>
-        <w:jc w:val="left"/>
-        <w:tblInd w:type="dxa" w:w="0"/>
-      </w:tblPr>
-      <w:trPr>
-        <w:jc w:val="left"/>
-      </w:trPr>
       <w:tcPr>
         <w:tcBorders>
           <w:bottom w:val="single"/>

--- a/chapters/12-ip-weighting-marginal-structural-models.docx
+++ b/chapters/12-ip-weighting-marginal-structural-models.docx
@@ -636,94 +636,189 @@
         <w:t xml:space="preserve">2.1 IP Weights Definition</w:t>
       </w:r>
     </w:p>
-    <w:bookmarkStart w:id="12" w:name="def-ip-weights"/>
-    <w:p>
-      <w:pPr>
-        <w:pStyle w:val="FirstParagraph"/>
-      </w:pPr>
-      <w:r>
-        <w:rPr>
-          <w:b/>
-          <w:bCs/>
-        </w:rPr>
-        <w:t xml:space="preserve">Definition 1 (Inverse Probability Weights)</w:t>
-      </w:r>
-      <w:r>
-        <w:t xml:space="preserve"> </w:t>
-      </w:r>
-      <w:r>
-        <w:t xml:space="preserve">For individual</w:t>
-      </w:r>
-      <w:r>
-        <w:t xml:space="preserve"> </w:t>
-      </w:r>
-      <m:oMath>
-        <m:r>
-          <m:t>i</m:t>
-        </m:r>
-      </m:oMath>
-      <w:r>
-        <w:t xml:space="preserve">, the</w:t>
-      </w:r>
-      <w:r>
-        <w:t xml:space="preserve"> </w:t>
-      </w:r>
-      <w:r>
-        <w:rPr>
-          <w:b/>
-          <w:bCs/>
-        </w:rPr>
-        <w:t xml:space="preserve">IP weight</w:t>
-      </w:r>
-      <w:r>
-        <w:t xml:space="preserve"> </w:t>
-      </w:r>
-      <w:r>
-        <w:t xml:space="preserve">is:</w:t>
-      </w:r>
-    </w:p>
-    <w:p>
-      <w:pPr>
-        <w:pStyle w:val="BodyText"/>
-      </w:pPr>
-      <m:oMathPara>
-        <m:oMathParaPr>
-          <m:jc m:val="center"/>
-        </m:oMathParaPr>
-        <m:oMath>
-          <m:sSubSup>
-            <m:e>
-              <m:r>
-                <m:t>W</m:t>
-              </m:r>
-            </m:e>
-            <m:sub>
+    <w:tbl>
+      <w:tblPr>
+        <w:tblStyle w:val="Table"/>
+        <w:tblInd w:w="164" w:type="dxa"/>
+        <w:tblBorders>
+          <w:left w:val="single" w:sz="24" w:space="0" w:color="909090"/>
+        </w:tblBorders>
+        <w:tblCellMar>
+          <w:left w:w="0" w:type="dxa"/>
+          <w:right w:w="0" w:type="dxa"/>
+        </w:tblCellMar>
+        <w:tblLook w:firstRow="0" w:lastRow="0" w:firstColumn="0" w:lastColumn="0" w:noHBand="0" w:noVBand="0" w:val="0000"/>
+      </w:tblPr>
+      <w:tblGrid>
+        <w:gridCol w:w="7920"/>
+      </w:tblGrid>
+      <w:tr>
+        <w:trPr>
+          <w:cantSplit/>
+        </w:trPr>
+        <w:tc>
+          <w:tcPr>
+            <w:tcMar>
+              <w:left w:w="144" w:type="dxa"/>
+            </w:tcMar>
+          </w:tcPr>
+          <w:p>
+            <w:pPr>
+              <w:pStyle w:val="FirstParagraph"/>
+            </w:pPr>
+            <w:pPr>
+              <w:spacing w:before="16" w:after="64"/>
+            </w:pPr>
+          </w:p>
+          <w:bookmarkStart w:id="12" w:name="def-ip-weights"/>
+          <w:p>
+            <w:pPr>
+              <w:pStyle w:val="BodyText"/>
+            </w:pPr>
+            <w:r>
+              <w:rPr>
+                <w:b/>
+                <w:bCs/>
+              </w:rPr>
+              <w:t xml:space="preserve">Definition 1 (Inverse Probability Weights)</w:t>
+            </w:r>
+            <w:r>
+              <w:t xml:space="preserve"> </w:t>
+            </w:r>
+            <w:r>
+              <w:t xml:space="preserve">For individual</w:t>
+            </w:r>
+            <w:r>
+              <w:t xml:space="preserve"> </w:t>
+            </w:r>
+            <m:oMath>
               <m:r>
                 <m:t>i</m:t>
               </m:r>
-            </m:sub>
-            <m:sup>
-              <m:r>
-                <m:t>A</m:t>
-              </m:r>
-            </m:sup>
-          </m:sSubSup>
-          <m:r>
-            <m:rPr>
-              <m:sty m:val="p"/>
-            </m:rPr>
-            <m:t>=</m:t>
-          </m:r>
-          <m:f>
-            <m:fPr>
-              <m:type m:val="bar"/>
-            </m:fPr>
-            <m:num>
-              <m:r>
-                <m:t>1</m:t>
-              </m:r>
-            </m:num>
-            <m:den>
+            </m:oMath>
+            <w:r>
+              <w:t xml:space="preserve">, the</w:t>
+            </w:r>
+            <w:r>
+              <w:t xml:space="preserve"> </w:t>
+            </w:r>
+            <w:r>
+              <w:rPr>
+                <w:b/>
+                <w:bCs/>
+              </w:rPr>
+              <w:t xml:space="preserve">IP weight</w:t>
+            </w:r>
+            <w:r>
+              <w:t xml:space="preserve"> </w:t>
+            </w:r>
+            <w:r>
+              <w:t xml:space="preserve">is:</w:t>
+            </w:r>
+          </w:p>
+          <w:p>
+            <w:pPr>
+              <w:pStyle w:val="BodyText"/>
+            </w:pPr>
+            <m:oMathPara>
+              <m:oMathParaPr>
+                <m:jc m:val="center"/>
+              </m:oMathParaPr>
+              <m:oMath>
+                <m:sSubSup>
+                  <m:e>
+                    <m:r>
+                      <m:t>W</m:t>
+                    </m:r>
+                  </m:e>
+                  <m:sub>
+                    <m:r>
+                      <m:t>i</m:t>
+                    </m:r>
+                  </m:sub>
+                  <m:sup>
+                    <m:r>
+                      <m:t>A</m:t>
+                    </m:r>
+                  </m:sup>
+                </m:sSubSup>
+                <m:r>
+                  <m:rPr>
+                    <m:sty m:val="p"/>
+                  </m:rPr>
+                  <m:t>=</m:t>
+                </m:r>
+                <m:f>
+                  <m:fPr>
+                    <m:type m:val="bar"/>
+                  </m:fPr>
+                  <m:num>
+                    <m:r>
+                      <m:t>1</m:t>
+                    </m:r>
+                  </m:num>
+                  <m:den>
+                    <m:r>
+                      <m:t>f</m:t>
+                    </m:r>
+                    <m:r>
+                      <m:rPr>
+                        <m:sty m:val="p"/>
+                      </m:rPr>
+                      <m:t>(</m:t>
+                    </m:r>
+                    <m:sSub>
+                      <m:e>
+                        <m:r>
+                          <m:t>A</m:t>
+                        </m:r>
+                      </m:e>
+                      <m:sub>
+                        <m:r>
+                          <m:t>i</m:t>
+                        </m:r>
+                      </m:sub>
+                    </m:sSub>
+                    <m:r>
+                      <m:rPr>
+                        <m:sty m:val="p"/>
+                      </m:rPr>
+                      <m:t>∣</m:t>
+                    </m:r>
+                    <m:sSub>
+                      <m:e>
+                        <m:r>
+                          <m:t>L</m:t>
+                        </m:r>
+                      </m:e>
+                      <m:sub>
+                        <m:r>
+                          <m:t>i</m:t>
+                        </m:r>
+                      </m:sub>
+                    </m:sSub>
+                    <m:r>
+                      <m:rPr>
+                        <m:sty m:val="p"/>
+                      </m:rPr>
+                      <m:t>)</m:t>
+                    </m:r>
+                  </m:den>
+                </m:f>
+              </m:oMath>
+            </m:oMathPara>
+          </w:p>
+          <w:p>
+            <w:pPr>
+              <w:pStyle w:val="FirstParagraph"/>
+            </w:pPr>
+            <w:r>
+              <w:t xml:space="preserve">where</w:t>
+            </w:r>
+            <w:r>
+              <w:t xml:space="preserve"> </w:t>
+            </w:r>
+            <m:oMath>
               <m:r>
                 <m:t>f</m:t>
               </m:r>
@@ -769,505 +864,447 @@
                 </m:rPr>
                 <m:t>)</m:t>
               </m:r>
-            </m:den>
-          </m:f>
-        </m:oMath>
-      </m:oMathPara>
-    </w:p>
-    <w:p>
-      <w:pPr>
-        <w:pStyle w:val="FirstParagraph"/>
-      </w:pPr>
-      <w:r>
-        <w:t xml:space="preserve">where</w:t>
-      </w:r>
-      <w:r>
-        <w:t xml:space="preserve"> </w:t>
-      </w:r>
-      <m:oMath>
-        <m:r>
-          <m:t>f</m:t>
-        </m:r>
-        <m:r>
-          <m:rPr>
-            <m:sty m:val="p"/>
-          </m:rPr>
-          <m:t>(</m:t>
-        </m:r>
-        <m:sSub>
-          <m:e>
-            <m:r>
-              <m:t>A</m:t>
-            </m:r>
-          </m:e>
-          <m:sub>
-            <m:r>
-              <m:t>i</m:t>
-            </m:r>
-          </m:sub>
-        </m:sSub>
-        <m:r>
-          <m:rPr>
-            <m:sty m:val="p"/>
-          </m:rPr>
-          <m:t>∣</m:t>
-        </m:r>
-        <m:sSub>
-          <m:e>
-            <m:r>
-              <m:t>L</m:t>
-            </m:r>
-          </m:e>
-          <m:sub>
-            <m:r>
-              <m:t>i</m:t>
-            </m:r>
-          </m:sub>
-        </m:sSub>
-        <m:r>
-          <m:rPr>
-            <m:sty m:val="p"/>
-          </m:rPr>
-          <m:t>)</m:t>
-        </m:r>
-        <m:r>
-          <m:rPr>
-            <m:sty m:val="p"/>
-          </m:rPr>
-          <m:t>=</m:t>
-        </m:r>
-        <m:r>
-          <m:rPr>
-            <m:sty m:val="p"/>
-          </m:rPr>
-          <m:t>Pr</m:t>
-        </m:r>
-        <m:r>
-          <m:rPr>
-            <m:sty m:val="p"/>
-          </m:rPr>
-          <m:t>[</m:t>
-        </m:r>
-        <m:r>
-          <m:t>A</m:t>
-        </m:r>
-        <m:r>
-          <m:rPr>
-            <m:sty m:val="p"/>
-          </m:rPr>
-          <m:t>=</m:t>
-        </m:r>
-        <m:sSub>
-          <m:e>
-            <m:r>
-              <m:t>A</m:t>
-            </m:r>
-          </m:e>
-          <m:sub>
-            <m:r>
-              <m:t>i</m:t>
-            </m:r>
-          </m:sub>
-        </m:sSub>
-        <m:r>
-          <m:rPr>
-            <m:sty m:val="p"/>
-          </m:rPr>
-          <m:t>∣</m:t>
-        </m:r>
-        <m:r>
-          <m:t>L</m:t>
-        </m:r>
-        <m:r>
-          <m:rPr>
-            <m:sty m:val="p"/>
-          </m:rPr>
-          <m:t>=</m:t>
-        </m:r>
-        <m:sSub>
-          <m:e>
-            <m:r>
-              <m:t>L</m:t>
-            </m:r>
-          </m:e>
-          <m:sub>
-            <m:r>
-              <m:t>i</m:t>
-            </m:r>
-          </m:sub>
-        </m:sSub>
-        <m:r>
-          <m:rPr>
-            <m:sty m:val="p"/>
-          </m:rPr>
-          <m:t>]</m:t>
-        </m:r>
-      </m:oMath>
-      <w:r>
-        <w:t xml:space="preserve"> </w:t>
-      </w:r>
-      <w:r>
-        <w:t xml:space="preserve">is the</w:t>
-      </w:r>
-      <w:r>
-        <w:t xml:space="preserve"> </w:t>
-      </w:r>
-      <w:r>
-        <w:rPr>
-          <w:b/>
-          <w:bCs/>
-        </w:rPr>
-        <w:t xml:space="preserve">propensity score</w:t>
-      </w:r>
-      <w:r>
-        <w:t xml:space="preserve"> </w:t>
-      </w:r>
-      <w:r>
-        <w:t xml:space="preserve">- the probability of receiving the treatment actually received, given confounders.</w:t>
-      </w:r>
-    </w:p>
-    <w:p>
-      <w:pPr>
-        <w:pStyle w:val="BodyText"/>
-      </w:pPr>
-      <w:r>
-        <w:t xml:space="preserve">For a dichotomous treatment:</w:t>
-      </w:r>
-    </w:p>
-    <w:p>
-      <w:pPr>
-        <w:pStyle w:val="Compact"/>
-        <w:numPr>
-          <w:ilvl w:val="0"/>
-          <w:numId w:val="1002"/>
-        </w:numPr>
-      </w:pPr>
-      <w:r>
-        <w:t xml:space="preserve">If</w:t>
-      </w:r>
-      <w:r>
-        <w:t xml:space="preserve"> </w:t>
-      </w:r>
-      <m:oMath>
-        <m:sSub>
-          <m:e>
-            <m:r>
-              <m:t>A</m:t>
-            </m:r>
-          </m:e>
-          <m:sub>
-            <m:r>
-              <m:t>i</m:t>
-            </m:r>
-          </m:sub>
-        </m:sSub>
-        <m:r>
-          <m:rPr>
-            <m:sty m:val="p"/>
-          </m:rPr>
-          <m:t>=</m:t>
-        </m:r>
-        <m:r>
-          <m:t>1</m:t>
-        </m:r>
-      </m:oMath>
-      <w:r>
-        <w:t xml:space="preserve">:</w:t>
-      </w:r>
-      <w:r>
-        <w:t xml:space="preserve"> </w:t>
-      </w:r>
-      <m:oMath>
-        <m:sSubSup>
-          <m:e>
-            <m:r>
-              <m:t>W</m:t>
-            </m:r>
-          </m:e>
-          <m:sub>
-            <m:r>
-              <m:t>i</m:t>
-            </m:r>
-          </m:sub>
-          <m:sup>
-            <m:r>
-              <m:t>A</m:t>
-            </m:r>
-          </m:sup>
-        </m:sSubSup>
-        <m:r>
-          <m:rPr>
-            <m:sty m:val="p"/>
-          </m:rPr>
-          <m:t>=</m:t>
-        </m:r>
-        <m:f>
-          <m:fPr>
-            <m:type m:val="bar"/>
-          </m:fPr>
-          <m:num>
-            <m:r>
-              <m:t>1</m:t>
-            </m:r>
-          </m:num>
-          <m:den>
-            <m:r>
-              <m:rPr>
-                <m:sty m:val="p"/>
-              </m:rPr>
-              <m:t>Pr</m:t>
-            </m:r>
-            <m:r>
-              <m:rPr>
-                <m:sty m:val="p"/>
-              </m:rPr>
-              <m:t>[</m:t>
-            </m:r>
-            <m:r>
-              <m:t>A</m:t>
-            </m:r>
-            <m:r>
-              <m:rPr>
-                <m:sty m:val="p"/>
-              </m:rPr>
-              <m:t>=</m:t>
-            </m:r>
-            <m:r>
-              <m:t>1</m:t>
-            </m:r>
-            <m:r>
-              <m:rPr>
-                <m:sty m:val="p"/>
-              </m:rPr>
-              <m:t>∣</m:t>
-            </m:r>
-            <m:sSub>
-              <m:e>
-                <m:r>
-                  <m:t>L</m:t>
-                </m:r>
-              </m:e>
-              <m:sub>
-                <m:r>
-                  <m:t>i</m:t>
-                </m:r>
-              </m:sub>
-            </m:sSub>
-            <m:r>
-              <m:rPr>
-                <m:sty m:val="p"/>
-              </m:rPr>
-              <m:t>]</m:t>
-            </m:r>
-          </m:den>
-        </m:f>
-      </m:oMath>
-    </w:p>
-    <w:p>
-      <w:pPr>
-        <w:pStyle w:val="Compact"/>
-        <w:numPr>
-          <w:ilvl w:val="0"/>
-          <w:numId w:val="1002"/>
-        </w:numPr>
-      </w:pPr>
-      <w:r>
-        <w:t xml:space="preserve">If</w:t>
-      </w:r>
-      <w:r>
-        <w:t xml:space="preserve"> </w:t>
-      </w:r>
-      <m:oMath>
-        <m:sSub>
-          <m:e>
-            <m:r>
-              <m:t>A</m:t>
-            </m:r>
-          </m:e>
-          <m:sub>
-            <m:r>
-              <m:t>i</m:t>
-            </m:r>
-          </m:sub>
-        </m:sSub>
-        <m:r>
-          <m:rPr>
-            <m:sty m:val="p"/>
-          </m:rPr>
-          <m:t>=</m:t>
-        </m:r>
-        <m:r>
-          <m:t>0</m:t>
-        </m:r>
-      </m:oMath>
-      <w:r>
-        <w:t xml:space="preserve">:</w:t>
-      </w:r>
-      <w:r>
-        <w:t xml:space="preserve"> </w:t>
-      </w:r>
-      <m:oMath>
-        <m:sSubSup>
-          <m:e>
-            <m:r>
-              <m:t>W</m:t>
-            </m:r>
-          </m:e>
-          <m:sub>
-            <m:r>
-              <m:t>i</m:t>
-            </m:r>
-          </m:sub>
-          <m:sup>
-            <m:r>
-              <m:t>A</m:t>
-            </m:r>
-          </m:sup>
-        </m:sSubSup>
-        <m:r>
-          <m:rPr>
-            <m:sty m:val="p"/>
-          </m:rPr>
-          <m:t>=</m:t>
-        </m:r>
-        <m:f>
-          <m:fPr>
-            <m:type m:val="bar"/>
-          </m:fPr>
-          <m:num>
-            <m:r>
-              <m:t>1</m:t>
-            </m:r>
-          </m:num>
-          <m:den>
-            <m:r>
-              <m:rPr>
-                <m:sty m:val="p"/>
-              </m:rPr>
-              <m:t>Pr</m:t>
-            </m:r>
-            <m:r>
-              <m:rPr>
-                <m:sty m:val="p"/>
-              </m:rPr>
-              <m:t>[</m:t>
-            </m:r>
-            <m:r>
-              <m:t>A</m:t>
-            </m:r>
-            <m:r>
-              <m:rPr>
-                <m:sty m:val="p"/>
-              </m:rPr>
-              <m:t>=</m:t>
-            </m:r>
-            <m:r>
-              <m:t>0</m:t>
-            </m:r>
-            <m:r>
-              <m:rPr>
-                <m:sty m:val="p"/>
-              </m:rPr>
-              <m:t>∣</m:t>
-            </m:r>
-            <m:sSub>
-              <m:e>
-                <m:r>
-                  <m:t>L</m:t>
-                </m:r>
-              </m:e>
-              <m:sub>
-                <m:r>
-                  <m:t>i</m:t>
-                </m:r>
-              </m:sub>
-            </m:sSub>
-            <m:r>
-              <m:rPr>
-                <m:sty m:val="p"/>
-              </m:rPr>
-              <m:t>]</m:t>
-            </m:r>
-          </m:den>
-        </m:f>
-        <m:r>
-          <m:rPr>
-            <m:sty m:val="p"/>
-          </m:rPr>
-          <m:t>=</m:t>
-        </m:r>
-        <m:f>
-          <m:fPr>
-            <m:type m:val="bar"/>
-          </m:fPr>
-          <m:num>
-            <m:r>
-              <m:t>1</m:t>
-            </m:r>
-          </m:num>
-          <m:den>
-            <m:r>
-              <m:t>1</m:t>
-            </m:r>
-            <m:r>
-              <m:rPr>
-                <m:sty m:val="p"/>
-              </m:rPr>
-              <m:t>−</m:t>
-            </m:r>
-            <m:r>
-              <m:rPr>
-                <m:sty m:val="p"/>
-              </m:rPr>
-              <m:t>Pr</m:t>
-            </m:r>
-            <m:r>
-              <m:rPr>
-                <m:sty m:val="p"/>
-              </m:rPr>
-              <m:t>[</m:t>
-            </m:r>
-            <m:r>
-              <m:t>A</m:t>
-            </m:r>
-            <m:r>
-              <m:rPr>
-                <m:sty m:val="p"/>
-              </m:rPr>
-              <m:t>=</m:t>
-            </m:r>
-            <m:r>
-              <m:t>1</m:t>
-            </m:r>
-            <m:r>
-              <m:rPr>
-                <m:sty m:val="p"/>
-              </m:rPr>
-              <m:t>∣</m:t>
-            </m:r>
-            <m:sSub>
-              <m:e>
-                <m:r>
-                  <m:t>L</m:t>
-                </m:r>
-              </m:e>
-              <m:sub>
-                <m:r>
-                  <m:t>i</m:t>
-                </m:r>
-              </m:sub>
-            </m:sSub>
-            <m:r>
-              <m:rPr>
-                <m:sty m:val="p"/>
-              </m:rPr>
-              <m:t>]</m:t>
-            </m:r>
-          </m:den>
-        </m:f>
-      </m:oMath>
-    </w:p>
-    <w:bookmarkEnd w:id="12"/>
+              <m:r>
+                <m:rPr>
+                  <m:sty m:val="p"/>
+                </m:rPr>
+                <m:t>=</m:t>
+              </m:r>
+              <m:r>
+                <m:rPr>
+                  <m:sty m:val="p"/>
+                </m:rPr>
+                <m:t>Pr</m:t>
+              </m:r>
+              <m:r>
+                <m:rPr>
+                  <m:sty m:val="p"/>
+                </m:rPr>
+                <m:t>[</m:t>
+              </m:r>
+              <m:r>
+                <m:t>A</m:t>
+              </m:r>
+              <m:r>
+                <m:rPr>
+                  <m:sty m:val="p"/>
+                </m:rPr>
+                <m:t>=</m:t>
+              </m:r>
+              <m:sSub>
+                <m:e>
+                  <m:r>
+                    <m:t>A</m:t>
+                  </m:r>
+                </m:e>
+                <m:sub>
+                  <m:r>
+                    <m:t>i</m:t>
+                  </m:r>
+                </m:sub>
+              </m:sSub>
+              <m:r>
+                <m:rPr>
+                  <m:sty m:val="p"/>
+                </m:rPr>
+                <m:t>∣</m:t>
+              </m:r>
+              <m:r>
+                <m:t>L</m:t>
+              </m:r>
+              <m:r>
+                <m:rPr>
+                  <m:sty m:val="p"/>
+                </m:rPr>
+                <m:t>=</m:t>
+              </m:r>
+              <m:sSub>
+                <m:e>
+                  <m:r>
+                    <m:t>L</m:t>
+                  </m:r>
+                </m:e>
+                <m:sub>
+                  <m:r>
+                    <m:t>i</m:t>
+                  </m:r>
+                </m:sub>
+              </m:sSub>
+              <m:r>
+                <m:rPr>
+                  <m:sty m:val="p"/>
+                </m:rPr>
+                <m:t>]</m:t>
+              </m:r>
+            </m:oMath>
+            <w:r>
+              <w:t xml:space="preserve"> </w:t>
+            </w:r>
+            <w:r>
+              <w:t xml:space="preserve">is the</w:t>
+            </w:r>
+            <w:r>
+              <w:t xml:space="preserve"> </w:t>
+            </w:r>
+            <w:r>
+              <w:rPr>
+                <w:b/>
+                <w:bCs/>
+              </w:rPr>
+              <w:t xml:space="preserve">propensity score</w:t>
+            </w:r>
+            <w:r>
+              <w:t xml:space="preserve"> </w:t>
+            </w:r>
+            <w:r>
+              <w:t xml:space="preserve">- the probability of receiving the treatment actually received, given confounders.</w:t>
+            </w:r>
+          </w:p>
+          <w:p>
+            <w:pPr>
+              <w:pStyle w:val="BodyText"/>
+            </w:pPr>
+            <w:r>
+              <w:t xml:space="preserve">For a dichotomous treatment:</w:t>
+            </w:r>
+          </w:p>
+          <w:p>
+            <w:pPr>
+              <w:pStyle w:val="Compact"/>
+              <w:numPr>
+                <w:ilvl w:val="0"/>
+                <w:numId w:val="1002"/>
+              </w:numPr>
+            </w:pPr>
+            <w:r>
+              <w:t xml:space="preserve">If</w:t>
+            </w:r>
+            <w:r>
+              <w:t xml:space="preserve"> </w:t>
+            </w:r>
+            <m:oMath>
+              <m:sSub>
+                <m:e>
+                  <m:r>
+                    <m:t>A</m:t>
+                  </m:r>
+                </m:e>
+                <m:sub>
+                  <m:r>
+                    <m:t>i</m:t>
+                  </m:r>
+                </m:sub>
+              </m:sSub>
+              <m:r>
+                <m:rPr>
+                  <m:sty m:val="p"/>
+                </m:rPr>
+                <m:t>=</m:t>
+              </m:r>
+              <m:r>
+                <m:t>1</m:t>
+              </m:r>
+            </m:oMath>
+            <w:r>
+              <w:t xml:space="preserve">:</w:t>
+            </w:r>
+            <w:r>
+              <w:t xml:space="preserve"> </w:t>
+            </w:r>
+            <m:oMath>
+              <m:sSubSup>
+                <m:e>
+                  <m:r>
+                    <m:t>W</m:t>
+                  </m:r>
+                </m:e>
+                <m:sub>
+                  <m:r>
+                    <m:t>i</m:t>
+                  </m:r>
+                </m:sub>
+                <m:sup>
+                  <m:r>
+                    <m:t>A</m:t>
+                  </m:r>
+                </m:sup>
+              </m:sSubSup>
+              <m:r>
+                <m:rPr>
+                  <m:sty m:val="p"/>
+                </m:rPr>
+                <m:t>=</m:t>
+              </m:r>
+              <m:f>
+                <m:fPr>
+                  <m:type m:val="bar"/>
+                </m:fPr>
+                <m:num>
+                  <m:r>
+                    <m:t>1</m:t>
+                  </m:r>
+                </m:num>
+                <m:den>
+                  <m:r>
+                    <m:rPr>
+                      <m:sty m:val="p"/>
+                    </m:rPr>
+                    <m:t>Pr</m:t>
+                  </m:r>
+                  <m:r>
+                    <m:rPr>
+                      <m:sty m:val="p"/>
+                    </m:rPr>
+                    <m:t>[</m:t>
+                  </m:r>
+                  <m:r>
+                    <m:t>A</m:t>
+                  </m:r>
+                  <m:r>
+                    <m:rPr>
+                      <m:sty m:val="p"/>
+                    </m:rPr>
+                    <m:t>=</m:t>
+                  </m:r>
+                  <m:r>
+                    <m:t>1</m:t>
+                  </m:r>
+                  <m:r>
+                    <m:rPr>
+                      <m:sty m:val="p"/>
+                    </m:rPr>
+                    <m:t>∣</m:t>
+                  </m:r>
+                  <m:sSub>
+                    <m:e>
+                      <m:r>
+                        <m:t>L</m:t>
+                      </m:r>
+                    </m:e>
+                    <m:sub>
+                      <m:r>
+                        <m:t>i</m:t>
+                      </m:r>
+                    </m:sub>
+                  </m:sSub>
+                  <m:r>
+                    <m:rPr>
+                      <m:sty m:val="p"/>
+                    </m:rPr>
+                    <m:t>]</m:t>
+                  </m:r>
+                </m:den>
+              </m:f>
+            </m:oMath>
+          </w:p>
+          <w:p>
+            <w:pPr>
+              <w:pStyle w:val="Compact"/>
+              <w:numPr>
+                <w:ilvl w:val="0"/>
+                <w:numId w:val="1002"/>
+              </w:numPr>
+            </w:pPr>
+            <w:r>
+              <w:t xml:space="preserve">If</w:t>
+            </w:r>
+            <w:r>
+              <w:t xml:space="preserve"> </w:t>
+            </w:r>
+            <m:oMath>
+              <m:sSub>
+                <m:e>
+                  <m:r>
+                    <m:t>A</m:t>
+                  </m:r>
+                </m:e>
+                <m:sub>
+                  <m:r>
+                    <m:t>i</m:t>
+                  </m:r>
+                </m:sub>
+              </m:sSub>
+              <m:r>
+                <m:rPr>
+                  <m:sty m:val="p"/>
+                </m:rPr>
+                <m:t>=</m:t>
+              </m:r>
+              <m:r>
+                <m:t>0</m:t>
+              </m:r>
+            </m:oMath>
+            <w:r>
+              <w:t xml:space="preserve">:</w:t>
+            </w:r>
+            <w:r>
+              <w:t xml:space="preserve"> </w:t>
+            </w:r>
+            <m:oMath>
+              <m:sSubSup>
+                <m:e>
+                  <m:r>
+                    <m:t>W</m:t>
+                  </m:r>
+                </m:e>
+                <m:sub>
+                  <m:r>
+                    <m:t>i</m:t>
+                  </m:r>
+                </m:sub>
+                <m:sup>
+                  <m:r>
+                    <m:t>A</m:t>
+                  </m:r>
+                </m:sup>
+              </m:sSubSup>
+              <m:r>
+                <m:rPr>
+                  <m:sty m:val="p"/>
+                </m:rPr>
+                <m:t>=</m:t>
+              </m:r>
+              <m:f>
+                <m:fPr>
+                  <m:type m:val="bar"/>
+                </m:fPr>
+                <m:num>
+                  <m:r>
+                    <m:t>1</m:t>
+                  </m:r>
+                </m:num>
+                <m:den>
+                  <m:r>
+                    <m:rPr>
+                      <m:sty m:val="p"/>
+                    </m:rPr>
+                    <m:t>Pr</m:t>
+                  </m:r>
+                  <m:r>
+                    <m:rPr>
+                      <m:sty m:val="p"/>
+                    </m:rPr>
+                    <m:t>[</m:t>
+                  </m:r>
+                  <m:r>
+                    <m:t>A</m:t>
+                  </m:r>
+                  <m:r>
+                    <m:rPr>
+                      <m:sty m:val="p"/>
+                    </m:rPr>
+                    <m:t>=</m:t>
+                  </m:r>
+                  <m:r>
+                    <m:t>0</m:t>
+                  </m:r>
+                  <m:r>
+                    <m:rPr>
+                      <m:sty m:val="p"/>
+                    </m:rPr>
+                    <m:t>∣</m:t>
+                  </m:r>
+                  <m:sSub>
+                    <m:e>
+                      <m:r>
+                        <m:t>L</m:t>
+                      </m:r>
+                    </m:e>
+                    <m:sub>
+                      <m:r>
+                        <m:t>i</m:t>
+                      </m:r>
+                    </m:sub>
+                  </m:sSub>
+                  <m:r>
+                    <m:rPr>
+                      <m:sty m:val="p"/>
+                    </m:rPr>
+                    <m:t>]</m:t>
+                  </m:r>
+                </m:den>
+              </m:f>
+              <m:r>
+                <m:rPr>
+                  <m:sty m:val="p"/>
+                </m:rPr>
+                <m:t>=</m:t>
+              </m:r>
+              <m:f>
+                <m:fPr>
+                  <m:type m:val="bar"/>
+                </m:fPr>
+                <m:num>
+                  <m:r>
+                    <m:t>1</m:t>
+                  </m:r>
+                </m:num>
+                <m:den>
+                  <m:r>
+                    <m:t>1</m:t>
+                  </m:r>
+                  <m:r>
+                    <m:rPr>
+                      <m:sty m:val="p"/>
+                    </m:rPr>
+                    <m:t>−</m:t>
+                  </m:r>
+                  <m:r>
+                    <m:rPr>
+                      <m:sty m:val="p"/>
+                    </m:rPr>
+                    <m:t>Pr</m:t>
+                  </m:r>
+                  <m:r>
+                    <m:rPr>
+                      <m:sty m:val="p"/>
+                    </m:rPr>
+                    <m:t>[</m:t>
+                  </m:r>
+                  <m:r>
+                    <m:t>A</m:t>
+                  </m:r>
+                  <m:r>
+                    <m:rPr>
+                      <m:sty m:val="p"/>
+                    </m:rPr>
+                    <m:t>=</m:t>
+                  </m:r>
+                  <m:r>
+                    <m:t>1</m:t>
+                  </m:r>
+                  <m:r>
+                    <m:rPr>
+                      <m:sty m:val="p"/>
+                    </m:rPr>
+                    <m:t>∣</m:t>
+                  </m:r>
+                  <m:sSub>
+                    <m:e>
+                      <m:r>
+                        <m:t>L</m:t>
+                      </m:r>
+                    </m:e>
+                    <m:sub>
+                      <m:r>
+                        <m:t>i</m:t>
+                      </m:r>
+                    </m:sub>
+                  </m:sSub>
+                  <m:r>
+                    <m:rPr>
+                      <m:sty m:val="p"/>
+                    </m:rPr>
+                    <m:t>]</m:t>
+                  </m:r>
+                </m:den>
+              </m:f>
+            </m:oMath>
+          </w:p>
+          <w:bookmarkEnd w:id="12"/>
+        </w:tc>
+      </w:tr>
+    </w:tbl>
     <w:bookmarkEnd w:id="13"/>
     <w:bookmarkStart w:id="14" w:name="estimating-propensity-scores"/>
     <w:p>
@@ -2299,54 +2336,151 @@
         <w:t xml:space="preserve">reduce variability.</w:t>
       </w:r>
     </w:p>
-    <w:bookmarkStart w:id="17" w:name="def-stabilized-weights"/>
-    <w:p>
-      <w:pPr>
-        <w:pStyle w:val="BodyText"/>
-      </w:pPr>
-      <w:r>
-        <w:rPr>
-          <w:b/>
-          <w:bCs/>
-        </w:rPr>
-        <w:t xml:space="preserve">Definition 2 (Stabilized IP Weights)</w:t>
-      </w:r>
-    </w:p>
-    <w:p>
-      <w:pPr>
-        <w:pStyle w:val="BodyText"/>
-      </w:pPr>
-      <m:oMathPara>
-        <m:oMathParaPr>
-          <m:jc m:val="center"/>
-        </m:oMathParaPr>
-        <m:oMath>
-          <m:r>
-            <m:t>S</m:t>
-          </m:r>
-          <m:sSup>
-            <m:e>
-              <m:r>
-                <m:t>W</m:t>
-              </m:r>
-            </m:e>
-            <m:sup>
-              <m:r>
-                <m:t>A</m:t>
-              </m:r>
-            </m:sup>
-          </m:sSup>
-          <m:r>
-            <m:rPr>
-              <m:sty m:val="p"/>
-            </m:rPr>
-            <m:t>=</m:t>
-          </m:r>
-          <m:f>
-            <m:fPr>
-              <m:type m:val="bar"/>
-            </m:fPr>
-            <m:num>
+    <w:tbl>
+      <w:tblPr>
+        <w:tblStyle w:val="Table"/>
+        <w:tblInd w:w="164" w:type="dxa"/>
+        <w:tblBorders>
+          <w:left w:val="single" w:sz="24" w:space="0" w:color="909090"/>
+        </w:tblBorders>
+        <w:tblCellMar>
+          <w:left w:w="0" w:type="dxa"/>
+          <w:right w:w="0" w:type="dxa"/>
+        </w:tblCellMar>
+        <w:tblLook w:firstRow="0" w:lastRow="0" w:firstColumn="0" w:lastColumn="0" w:noHBand="0" w:noVBand="0" w:val="0000"/>
+      </w:tblPr>
+      <w:tblGrid>
+        <w:gridCol w:w="7920"/>
+      </w:tblGrid>
+      <w:tr>
+        <w:trPr>
+          <w:cantSplit/>
+        </w:trPr>
+        <w:tc>
+          <w:tcPr>
+            <w:tcMar>
+              <w:left w:w="144" w:type="dxa"/>
+            </w:tcMar>
+          </w:tcPr>
+          <w:p>
+            <w:pPr>
+              <w:pStyle w:val="BodyText"/>
+            </w:pPr>
+            <w:pPr>
+              <w:spacing w:before="16" w:after="64"/>
+            </w:pPr>
+          </w:p>
+          <w:bookmarkStart w:id="17" w:name="def-stabilized-weights"/>
+          <w:p>
+            <w:pPr>
+              <w:pStyle w:val="BodyText"/>
+            </w:pPr>
+            <w:r>
+              <w:rPr>
+                <w:b/>
+                <w:bCs/>
+              </w:rPr>
+              <w:t xml:space="preserve">Definition 2 (Stabilized IP Weights)</w:t>
+            </w:r>
+          </w:p>
+          <w:p>
+            <w:pPr>
+              <w:pStyle w:val="BodyText"/>
+            </w:pPr>
+            <m:oMathPara>
+              <m:oMathParaPr>
+                <m:jc m:val="center"/>
+              </m:oMathParaPr>
+              <m:oMath>
+                <m:r>
+                  <m:t>S</m:t>
+                </m:r>
+                <m:sSup>
+                  <m:e>
+                    <m:r>
+                      <m:t>W</m:t>
+                    </m:r>
+                  </m:e>
+                  <m:sup>
+                    <m:r>
+                      <m:t>A</m:t>
+                    </m:r>
+                  </m:sup>
+                </m:sSup>
+                <m:r>
+                  <m:rPr>
+                    <m:sty m:val="p"/>
+                  </m:rPr>
+                  <m:t>=</m:t>
+                </m:r>
+                <m:f>
+                  <m:fPr>
+                    <m:type m:val="bar"/>
+                  </m:fPr>
+                  <m:num>
+                    <m:r>
+                      <m:t>f</m:t>
+                    </m:r>
+                    <m:r>
+                      <m:rPr>
+                        <m:sty m:val="p"/>
+                      </m:rPr>
+                      <m:t>(</m:t>
+                    </m:r>
+                    <m:r>
+                      <m:t>A</m:t>
+                    </m:r>
+                    <m:r>
+                      <m:rPr>
+                        <m:sty m:val="p"/>
+                      </m:rPr>
+                      <m:t>)</m:t>
+                    </m:r>
+                  </m:num>
+                  <m:den>
+                    <m:r>
+                      <m:t>f</m:t>
+                    </m:r>
+                    <m:r>
+                      <m:rPr>
+                        <m:sty m:val="p"/>
+                      </m:rPr>
+                      <m:t>(</m:t>
+                    </m:r>
+                    <m:r>
+                      <m:t>A</m:t>
+                    </m:r>
+                    <m:r>
+                      <m:rPr>
+                        <m:sty m:val="p"/>
+                      </m:rPr>
+                      <m:t>∣</m:t>
+                    </m:r>
+                    <m:r>
+                      <m:t>L</m:t>
+                    </m:r>
+                    <m:r>
+                      <m:rPr>
+                        <m:sty m:val="p"/>
+                      </m:rPr>
+                      <m:t>)</m:t>
+                    </m:r>
+                  </m:den>
+                </m:f>
+              </m:oMath>
+            </m:oMathPara>
+          </w:p>
+          <w:p>
+            <w:pPr>
+              <w:pStyle w:val="FirstParagraph"/>
+            </w:pPr>
+            <w:r>
+              <w:t xml:space="preserve">where</w:t>
+            </w:r>
+            <w:r>
+              <w:t xml:space="preserve"> </w:t>
+            </w:r>
+            <m:oMath>
               <m:r>
                 <m:t>f</m:t>
               </m:r>
@@ -2365,498 +2499,438 @@
                 </m:rPr>
                 <m:t>)</m:t>
               </m:r>
-            </m:num>
-            <m:den>
-              <m:r>
-                <m:t>f</m:t>
-              </m:r>
               <m:r>
                 <m:rPr>
                   <m:sty m:val="p"/>
                 </m:rPr>
-                <m:t>(</m:t>
-              </m:r>
-              <m:r>
-                <m:t>A</m:t>
+                <m:t>=</m:t>
               </m:r>
               <m:r>
                 <m:rPr>
                   <m:sty m:val="p"/>
                 </m:rPr>
-                <m:t>∣</m:t>
-              </m:r>
-              <m:r>
-                <m:t>L</m:t>
+                <m:t>Pr</m:t>
               </m:r>
               <m:r>
                 <m:rPr>
                   <m:sty m:val="p"/>
                 </m:rPr>
-                <m:t>)</m:t>
-              </m:r>
-            </m:den>
-          </m:f>
-        </m:oMath>
-      </m:oMathPara>
-    </w:p>
-    <w:p>
-      <w:pPr>
-        <w:pStyle w:val="FirstParagraph"/>
-      </w:pPr>
-      <w:r>
-        <w:t xml:space="preserve">where</w:t>
-      </w:r>
-      <w:r>
-        <w:t xml:space="preserve"> </w:t>
-      </w:r>
-      <m:oMath>
-        <m:r>
-          <m:t>f</m:t>
-        </m:r>
-        <m:r>
-          <m:rPr>
-            <m:sty m:val="p"/>
-          </m:rPr>
-          <m:t>(</m:t>
-        </m:r>
-        <m:r>
-          <m:t>A</m:t>
-        </m:r>
-        <m:r>
-          <m:rPr>
-            <m:sty m:val="p"/>
-          </m:rPr>
-          <m:t>)</m:t>
-        </m:r>
-        <m:r>
-          <m:rPr>
-            <m:sty m:val="p"/>
-          </m:rPr>
-          <m:t>=</m:t>
-        </m:r>
-        <m:r>
-          <m:rPr>
-            <m:sty m:val="p"/>
-          </m:rPr>
-          <m:t>Pr</m:t>
-        </m:r>
-        <m:r>
-          <m:rPr>
-            <m:sty m:val="p"/>
-          </m:rPr>
-          <m:t>[</m:t>
-        </m:r>
-        <m:r>
-          <m:t>A</m:t>
-        </m:r>
-        <m:r>
-          <m:rPr>
-            <m:sty m:val="p"/>
-          </m:rPr>
-          <m:t>]</m:t>
-        </m:r>
-      </m:oMath>
-      <w:r>
-        <w:t xml:space="preserve"> </w:t>
-      </w:r>
-      <w:r>
-        <w:t xml:space="preserve">is the marginal probability of treatment.</w:t>
-      </w:r>
-    </w:p>
-    <w:p>
-      <w:pPr>
-        <w:pStyle w:val="BodyText"/>
-      </w:pPr>
-      <w:r>
-        <w:t xml:space="preserve">For dichotomous</w:t>
-      </w:r>
-      <w:r>
-        <w:t xml:space="preserve"> </w:t>
-      </w:r>
-      <m:oMath>
-        <m:r>
-          <m:t>A</m:t>
-        </m:r>
-      </m:oMath>
-      <w:r>
-        <w:t xml:space="preserve">:</w:t>
-      </w:r>
-    </w:p>
-    <w:p>
-      <w:pPr>
-        <w:pStyle w:val="Compact"/>
-        <w:numPr>
-          <w:ilvl w:val="0"/>
-          <w:numId w:val="1005"/>
-        </w:numPr>
-      </w:pPr>
-      <w:r>
-        <w:t xml:space="preserve">If</w:t>
-      </w:r>
-      <w:r>
-        <w:t xml:space="preserve"> </w:t>
-      </w:r>
-      <m:oMath>
-        <m:r>
-          <m:t>A</m:t>
-        </m:r>
-        <m:r>
-          <m:rPr>
-            <m:sty m:val="p"/>
-          </m:rPr>
-          <m:t>=</m:t>
-        </m:r>
-        <m:r>
-          <m:t>1</m:t>
-        </m:r>
-      </m:oMath>
-      <w:r>
-        <w:t xml:space="preserve">:</w:t>
-      </w:r>
-      <w:r>
-        <w:t xml:space="preserve"> </w:t>
-      </w:r>
-      <m:oMath>
-        <m:r>
-          <m:t>S</m:t>
-        </m:r>
-        <m:sSup>
-          <m:e>
-            <m:r>
-              <m:t>W</m:t>
-            </m:r>
-          </m:e>
-          <m:sup>
-            <m:r>
-              <m:t>A</m:t>
-            </m:r>
-          </m:sup>
-        </m:sSup>
-        <m:r>
-          <m:rPr>
-            <m:sty m:val="p"/>
-          </m:rPr>
-          <m:t>=</m:t>
-        </m:r>
-        <m:f>
-          <m:fPr>
-            <m:type m:val="bar"/>
-          </m:fPr>
-          <m:num>
-            <m:r>
-              <m:rPr>
-                <m:sty m:val="p"/>
-              </m:rPr>
-              <m:t>Pr</m:t>
-            </m:r>
-            <m:r>
-              <m:rPr>
-                <m:sty m:val="p"/>
-              </m:rPr>
-              <m:t>[</m:t>
-            </m:r>
-            <m:r>
-              <m:t>A</m:t>
-            </m:r>
-            <m:r>
-              <m:rPr>
-                <m:sty m:val="p"/>
-              </m:rPr>
-              <m:t>=</m:t>
-            </m:r>
-            <m:r>
-              <m:t>1</m:t>
-            </m:r>
-            <m:r>
-              <m:rPr>
-                <m:sty m:val="p"/>
-              </m:rPr>
-              <m:t>]</m:t>
-            </m:r>
-          </m:num>
-          <m:den>
-            <m:r>
-              <m:rPr>
-                <m:sty m:val="p"/>
-              </m:rPr>
-              <m:t>Pr</m:t>
-            </m:r>
-            <m:r>
-              <m:rPr>
-                <m:sty m:val="p"/>
-              </m:rPr>
-              <m:t>[</m:t>
-            </m:r>
-            <m:r>
-              <m:t>A</m:t>
-            </m:r>
-            <m:r>
-              <m:rPr>
-                <m:sty m:val="p"/>
-              </m:rPr>
-              <m:t>=</m:t>
-            </m:r>
-            <m:r>
-              <m:t>1</m:t>
-            </m:r>
-            <m:r>
-              <m:rPr>
-                <m:sty m:val="p"/>
-              </m:rPr>
-              <m:t>∣</m:t>
-            </m:r>
-            <m:r>
-              <m:t>L</m:t>
-            </m:r>
-            <m:r>
-              <m:rPr>
-                <m:sty m:val="p"/>
-              </m:rPr>
-              <m:t>]</m:t>
-            </m:r>
-          </m:den>
-        </m:f>
-      </m:oMath>
-    </w:p>
-    <w:p>
-      <w:pPr>
-        <w:pStyle w:val="Compact"/>
-        <w:numPr>
-          <w:ilvl w:val="0"/>
-          <w:numId w:val="1005"/>
-        </w:numPr>
-      </w:pPr>
-      <w:r>
-        <w:t xml:space="preserve">If</w:t>
-      </w:r>
-      <w:r>
-        <w:t xml:space="preserve"> </w:t>
-      </w:r>
-      <m:oMath>
-        <m:r>
-          <m:t>A</m:t>
-        </m:r>
-        <m:r>
-          <m:rPr>
-            <m:sty m:val="p"/>
-          </m:rPr>
-          <m:t>=</m:t>
-        </m:r>
-        <m:r>
-          <m:t>0</m:t>
-        </m:r>
-      </m:oMath>
-      <w:r>
-        <w:t xml:space="preserve">:</w:t>
-      </w:r>
-      <w:r>
-        <w:t xml:space="preserve"> </w:t>
-      </w:r>
-      <m:oMath>
-        <m:r>
-          <m:t>S</m:t>
-        </m:r>
-        <m:sSup>
-          <m:e>
-            <m:r>
-              <m:t>W</m:t>
-            </m:r>
-          </m:e>
-          <m:sup>
-            <m:r>
-              <m:t>A</m:t>
-            </m:r>
-          </m:sup>
-        </m:sSup>
-        <m:r>
-          <m:rPr>
-            <m:sty m:val="p"/>
-          </m:rPr>
-          <m:t>=</m:t>
-        </m:r>
-        <m:f>
-          <m:fPr>
-            <m:type m:val="bar"/>
-          </m:fPr>
-          <m:num>
-            <m:r>
-              <m:rPr>
-                <m:sty m:val="p"/>
-              </m:rPr>
-              <m:t>Pr</m:t>
-            </m:r>
-            <m:r>
-              <m:rPr>
-                <m:sty m:val="p"/>
-              </m:rPr>
-              <m:t>[</m:t>
-            </m:r>
-            <m:r>
-              <m:t>A</m:t>
-            </m:r>
-            <m:r>
-              <m:rPr>
-                <m:sty m:val="p"/>
-              </m:rPr>
-              <m:t>=</m:t>
-            </m:r>
-            <m:r>
-              <m:t>0</m:t>
-            </m:r>
-            <m:r>
-              <m:rPr>
-                <m:sty m:val="p"/>
-              </m:rPr>
-              <m:t>]</m:t>
-            </m:r>
-          </m:num>
-          <m:den>
-            <m:r>
-              <m:rPr>
-                <m:sty m:val="p"/>
-              </m:rPr>
-              <m:t>Pr</m:t>
-            </m:r>
-            <m:r>
-              <m:rPr>
-                <m:sty m:val="p"/>
-              </m:rPr>
-              <m:t>[</m:t>
-            </m:r>
-            <m:r>
-              <m:t>A</m:t>
-            </m:r>
-            <m:r>
-              <m:rPr>
-                <m:sty m:val="p"/>
-              </m:rPr>
-              <m:t>=</m:t>
-            </m:r>
-            <m:r>
-              <m:t>0</m:t>
-            </m:r>
-            <m:r>
-              <m:rPr>
-                <m:sty m:val="p"/>
-              </m:rPr>
-              <m:t>∣</m:t>
-            </m:r>
-            <m:r>
-              <m:t>L</m:t>
-            </m:r>
-            <m:r>
-              <m:rPr>
-                <m:sty m:val="p"/>
-              </m:rPr>
-              <m:t>]</m:t>
-            </m:r>
-          </m:den>
-        </m:f>
-        <m:r>
-          <m:rPr>
-            <m:sty m:val="p"/>
-          </m:rPr>
-          <m:t>=</m:t>
-        </m:r>
-        <m:f>
-          <m:fPr>
-            <m:type m:val="bar"/>
-          </m:fPr>
-          <m:num>
-            <m:r>
-              <m:t>1</m:t>
-            </m:r>
-            <m:r>
-              <m:rPr>
-                <m:sty m:val="p"/>
-              </m:rPr>
-              <m:t>−</m:t>
-            </m:r>
-            <m:r>
-              <m:rPr>
-                <m:sty m:val="p"/>
-              </m:rPr>
-              <m:t>Pr</m:t>
-            </m:r>
-            <m:r>
-              <m:rPr>
-                <m:sty m:val="p"/>
-              </m:rPr>
-              <m:t>[</m:t>
-            </m:r>
-            <m:r>
-              <m:t>A</m:t>
-            </m:r>
-            <m:r>
-              <m:rPr>
-                <m:sty m:val="p"/>
-              </m:rPr>
-              <m:t>=</m:t>
-            </m:r>
-            <m:r>
-              <m:t>1</m:t>
-            </m:r>
-            <m:r>
-              <m:rPr>
-                <m:sty m:val="p"/>
-              </m:rPr>
-              <m:t>]</m:t>
-            </m:r>
-          </m:num>
-          <m:den>
-            <m:r>
-              <m:t>1</m:t>
-            </m:r>
-            <m:r>
-              <m:rPr>
-                <m:sty m:val="p"/>
-              </m:rPr>
-              <m:t>−</m:t>
-            </m:r>
-            <m:r>
-              <m:rPr>
-                <m:sty m:val="p"/>
-              </m:rPr>
-              <m:t>Pr</m:t>
-            </m:r>
-            <m:r>
-              <m:rPr>
-                <m:sty m:val="p"/>
-              </m:rPr>
-              <m:t>[</m:t>
-            </m:r>
-            <m:r>
-              <m:t>A</m:t>
-            </m:r>
-            <m:r>
-              <m:rPr>
-                <m:sty m:val="p"/>
-              </m:rPr>
-              <m:t>=</m:t>
-            </m:r>
-            <m:r>
-              <m:t>1</m:t>
-            </m:r>
-            <m:r>
-              <m:rPr>
-                <m:sty m:val="p"/>
-              </m:rPr>
-              <m:t>∣</m:t>
-            </m:r>
-            <m:r>
-              <m:t>L</m:t>
-            </m:r>
-            <m:r>
-              <m:rPr>
-                <m:sty m:val="p"/>
-              </m:rPr>
-              <m:t>]</m:t>
-            </m:r>
-          </m:den>
-        </m:f>
-      </m:oMath>
-    </w:p>
-    <w:bookmarkEnd w:id="17"/>
+                <m:t>[</m:t>
+              </m:r>
+              <m:r>
+                <m:t>A</m:t>
+              </m:r>
+              <m:r>
+                <m:rPr>
+                  <m:sty m:val="p"/>
+                </m:rPr>
+                <m:t>]</m:t>
+              </m:r>
+            </m:oMath>
+            <w:r>
+              <w:t xml:space="preserve"> </w:t>
+            </w:r>
+            <w:r>
+              <w:t xml:space="preserve">is the marginal probability of treatment.</w:t>
+            </w:r>
+          </w:p>
+          <w:p>
+            <w:pPr>
+              <w:pStyle w:val="BodyText"/>
+            </w:pPr>
+            <w:r>
+              <w:t xml:space="preserve">For dichotomous</w:t>
+            </w:r>
+            <w:r>
+              <w:t xml:space="preserve"> </w:t>
+            </w:r>
+            <m:oMath>
+              <m:r>
+                <m:t>A</m:t>
+              </m:r>
+            </m:oMath>
+            <w:r>
+              <w:t xml:space="preserve">:</w:t>
+            </w:r>
+          </w:p>
+          <w:p>
+            <w:pPr>
+              <w:pStyle w:val="Compact"/>
+              <w:numPr>
+                <w:ilvl w:val="0"/>
+                <w:numId w:val="1005"/>
+              </w:numPr>
+            </w:pPr>
+            <w:r>
+              <w:t xml:space="preserve">If</w:t>
+            </w:r>
+            <w:r>
+              <w:t xml:space="preserve"> </w:t>
+            </w:r>
+            <m:oMath>
+              <m:r>
+                <m:t>A</m:t>
+              </m:r>
+              <m:r>
+                <m:rPr>
+                  <m:sty m:val="p"/>
+                </m:rPr>
+                <m:t>=</m:t>
+              </m:r>
+              <m:r>
+                <m:t>1</m:t>
+              </m:r>
+            </m:oMath>
+            <w:r>
+              <w:t xml:space="preserve">:</w:t>
+            </w:r>
+            <w:r>
+              <w:t xml:space="preserve"> </w:t>
+            </w:r>
+            <m:oMath>
+              <m:r>
+                <m:t>S</m:t>
+              </m:r>
+              <m:sSup>
+                <m:e>
+                  <m:r>
+                    <m:t>W</m:t>
+                  </m:r>
+                </m:e>
+                <m:sup>
+                  <m:r>
+                    <m:t>A</m:t>
+                  </m:r>
+                </m:sup>
+              </m:sSup>
+              <m:r>
+                <m:rPr>
+                  <m:sty m:val="p"/>
+                </m:rPr>
+                <m:t>=</m:t>
+              </m:r>
+              <m:f>
+                <m:fPr>
+                  <m:type m:val="bar"/>
+                </m:fPr>
+                <m:num>
+                  <m:r>
+                    <m:rPr>
+                      <m:sty m:val="p"/>
+                    </m:rPr>
+                    <m:t>Pr</m:t>
+                  </m:r>
+                  <m:r>
+                    <m:rPr>
+                      <m:sty m:val="p"/>
+                    </m:rPr>
+                    <m:t>[</m:t>
+                  </m:r>
+                  <m:r>
+                    <m:t>A</m:t>
+                  </m:r>
+                  <m:r>
+                    <m:rPr>
+                      <m:sty m:val="p"/>
+                    </m:rPr>
+                    <m:t>=</m:t>
+                  </m:r>
+                  <m:r>
+                    <m:t>1</m:t>
+                  </m:r>
+                  <m:r>
+                    <m:rPr>
+                      <m:sty m:val="p"/>
+                    </m:rPr>
+                    <m:t>]</m:t>
+                  </m:r>
+                </m:num>
+                <m:den>
+                  <m:r>
+                    <m:rPr>
+                      <m:sty m:val="p"/>
+                    </m:rPr>
+                    <m:t>Pr</m:t>
+                  </m:r>
+                  <m:r>
+                    <m:rPr>
+                      <m:sty m:val="p"/>
+                    </m:rPr>
+                    <m:t>[</m:t>
+                  </m:r>
+                  <m:r>
+                    <m:t>A</m:t>
+                  </m:r>
+                  <m:r>
+                    <m:rPr>
+                      <m:sty m:val="p"/>
+                    </m:rPr>
+                    <m:t>=</m:t>
+                  </m:r>
+                  <m:r>
+                    <m:t>1</m:t>
+                  </m:r>
+                  <m:r>
+                    <m:rPr>
+                      <m:sty m:val="p"/>
+                    </m:rPr>
+                    <m:t>∣</m:t>
+                  </m:r>
+                  <m:r>
+                    <m:t>L</m:t>
+                  </m:r>
+                  <m:r>
+                    <m:rPr>
+                      <m:sty m:val="p"/>
+                    </m:rPr>
+                    <m:t>]</m:t>
+                  </m:r>
+                </m:den>
+              </m:f>
+            </m:oMath>
+          </w:p>
+          <w:p>
+            <w:pPr>
+              <w:pStyle w:val="Compact"/>
+              <w:numPr>
+                <w:ilvl w:val="0"/>
+                <w:numId w:val="1005"/>
+              </w:numPr>
+            </w:pPr>
+            <w:r>
+              <w:t xml:space="preserve">If</w:t>
+            </w:r>
+            <w:r>
+              <w:t xml:space="preserve"> </w:t>
+            </w:r>
+            <m:oMath>
+              <m:r>
+                <m:t>A</m:t>
+              </m:r>
+              <m:r>
+                <m:rPr>
+                  <m:sty m:val="p"/>
+                </m:rPr>
+                <m:t>=</m:t>
+              </m:r>
+              <m:r>
+                <m:t>0</m:t>
+              </m:r>
+            </m:oMath>
+            <w:r>
+              <w:t xml:space="preserve">:</w:t>
+            </w:r>
+            <w:r>
+              <w:t xml:space="preserve"> </w:t>
+            </w:r>
+            <m:oMath>
+              <m:r>
+                <m:t>S</m:t>
+              </m:r>
+              <m:sSup>
+                <m:e>
+                  <m:r>
+                    <m:t>W</m:t>
+                  </m:r>
+                </m:e>
+                <m:sup>
+                  <m:r>
+                    <m:t>A</m:t>
+                  </m:r>
+                </m:sup>
+              </m:sSup>
+              <m:r>
+                <m:rPr>
+                  <m:sty m:val="p"/>
+                </m:rPr>
+                <m:t>=</m:t>
+              </m:r>
+              <m:f>
+                <m:fPr>
+                  <m:type m:val="bar"/>
+                </m:fPr>
+                <m:num>
+                  <m:r>
+                    <m:rPr>
+                      <m:sty m:val="p"/>
+                    </m:rPr>
+                    <m:t>Pr</m:t>
+                  </m:r>
+                  <m:r>
+                    <m:rPr>
+                      <m:sty m:val="p"/>
+                    </m:rPr>
+                    <m:t>[</m:t>
+                  </m:r>
+                  <m:r>
+                    <m:t>A</m:t>
+                  </m:r>
+                  <m:r>
+                    <m:rPr>
+                      <m:sty m:val="p"/>
+                    </m:rPr>
+                    <m:t>=</m:t>
+                  </m:r>
+                  <m:r>
+                    <m:t>0</m:t>
+                  </m:r>
+                  <m:r>
+                    <m:rPr>
+                      <m:sty m:val="p"/>
+                    </m:rPr>
+                    <m:t>]</m:t>
+                  </m:r>
+                </m:num>
+                <m:den>
+                  <m:r>
+                    <m:rPr>
+                      <m:sty m:val="p"/>
+                    </m:rPr>
+                    <m:t>Pr</m:t>
+                  </m:r>
+                  <m:r>
+                    <m:rPr>
+                      <m:sty m:val="p"/>
+                    </m:rPr>
+                    <m:t>[</m:t>
+                  </m:r>
+                  <m:r>
+                    <m:t>A</m:t>
+                  </m:r>
+                  <m:r>
+                    <m:rPr>
+                      <m:sty m:val="p"/>
+                    </m:rPr>
+                    <m:t>=</m:t>
+                  </m:r>
+                  <m:r>
+                    <m:t>0</m:t>
+                  </m:r>
+                  <m:r>
+                    <m:rPr>
+                      <m:sty m:val="p"/>
+                    </m:rPr>
+                    <m:t>∣</m:t>
+                  </m:r>
+                  <m:r>
+                    <m:t>L</m:t>
+                  </m:r>
+                  <m:r>
+                    <m:rPr>
+                      <m:sty m:val="p"/>
+                    </m:rPr>
+                    <m:t>]</m:t>
+                  </m:r>
+                </m:den>
+              </m:f>
+              <m:r>
+                <m:rPr>
+                  <m:sty m:val="p"/>
+                </m:rPr>
+                <m:t>=</m:t>
+              </m:r>
+              <m:f>
+                <m:fPr>
+                  <m:type m:val="bar"/>
+                </m:fPr>
+                <m:num>
+                  <m:r>
+                    <m:t>1</m:t>
+                  </m:r>
+                  <m:r>
+                    <m:rPr>
+                      <m:sty m:val="p"/>
+                    </m:rPr>
+                    <m:t>−</m:t>
+                  </m:r>
+                  <m:r>
+                    <m:rPr>
+                      <m:sty m:val="p"/>
+                    </m:rPr>
+                    <m:t>Pr</m:t>
+                  </m:r>
+                  <m:r>
+                    <m:rPr>
+                      <m:sty m:val="p"/>
+                    </m:rPr>
+                    <m:t>[</m:t>
+                  </m:r>
+                  <m:r>
+                    <m:t>A</m:t>
+                  </m:r>
+                  <m:r>
+                    <m:rPr>
+                      <m:sty m:val="p"/>
+                    </m:rPr>
+                    <m:t>=</m:t>
+                  </m:r>
+                  <m:r>
+                    <m:t>1</m:t>
+                  </m:r>
+                  <m:r>
+                    <m:rPr>
+                      <m:sty m:val="p"/>
+                    </m:rPr>
+                    <m:t>]</m:t>
+                  </m:r>
+                </m:num>
+                <m:den>
+                  <m:r>
+                    <m:t>1</m:t>
+                  </m:r>
+                  <m:r>
+                    <m:rPr>
+                      <m:sty m:val="p"/>
+                    </m:rPr>
+                    <m:t>−</m:t>
+                  </m:r>
+                  <m:r>
+                    <m:rPr>
+                      <m:sty m:val="p"/>
+                    </m:rPr>
+                    <m:t>Pr</m:t>
+                  </m:r>
+                  <m:r>
+                    <m:rPr>
+                      <m:sty m:val="p"/>
+                    </m:rPr>
+                    <m:t>[</m:t>
+                  </m:r>
+                  <m:r>
+                    <m:t>A</m:t>
+                  </m:r>
+                  <m:r>
+                    <m:rPr>
+                      <m:sty m:val="p"/>
+                    </m:rPr>
+                    <m:t>=</m:t>
+                  </m:r>
+                  <m:r>
+                    <m:t>1</m:t>
+                  </m:r>
+                  <m:r>
+                    <m:rPr>
+                      <m:sty m:val="p"/>
+                    </m:rPr>
+                    <m:t>∣</m:t>
+                  </m:r>
+                  <m:r>
+                    <m:t>L</m:t>
+                  </m:r>
+                  <m:r>
+                    <m:rPr>
+                      <m:sty m:val="p"/>
+                    </m:rPr>
+                    <m:t>]</m:t>
+                  </m:r>
+                </m:den>
+              </m:f>
+            </m:oMath>
+          </w:p>
+          <w:bookmarkEnd w:id="17"/>
+        </w:tc>
+      </w:tr>
+    </w:tbl>
     <w:bookmarkStart w:id="18" w:name="properties-of-stabilized-weights"/>
     <w:p>
       <w:pPr>
@@ -3117,307 +3191,344 @@
         <w:t xml:space="preserve">- models for the marginal distribution of the potential outcomes.</w:t>
       </w:r>
     </w:p>
-    <w:bookmarkStart w:id="21" w:name="def-msm"/>
-    <w:p>
-      <w:pPr>
-        <w:pStyle w:val="BodyText"/>
-      </w:pPr>
-      <w:r>
-        <w:rPr>
-          <w:b/>
-          <w:bCs/>
-        </w:rPr>
-        <w:t xml:space="preserve">Definition 3 (Marginal Structural Model)</w:t>
-      </w:r>
-      <w:r>
-        <w:t xml:space="preserve"> </w:t>
-      </w:r>
-      <w:r>
-        <w:t xml:space="preserve">A</w:t>
-      </w:r>
-      <w:r>
-        <w:t xml:space="preserve"> </w:t>
-      </w:r>
-      <w:r>
-        <w:rPr>
-          <w:b/>
-          <w:bCs/>
-        </w:rPr>
-        <w:t xml:space="preserve">marginal structural model (MSM)</w:t>
-      </w:r>
-      <w:r>
-        <w:t xml:space="preserve"> </w:t>
-      </w:r>
-      <w:r>
-        <w:t xml:space="preserve">is a model for the marginal mean of the potential outcome</w:t>
-      </w:r>
-      <w:r>
-        <w:t xml:space="preserve"> </w:t>
-      </w:r>
-      <m:oMath>
-        <m:sSup>
-          <m:e>
-            <m:r>
-              <m:t>Y</m:t>
-            </m:r>
-          </m:e>
-          <m:sup>
-            <m:r>
-              <m:t>a</m:t>
-            </m:r>
-          </m:sup>
-        </m:sSup>
-      </m:oMath>
-      <w:r>
-        <w:t xml:space="preserve"> </w:t>
-      </w:r>
-      <w:r>
-        <w:t xml:space="preserve">as a function of treatment</w:t>
-      </w:r>
-      <w:r>
-        <w:t xml:space="preserve"> </w:t>
-      </w:r>
-      <m:oMath>
-        <m:r>
-          <m:t>a</m:t>
-        </m:r>
-      </m:oMath>
-      <w:r>
-        <w:t xml:space="preserve"> </w:t>
-      </w:r>
-      <w:r>
-        <w:t xml:space="preserve">(and possibly other variables):</w:t>
-      </w:r>
-    </w:p>
-    <w:p>
-      <w:pPr>
-        <w:pStyle w:val="BodyText"/>
-      </w:pPr>
-      <m:oMathPara>
-        <m:oMathParaPr>
-          <m:jc m:val="center"/>
-        </m:oMathParaPr>
-        <m:oMath>
-          <m:r>
-            <m:t>E</m:t>
-          </m:r>
-          <m:r>
-            <m:rPr>
-              <m:sty m:val="p"/>
-            </m:rPr>
-            <m:t>[</m:t>
-          </m:r>
-          <m:sSup>
-            <m:e>
-              <m:r>
-                <m:t>Y</m:t>
-              </m:r>
-            </m:e>
-            <m:sup>
+    <w:tbl>
+      <w:tblPr>
+        <w:tblStyle w:val="Table"/>
+        <w:tblInd w:w="164" w:type="dxa"/>
+        <w:tblBorders>
+          <w:left w:val="single" w:sz="24" w:space="0" w:color="909090"/>
+        </w:tblBorders>
+        <w:tblCellMar>
+          <w:left w:w="0" w:type="dxa"/>
+          <w:right w:w="0" w:type="dxa"/>
+        </w:tblCellMar>
+        <w:tblLook w:firstRow="0" w:lastRow="0" w:firstColumn="0" w:lastColumn="0" w:noHBand="0" w:noVBand="0" w:val="0000"/>
+      </w:tblPr>
+      <w:tblGrid>
+        <w:gridCol w:w="7920"/>
+      </w:tblGrid>
+      <w:tr>
+        <w:trPr>
+          <w:cantSplit/>
+        </w:trPr>
+        <w:tc>
+          <w:tcPr>
+            <w:tcMar>
+              <w:left w:w="144" w:type="dxa"/>
+            </w:tcMar>
+          </w:tcPr>
+          <w:p>
+            <w:pPr>
+              <w:pStyle w:val="BodyText"/>
+            </w:pPr>
+            <w:pPr>
+              <w:spacing w:before="16" w:after="64"/>
+            </w:pPr>
+          </w:p>
+          <w:bookmarkStart w:id="21" w:name="def-msm"/>
+          <w:p>
+            <w:pPr>
+              <w:pStyle w:val="BodyText"/>
+            </w:pPr>
+            <w:r>
+              <w:rPr>
+                <w:b/>
+                <w:bCs/>
+              </w:rPr>
+              <w:t xml:space="preserve">Definition 3 (Marginal Structural Model)</w:t>
+            </w:r>
+            <w:r>
+              <w:t xml:space="preserve"> </w:t>
+            </w:r>
+            <w:r>
+              <w:t xml:space="preserve">A</w:t>
+            </w:r>
+            <w:r>
+              <w:t xml:space="preserve"> </w:t>
+            </w:r>
+            <w:r>
+              <w:rPr>
+                <w:b/>
+                <w:bCs/>
+              </w:rPr>
+              <w:t xml:space="preserve">marginal structural model (MSM)</w:t>
+            </w:r>
+            <w:r>
+              <w:t xml:space="preserve"> </w:t>
+            </w:r>
+            <w:r>
+              <w:t xml:space="preserve">is a model for the marginal mean of the potential outcome</w:t>
+            </w:r>
+            <w:r>
+              <w:t xml:space="preserve"> </w:t>
+            </w:r>
+            <m:oMath>
+              <m:sSup>
+                <m:e>
+                  <m:r>
+                    <m:t>Y</m:t>
+                  </m:r>
+                </m:e>
+                <m:sup>
+                  <m:r>
+                    <m:t>a</m:t>
+                  </m:r>
+                </m:sup>
+              </m:sSup>
+            </m:oMath>
+            <w:r>
+              <w:t xml:space="preserve"> </w:t>
+            </w:r>
+            <w:r>
+              <w:t xml:space="preserve">as a function of treatment</w:t>
+            </w:r>
+            <w:r>
+              <w:t xml:space="preserve"> </w:t>
+            </w:r>
+            <m:oMath>
               <m:r>
                 <m:t>a</m:t>
               </m:r>
-            </m:sup>
-          </m:sSup>
-          <m:r>
-            <m:rPr>
-              <m:sty m:val="p"/>
-            </m:rPr>
-            <m:t>]</m:t>
-          </m:r>
-          <m:r>
-            <m:rPr>
-              <m:sty m:val="p"/>
-            </m:rPr>
-            <m:t>=</m:t>
-          </m:r>
-          <m:sSub>
-            <m:e>
-              <m:r>
-                <m:t>β</m:t>
-              </m:r>
-            </m:e>
-            <m:sub>
-              <m:r>
-                <m:t>0</m:t>
-              </m:r>
-            </m:sub>
-          </m:sSub>
-          <m:r>
-            <m:rPr>
-              <m:sty m:val="p"/>
-            </m:rPr>
-            <m:t>+</m:t>
-          </m:r>
-          <m:sSub>
-            <m:e>
-              <m:r>
-                <m:t>β</m:t>
-              </m:r>
-            </m:e>
-            <m:sub>
-              <m:r>
-                <m:t>1</m:t>
-              </m:r>
-            </m:sub>
-          </m:sSub>
-          <m:r>
-            <m:t>a</m:t>
-          </m:r>
-        </m:oMath>
-      </m:oMathPara>
-    </w:p>
-    <w:p>
-      <w:pPr>
-        <w:pStyle w:val="FirstParagraph"/>
-      </w:pPr>
-      <w:r>
-        <w:t xml:space="preserve">For dichotomous</w:t>
-      </w:r>
-      <w:r>
-        <w:t xml:space="preserve"> </w:t>
-      </w:r>
-      <m:oMath>
-        <m:r>
-          <m:t>A</m:t>
-        </m:r>
-      </m:oMath>
-      <w:r>
-        <w:t xml:space="preserve">, parameter</w:t>
-      </w:r>
-      <w:r>
-        <w:t xml:space="preserve"> </w:t>
-      </w:r>
-      <m:oMath>
-        <m:sSub>
-          <m:e>
-            <m:r>
-              <m:t>β</m:t>
-            </m:r>
-          </m:e>
-          <m:sub>
-            <m:r>
-              <m:t>1</m:t>
-            </m:r>
-          </m:sub>
-        </m:sSub>
-      </m:oMath>
-      <w:r>
-        <w:t xml:space="preserve"> </w:t>
-      </w:r>
-      <w:r>
-        <w:t xml:space="preserve">equals the average causal effect:</w:t>
-      </w:r>
-    </w:p>
-    <w:p>
-      <w:pPr>
-        <w:pStyle w:val="BodyText"/>
-      </w:pPr>
-      <m:oMathPara>
-        <m:oMathParaPr>
-          <m:jc m:val="center"/>
-        </m:oMathParaPr>
-        <m:oMath>
-          <m:sSub>
-            <m:e>
-              <m:r>
-                <m:t>β</m:t>
-              </m:r>
-            </m:e>
-            <m:sub>
-              <m:r>
-                <m:t>1</m:t>
-              </m:r>
-            </m:sub>
-          </m:sSub>
-          <m:r>
-            <m:rPr>
-              <m:sty m:val="p"/>
-            </m:rPr>
-            <m:t>=</m:t>
-          </m:r>
-          <m:r>
-            <m:t>E</m:t>
-          </m:r>
-          <m:r>
-            <m:rPr>
-              <m:sty m:val="p"/>
-            </m:rPr>
-            <m:t>[</m:t>
-          </m:r>
-          <m:sSup>
-            <m:e>
-              <m:r>
-                <m:t>Y</m:t>
-              </m:r>
-            </m:e>
-            <m:sup>
-              <m:r>
-                <m:t>a</m:t>
-              </m:r>
-              <m:r>
-                <m:rPr>
-                  <m:sty m:val="p"/>
-                </m:rPr>
-                <m:t>=</m:t>
-              </m:r>
-              <m:r>
-                <m:t>1</m:t>
-              </m:r>
-            </m:sup>
-          </m:sSup>
-          <m:r>
-            <m:rPr>
-              <m:sty m:val="p"/>
-            </m:rPr>
-            <m:t>]</m:t>
-          </m:r>
-          <m:r>
-            <m:rPr>
-              <m:sty m:val="p"/>
-            </m:rPr>
-            <m:t>−</m:t>
-          </m:r>
-          <m:r>
-            <m:t>E</m:t>
-          </m:r>
-          <m:r>
-            <m:rPr>
-              <m:sty m:val="p"/>
-            </m:rPr>
-            <m:t>[</m:t>
-          </m:r>
-          <m:sSup>
-            <m:e>
-              <m:r>
-                <m:t>Y</m:t>
-              </m:r>
-            </m:e>
-            <m:sup>
-              <m:r>
-                <m:t>a</m:t>
-              </m:r>
-              <m:r>
-                <m:rPr>
-                  <m:sty m:val="p"/>
-                </m:rPr>
-                <m:t>=</m:t>
-              </m:r>
-              <m:r>
-                <m:t>0</m:t>
-              </m:r>
-            </m:sup>
-          </m:sSup>
-          <m:r>
-            <m:rPr>
-              <m:sty m:val="p"/>
-            </m:rPr>
-            <m:t>]</m:t>
-          </m:r>
-        </m:oMath>
-      </m:oMathPara>
-    </w:p>
-    <w:bookmarkEnd w:id="21"/>
+            </m:oMath>
+            <w:r>
+              <w:t xml:space="preserve"> </w:t>
+            </w:r>
+            <w:r>
+              <w:t xml:space="preserve">(and possibly other variables):</w:t>
+            </w:r>
+          </w:p>
+          <w:p>
+            <w:pPr>
+              <w:pStyle w:val="BodyText"/>
+            </w:pPr>
+            <m:oMathPara>
+              <m:oMathParaPr>
+                <m:jc m:val="center"/>
+              </m:oMathParaPr>
+              <m:oMath>
+                <m:r>
+                  <m:t>E</m:t>
+                </m:r>
+                <m:r>
+                  <m:rPr>
+                    <m:sty m:val="p"/>
+                  </m:rPr>
+                  <m:t>[</m:t>
+                </m:r>
+                <m:sSup>
+                  <m:e>
+                    <m:r>
+                      <m:t>Y</m:t>
+                    </m:r>
+                  </m:e>
+                  <m:sup>
+                    <m:r>
+                      <m:t>a</m:t>
+                    </m:r>
+                  </m:sup>
+                </m:sSup>
+                <m:r>
+                  <m:rPr>
+                    <m:sty m:val="p"/>
+                  </m:rPr>
+                  <m:t>]</m:t>
+                </m:r>
+                <m:r>
+                  <m:rPr>
+                    <m:sty m:val="p"/>
+                  </m:rPr>
+                  <m:t>=</m:t>
+                </m:r>
+                <m:sSub>
+                  <m:e>
+                    <m:r>
+                      <m:t>β</m:t>
+                    </m:r>
+                  </m:e>
+                  <m:sub>
+                    <m:r>
+                      <m:t>0</m:t>
+                    </m:r>
+                  </m:sub>
+                </m:sSub>
+                <m:r>
+                  <m:rPr>
+                    <m:sty m:val="p"/>
+                  </m:rPr>
+                  <m:t>+</m:t>
+                </m:r>
+                <m:sSub>
+                  <m:e>
+                    <m:r>
+                      <m:t>β</m:t>
+                    </m:r>
+                  </m:e>
+                  <m:sub>
+                    <m:r>
+                      <m:t>1</m:t>
+                    </m:r>
+                  </m:sub>
+                </m:sSub>
+                <m:r>
+                  <m:t>a</m:t>
+                </m:r>
+              </m:oMath>
+            </m:oMathPara>
+          </w:p>
+          <w:p>
+            <w:pPr>
+              <w:pStyle w:val="FirstParagraph"/>
+            </w:pPr>
+            <w:r>
+              <w:t xml:space="preserve">For dichotomous</w:t>
+            </w:r>
+            <w:r>
+              <w:t xml:space="preserve"> </w:t>
+            </w:r>
+            <m:oMath>
+              <m:r>
+                <m:t>A</m:t>
+              </m:r>
+            </m:oMath>
+            <w:r>
+              <w:t xml:space="preserve">, parameter</w:t>
+            </w:r>
+            <w:r>
+              <w:t xml:space="preserve"> </w:t>
+            </w:r>
+            <m:oMath>
+              <m:sSub>
+                <m:e>
+                  <m:r>
+                    <m:t>β</m:t>
+                  </m:r>
+                </m:e>
+                <m:sub>
+                  <m:r>
+                    <m:t>1</m:t>
+                  </m:r>
+                </m:sub>
+              </m:sSub>
+            </m:oMath>
+            <w:r>
+              <w:t xml:space="preserve"> </w:t>
+            </w:r>
+            <w:r>
+              <w:t xml:space="preserve">equals the average causal effect:</w:t>
+            </w:r>
+          </w:p>
+          <w:p>
+            <w:pPr>
+              <w:pStyle w:val="BodyText"/>
+            </w:pPr>
+            <m:oMathPara>
+              <m:oMathParaPr>
+                <m:jc m:val="center"/>
+              </m:oMathParaPr>
+              <m:oMath>
+                <m:sSub>
+                  <m:e>
+                    <m:r>
+                      <m:t>β</m:t>
+                    </m:r>
+                  </m:e>
+                  <m:sub>
+                    <m:r>
+                      <m:t>1</m:t>
+                    </m:r>
+                  </m:sub>
+                </m:sSub>
+                <m:r>
+                  <m:rPr>
+                    <m:sty m:val="p"/>
+                  </m:rPr>
+                  <m:t>=</m:t>
+                </m:r>
+                <m:r>
+                  <m:t>E</m:t>
+                </m:r>
+                <m:r>
+                  <m:rPr>
+                    <m:sty m:val="p"/>
+                  </m:rPr>
+                  <m:t>[</m:t>
+                </m:r>
+                <m:sSup>
+                  <m:e>
+                    <m:r>
+                      <m:t>Y</m:t>
+                    </m:r>
+                  </m:e>
+                  <m:sup>
+                    <m:r>
+                      <m:t>a</m:t>
+                    </m:r>
+                    <m:r>
+                      <m:rPr>
+                        <m:sty m:val="p"/>
+                      </m:rPr>
+                      <m:t>=</m:t>
+                    </m:r>
+                    <m:r>
+                      <m:t>1</m:t>
+                    </m:r>
+                  </m:sup>
+                </m:sSup>
+                <m:r>
+                  <m:rPr>
+                    <m:sty m:val="p"/>
+                  </m:rPr>
+                  <m:t>]</m:t>
+                </m:r>
+                <m:r>
+                  <m:rPr>
+                    <m:sty m:val="p"/>
+                  </m:rPr>
+                  <m:t>−</m:t>
+                </m:r>
+                <m:r>
+                  <m:t>E</m:t>
+                </m:r>
+                <m:r>
+                  <m:rPr>
+                    <m:sty m:val="p"/>
+                  </m:rPr>
+                  <m:t>[</m:t>
+                </m:r>
+                <m:sSup>
+                  <m:e>
+                    <m:r>
+                      <m:t>Y</m:t>
+                    </m:r>
+                  </m:e>
+                  <m:sup>
+                    <m:r>
+                      <m:t>a</m:t>
+                    </m:r>
+                    <m:r>
+                      <m:rPr>
+                        <m:sty m:val="p"/>
+                      </m:rPr>
+                      <m:t>=</m:t>
+                    </m:r>
+                    <m:r>
+                      <m:t>0</m:t>
+                    </m:r>
+                  </m:sup>
+                </m:sSup>
+                <m:r>
+                  <m:rPr>
+                    <m:sty m:val="p"/>
+                  </m:rPr>
+                  <m:t>]</m:t>
+                </m:r>
+              </m:oMath>
+            </m:oMathPara>
+          </w:p>
+          <w:bookmarkEnd w:id="21"/>
+        </w:tc>
+      </w:tr>
+    </w:tbl>
     <w:bookmarkStart w:id="22" w:name="fitting-marginal-structural-models"/>
     <w:p>
       <w:pPr>
@@ -4114,328 +4225,365 @@
         <w:t xml:space="preserve">5.1 MSM with Effect Modification</w:t>
       </w:r>
     </w:p>
-    <w:bookmarkStart w:id="25" w:name="def-msm-effect-modification"/>
-    <w:p>
-      <w:pPr>
-        <w:pStyle w:val="FirstParagraph"/>
-      </w:pPr>
-      <w:r>
-        <w:rPr>
-          <w:b/>
-          <w:bCs/>
-        </w:rPr>
-        <w:t xml:space="preserve">Definition 4 (MSM with Effect Modifier)</w:t>
-      </w:r>
-      <w:r>
-        <w:t xml:space="preserve"> </w:t>
-      </w:r>
-      <w:r>
-        <w:t xml:space="preserve">To assess effect modification by variable</w:t>
-      </w:r>
-      <w:r>
-        <w:t xml:space="preserve"> </w:t>
-      </w:r>
-      <m:oMath>
-        <m:r>
-          <m:t>V</m:t>
-        </m:r>
-      </m:oMath>
-      <w:r>
-        <w:t xml:space="preserve">:</w:t>
-      </w:r>
-    </w:p>
-    <w:p>
-      <w:pPr>
-        <w:pStyle w:val="BodyText"/>
-      </w:pPr>
-      <m:oMathPara>
-        <m:oMathParaPr>
-          <m:jc m:val="center"/>
-        </m:oMathParaPr>
-        <m:oMath>
-          <m:r>
-            <m:t>E</m:t>
-          </m:r>
-          <m:r>
-            <m:rPr>
-              <m:sty m:val="p"/>
-            </m:rPr>
-            <m:t>[</m:t>
-          </m:r>
-          <m:sSup>
-            <m:e>
-              <m:r>
-                <m:t>Y</m:t>
-              </m:r>
-            </m:e>
-            <m:sup>
-              <m:r>
-                <m:t>a</m:t>
-              </m:r>
-            </m:sup>
-          </m:sSup>
-          <m:r>
-            <m:rPr>
-              <m:sty m:val="p"/>
-            </m:rPr>
-            <m:t>∣</m:t>
-          </m:r>
-          <m:r>
-            <m:t>V</m:t>
-          </m:r>
-          <m:r>
-            <m:rPr>
-              <m:sty m:val="p"/>
-            </m:rPr>
-            <m:t>]</m:t>
-          </m:r>
-          <m:r>
-            <m:rPr>
-              <m:sty m:val="p"/>
-            </m:rPr>
-            <m:t>=</m:t>
-          </m:r>
-          <m:sSub>
-            <m:e>
-              <m:r>
-                <m:t>β</m:t>
-              </m:r>
-            </m:e>
-            <m:sub>
+    <w:tbl>
+      <w:tblPr>
+        <w:tblStyle w:val="Table"/>
+        <w:tblInd w:w="164" w:type="dxa"/>
+        <w:tblBorders>
+          <w:left w:val="single" w:sz="24" w:space="0" w:color="909090"/>
+        </w:tblBorders>
+        <w:tblCellMar>
+          <w:left w:w="0" w:type="dxa"/>
+          <w:right w:w="0" w:type="dxa"/>
+        </w:tblCellMar>
+        <w:tblLook w:firstRow="0" w:lastRow="0" w:firstColumn="0" w:lastColumn="0" w:noHBand="0" w:noVBand="0" w:val="0000"/>
+      </w:tblPr>
+      <w:tblGrid>
+        <w:gridCol w:w="7920"/>
+      </w:tblGrid>
+      <w:tr>
+        <w:trPr>
+          <w:cantSplit/>
+        </w:trPr>
+        <w:tc>
+          <w:tcPr>
+            <w:tcMar>
+              <w:left w:w="144" w:type="dxa"/>
+            </w:tcMar>
+          </w:tcPr>
+          <w:p>
+            <w:pPr>
+              <w:pStyle w:val="FirstParagraph"/>
+            </w:pPr>
+            <w:pPr>
+              <w:spacing w:before="16" w:after="64"/>
+            </w:pPr>
+          </w:p>
+          <w:bookmarkStart w:id="25" w:name="def-msm-effect-modification"/>
+          <w:p>
+            <w:pPr>
+              <w:pStyle w:val="BodyText"/>
+            </w:pPr>
+            <w:r>
+              <w:rPr>
+                <w:b/>
+                <w:bCs/>
+              </w:rPr>
+              <w:t xml:space="preserve">Definition 4 (MSM with Effect Modifier)</w:t>
+            </w:r>
+            <w:r>
+              <w:t xml:space="preserve"> </w:t>
+            </w:r>
+            <w:r>
+              <w:t xml:space="preserve">To assess effect modification by variable</w:t>
+            </w:r>
+            <w:r>
+              <w:t xml:space="preserve"> </w:t>
+            </w:r>
+            <m:oMath>
+              <m:r>
+                <m:t>V</m:t>
+              </m:r>
+            </m:oMath>
+            <w:r>
+              <w:t xml:space="preserve">:</w:t>
+            </w:r>
+          </w:p>
+          <w:p>
+            <w:pPr>
+              <w:pStyle w:val="BodyText"/>
+            </w:pPr>
+            <m:oMathPara>
+              <m:oMathParaPr>
+                <m:jc m:val="center"/>
+              </m:oMathParaPr>
+              <m:oMath>
+                <m:r>
+                  <m:t>E</m:t>
+                </m:r>
+                <m:r>
+                  <m:rPr>
+                    <m:sty m:val="p"/>
+                  </m:rPr>
+                  <m:t>[</m:t>
+                </m:r>
+                <m:sSup>
+                  <m:e>
+                    <m:r>
+                      <m:t>Y</m:t>
+                    </m:r>
+                  </m:e>
+                  <m:sup>
+                    <m:r>
+                      <m:t>a</m:t>
+                    </m:r>
+                  </m:sup>
+                </m:sSup>
+                <m:r>
+                  <m:rPr>
+                    <m:sty m:val="p"/>
+                  </m:rPr>
+                  <m:t>∣</m:t>
+                </m:r>
+                <m:r>
+                  <m:t>V</m:t>
+                </m:r>
+                <m:r>
+                  <m:rPr>
+                    <m:sty m:val="p"/>
+                  </m:rPr>
+                  <m:t>]</m:t>
+                </m:r>
+                <m:r>
+                  <m:rPr>
+                    <m:sty m:val="p"/>
+                  </m:rPr>
+                  <m:t>=</m:t>
+                </m:r>
+                <m:sSub>
+                  <m:e>
+                    <m:r>
+                      <m:t>β</m:t>
+                    </m:r>
+                  </m:e>
+                  <m:sub>
+                    <m:r>
+                      <m:t>0</m:t>
+                    </m:r>
+                  </m:sub>
+                </m:sSub>
+                <m:r>
+                  <m:rPr>
+                    <m:sty m:val="p"/>
+                  </m:rPr>
+                  <m:t>+</m:t>
+                </m:r>
+                <m:sSub>
+                  <m:e>
+                    <m:r>
+                      <m:t>β</m:t>
+                    </m:r>
+                  </m:e>
+                  <m:sub>
+                    <m:r>
+                      <m:t>1</m:t>
+                    </m:r>
+                  </m:sub>
+                </m:sSub>
+                <m:r>
+                  <m:t>a</m:t>
+                </m:r>
+                <m:r>
+                  <m:rPr>
+                    <m:sty m:val="p"/>
+                  </m:rPr>
+                  <m:t>+</m:t>
+                </m:r>
+                <m:sSub>
+                  <m:e>
+                    <m:r>
+                      <m:t>β</m:t>
+                    </m:r>
+                  </m:e>
+                  <m:sub>
+                    <m:r>
+                      <m:t>2</m:t>
+                    </m:r>
+                  </m:sub>
+                </m:sSub>
+                <m:r>
+                  <m:t>V</m:t>
+                </m:r>
+                <m:r>
+                  <m:rPr>
+                    <m:sty m:val="p"/>
+                  </m:rPr>
+                  <m:t>+</m:t>
+                </m:r>
+                <m:sSub>
+                  <m:e>
+                    <m:r>
+                      <m:t>β</m:t>
+                    </m:r>
+                  </m:e>
+                  <m:sub>
+                    <m:r>
+                      <m:t>3</m:t>
+                    </m:r>
+                  </m:sub>
+                </m:sSub>
+                <m:r>
+                  <m:t>a</m:t>
+                </m:r>
+                <m:r>
+                  <m:rPr>
+                    <m:sty m:val="p"/>
+                  </m:rPr>
+                  <m:t>×</m:t>
+                </m:r>
+                <m:r>
+                  <m:t>V</m:t>
+                </m:r>
+              </m:oMath>
+            </m:oMathPara>
+          </w:p>
+          <w:p>
+            <w:pPr>
+              <w:pStyle w:val="FirstParagraph"/>
+            </w:pPr>
+            <w:r>
+              <w:t xml:space="preserve">where</w:t>
+            </w:r>
+            <w:r>
+              <w:t xml:space="preserve"> </w:t>
+            </w:r>
+            <m:oMath>
+              <m:sSub>
+                <m:e>
+                  <m:r>
+                    <m:t>β</m:t>
+                  </m:r>
+                </m:e>
+                <m:sub>
+                  <m:r>
+                    <m:t>3</m:t>
+                  </m:r>
+                </m:sub>
+              </m:sSub>
+            </m:oMath>
+            <w:r>
+              <w:t xml:space="preserve"> </w:t>
+            </w:r>
+            <w:r>
+              <w:t xml:space="preserve">quantifies effect modification:</w:t>
+            </w:r>
+          </w:p>
+          <w:p>
+            <w:pPr>
+              <w:pStyle w:val="Compact"/>
+              <w:numPr>
+                <w:ilvl w:val="0"/>
+                <w:numId w:val="1009"/>
+              </w:numPr>
+            </w:pPr>
+            <w:r>
+              <w:t xml:space="preserve">If</w:t>
+            </w:r>
+            <w:r>
+              <w:t xml:space="preserve"> </w:t>
+            </w:r>
+            <m:oMath>
+              <m:sSub>
+                <m:e>
+                  <m:r>
+                    <m:t>β</m:t>
+                  </m:r>
+                </m:e>
+                <m:sub>
+                  <m:r>
+                    <m:t>3</m:t>
+                  </m:r>
+                </m:sub>
+              </m:sSub>
+              <m:r>
+                <m:rPr>
+                  <m:sty m:val="p"/>
+                </m:rPr>
+                <m:t>≠</m:t>
+              </m:r>
               <m:r>
                 <m:t>0</m:t>
               </m:r>
-            </m:sub>
-          </m:sSub>
-          <m:r>
-            <m:rPr>
-              <m:sty m:val="p"/>
-            </m:rPr>
-            <m:t>+</m:t>
-          </m:r>
-          <m:sSub>
-            <m:e>
-              <m:r>
-                <m:t>β</m:t>
-              </m:r>
-            </m:e>
-            <m:sub>
-              <m:r>
-                <m:t>1</m:t>
-              </m:r>
-            </m:sub>
-          </m:sSub>
-          <m:r>
-            <m:t>a</m:t>
-          </m:r>
-          <m:r>
-            <m:rPr>
-              <m:sty m:val="p"/>
-            </m:rPr>
-            <m:t>+</m:t>
-          </m:r>
-          <m:sSub>
-            <m:e>
-              <m:r>
-                <m:t>β</m:t>
-              </m:r>
-            </m:e>
-            <m:sub>
-              <m:r>
-                <m:t>2</m:t>
-              </m:r>
-            </m:sub>
-          </m:sSub>
-          <m:r>
-            <m:t>V</m:t>
-          </m:r>
-          <m:r>
-            <m:rPr>
-              <m:sty m:val="p"/>
-            </m:rPr>
-            <m:t>+</m:t>
-          </m:r>
-          <m:sSub>
-            <m:e>
-              <m:r>
-                <m:t>β</m:t>
-              </m:r>
-            </m:e>
-            <m:sub>
-              <m:r>
-                <m:t>3</m:t>
-              </m:r>
-            </m:sub>
-          </m:sSub>
-          <m:r>
-            <m:t>a</m:t>
-          </m:r>
-          <m:r>
-            <m:rPr>
-              <m:sty m:val="p"/>
-            </m:rPr>
-            <m:t>×</m:t>
-          </m:r>
-          <m:r>
-            <m:t>V</m:t>
-          </m:r>
-        </m:oMath>
-      </m:oMathPara>
-    </w:p>
-    <w:p>
-      <w:pPr>
-        <w:pStyle w:val="FirstParagraph"/>
-      </w:pPr>
-      <w:r>
-        <w:t xml:space="preserve">where</w:t>
-      </w:r>
-      <w:r>
-        <w:t xml:space="preserve"> </w:t>
-      </w:r>
-      <m:oMath>
-        <m:sSub>
-          <m:e>
-            <m:r>
-              <m:t>β</m:t>
-            </m:r>
-          </m:e>
-          <m:sub>
-            <m:r>
-              <m:t>3</m:t>
-            </m:r>
-          </m:sub>
-        </m:sSub>
-      </m:oMath>
-      <w:r>
-        <w:t xml:space="preserve"> </w:t>
-      </w:r>
-      <w:r>
-        <w:t xml:space="preserve">quantifies effect modification:</w:t>
-      </w:r>
-    </w:p>
-    <w:p>
-      <w:pPr>
-        <w:pStyle w:val="Compact"/>
-        <w:numPr>
-          <w:ilvl w:val="0"/>
-          <w:numId w:val="1009"/>
-        </w:numPr>
-      </w:pPr>
-      <w:r>
-        <w:t xml:space="preserve">If</w:t>
-      </w:r>
-      <w:r>
-        <w:t xml:space="preserve"> </w:t>
-      </w:r>
-      <m:oMath>
-        <m:sSub>
-          <m:e>
-            <m:r>
-              <m:t>β</m:t>
-            </m:r>
-          </m:e>
-          <m:sub>
-            <m:r>
-              <m:t>3</m:t>
-            </m:r>
-          </m:sub>
-        </m:sSub>
-        <m:r>
-          <m:rPr>
-            <m:sty m:val="p"/>
-          </m:rPr>
-          <m:t>≠</m:t>
-        </m:r>
-        <m:r>
-          <m:t>0</m:t>
-        </m:r>
-      </m:oMath>
-      <w:r>
-        <w:t xml:space="preserve">, the causal effect differs across levels of</w:t>
-      </w:r>
-      <w:r>
-        <w:t xml:space="preserve"> </w:t>
-      </w:r>
-      <m:oMath>
-        <m:r>
-          <m:t>V</m:t>
-        </m:r>
-      </m:oMath>
-    </w:p>
-    <w:p>
-      <w:pPr>
-        <w:pStyle w:val="Compact"/>
-        <w:numPr>
-          <w:ilvl w:val="0"/>
-          <w:numId w:val="1009"/>
-        </w:numPr>
-      </w:pPr>
-      <w:r>
-        <w:t xml:space="preserve">The causal effect at</w:t>
-      </w:r>
-      <w:r>
-        <w:t xml:space="preserve"> </w:t>
-      </w:r>
-      <m:oMath>
-        <m:r>
-          <m:t>V</m:t>
-        </m:r>
-        <m:r>
-          <m:rPr>
-            <m:sty m:val="p"/>
-          </m:rPr>
-          <m:t>=</m:t>
-        </m:r>
-        <m:r>
-          <m:t>v</m:t>
-        </m:r>
-      </m:oMath>
-      <w:r>
-        <w:t xml:space="preserve"> </w:t>
-      </w:r>
-      <w:r>
-        <w:t xml:space="preserve">is</w:t>
-      </w:r>
-      <w:r>
-        <w:t xml:space="preserve"> </w:t>
-      </w:r>
-      <m:oMath>
-        <m:sSub>
-          <m:e>
-            <m:r>
-              <m:t>β</m:t>
-            </m:r>
-          </m:e>
-          <m:sub>
-            <m:r>
-              <m:t>1</m:t>
-            </m:r>
-          </m:sub>
-        </m:sSub>
-        <m:r>
-          <m:rPr>
-            <m:sty m:val="p"/>
-          </m:rPr>
-          <m:t>+</m:t>
-        </m:r>
-        <m:sSub>
-          <m:e>
-            <m:r>
-              <m:t>β</m:t>
-            </m:r>
-          </m:e>
-          <m:sub>
-            <m:r>
-              <m:t>3</m:t>
-            </m:r>
-          </m:sub>
-        </m:sSub>
-        <m:r>
-          <m:t>v</m:t>
-        </m:r>
-      </m:oMath>
-    </w:p>
-    <w:bookmarkEnd w:id="25"/>
+            </m:oMath>
+            <w:r>
+              <w:t xml:space="preserve">, the causal effect differs across levels of</w:t>
+            </w:r>
+            <w:r>
+              <w:t xml:space="preserve"> </w:t>
+            </w:r>
+            <m:oMath>
+              <m:r>
+                <m:t>V</m:t>
+              </m:r>
+            </m:oMath>
+          </w:p>
+          <w:p>
+            <w:pPr>
+              <w:pStyle w:val="Compact"/>
+              <w:numPr>
+                <w:ilvl w:val="0"/>
+                <w:numId w:val="1009"/>
+              </w:numPr>
+            </w:pPr>
+            <w:r>
+              <w:t xml:space="preserve">The causal effect at</w:t>
+            </w:r>
+            <w:r>
+              <w:t xml:space="preserve"> </w:t>
+            </w:r>
+            <m:oMath>
+              <m:r>
+                <m:t>V</m:t>
+              </m:r>
+              <m:r>
+                <m:rPr>
+                  <m:sty m:val="p"/>
+                </m:rPr>
+                <m:t>=</m:t>
+              </m:r>
+              <m:r>
+                <m:t>v</m:t>
+              </m:r>
+            </m:oMath>
+            <w:r>
+              <w:t xml:space="preserve"> </w:t>
+            </w:r>
+            <w:r>
+              <w:t xml:space="preserve">is</w:t>
+            </w:r>
+            <w:r>
+              <w:t xml:space="preserve"> </w:t>
+            </w:r>
+            <m:oMath>
+              <m:sSub>
+                <m:e>
+                  <m:r>
+                    <m:t>β</m:t>
+                  </m:r>
+                </m:e>
+                <m:sub>
+                  <m:r>
+                    <m:t>1</m:t>
+                  </m:r>
+                </m:sub>
+              </m:sSub>
+              <m:r>
+                <m:rPr>
+                  <m:sty m:val="p"/>
+                </m:rPr>
+                <m:t>+</m:t>
+              </m:r>
+              <m:sSub>
+                <m:e>
+                  <m:r>
+                    <m:t>β</m:t>
+                  </m:r>
+                </m:e>
+                <m:sub>
+                  <m:r>
+                    <m:t>3</m:t>
+                  </m:r>
+                </m:sub>
+              </m:sSub>
+              <m:r>
+                <m:t>v</m:t>
+              </m:r>
+            </m:oMath>
+          </w:p>
+          <w:bookmarkEnd w:id="25"/>
+        </w:tc>
+      </w:tr>
+    </w:tbl>
     <w:bookmarkEnd w:id="26"/>
     <w:bookmarkStart w:id="27" w:name="fitting-msms-with-effect-modification"/>
     <w:p>

--- a/chapters/12-ip-weighting-marginal-structural-models.docx
+++ b/chapters/12-ip-weighting-marginal-structural-models.docx
@@ -265,41 +265,43 @@
         </m:oMathParaPr>
         <m:oMath>
           <m:r>
+            <m:rPr>
+              <m:nor/>
+              <m:sty m:val="p"/>
+            </m:rPr>
             <m:t>E</m:t>
           </m:r>
-          <m:r>
-            <m:rPr>
-              <m:sty m:val="p"/>
-            </m:rPr>
-            <m:t>[</m:t>
-          </m:r>
-          <m:sSup>
+          <m:d>
+            <m:dPr>
+              <m:begChr m:val="["/>
+              <m:sepChr m:val=""/>
+              <m:endChr m:val="]"/>
+              <m:grow/>
+            </m:dPr>
             <m:e>
-              <m:r>
-                <m:t>Y</m:t>
-              </m:r>
+              <m:sSup>
+                <m:e>
+                  <m:r>
+                    <m:t>Y</m:t>
+                  </m:r>
+                </m:e>
+                <m:sup>
+                  <m:r>
+                    <m:t>a</m:t>
+                  </m:r>
+                  <m:r>
+                    <m:rPr>
+                      <m:sty m:val="p"/>
+                    </m:rPr>
+                    <m:t>=</m:t>
+                  </m:r>
+                  <m:r>
+                    <m:t>1</m:t>
+                  </m:r>
+                </m:sup>
+              </m:sSup>
             </m:e>
-            <m:sup>
-              <m:r>
-                <m:t>a</m:t>
-              </m:r>
-              <m:r>
-                <m:rPr>
-                  <m:sty m:val="p"/>
-                </m:rPr>
-                <m:t>=</m:t>
-              </m:r>
-              <m:r>
-                <m:t>1</m:t>
-              </m:r>
-            </m:sup>
-          </m:sSup>
-          <m:r>
-            <m:rPr>
-              <m:sty m:val="p"/>
-            </m:rPr>
-            <m:t>]</m:t>
-          </m:r>
+          </m:d>
           <m:r>
             <m:rPr>
               <m:sty m:val="p"/>
@@ -307,41 +309,43 @@
             <m:t>−</m:t>
           </m:r>
           <m:r>
+            <m:rPr>
+              <m:nor/>
+              <m:sty m:val="p"/>
+            </m:rPr>
             <m:t>E</m:t>
           </m:r>
-          <m:r>
-            <m:rPr>
-              <m:sty m:val="p"/>
-            </m:rPr>
-            <m:t>[</m:t>
-          </m:r>
-          <m:sSup>
+          <m:d>
+            <m:dPr>
+              <m:begChr m:val="["/>
+              <m:sepChr m:val=""/>
+              <m:endChr m:val="]"/>
+              <m:grow/>
+            </m:dPr>
             <m:e>
-              <m:r>
-                <m:t>Y</m:t>
-              </m:r>
+              <m:sSup>
+                <m:e>
+                  <m:r>
+                    <m:t>Y</m:t>
+                  </m:r>
+                </m:e>
+                <m:sup>
+                  <m:r>
+                    <m:t>a</m:t>
+                  </m:r>
+                  <m:r>
+                    <m:rPr>
+                      <m:sty m:val="p"/>
+                    </m:rPr>
+                    <m:t>=</m:t>
+                  </m:r>
+                  <m:r>
+                    <m:t>0</m:t>
+                  </m:r>
+                </m:sup>
+              </m:sSup>
             </m:e>
-            <m:sup>
-              <m:r>
-                <m:t>a</m:t>
-              </m:r>
-              <m:r>
-                <m:rPr>
-                  <m:sty m:val="p"/>
-                </m:rPr>
-                <m:t>=</m:t>
-              </m:r>
-              <m:r>
-                <m:t>0</m:t>
-              </m:r>
-            </m:sup>
-          </m:sSup>
-          <m:r>
-            <m:rPr>
-              <m:sty m:val="p"/>
-            </m:rPr>
-            <m:t>]</m:t>
-          </m:r>
+          </m:d>
         </m:oMath>
       </m:oMathPara>
     </w:p>
@@ -3307,32 +3311,34 @@
               </m:oMathParaPr>
               <m:oMath>
                 <m:r>
+                  <m:rPr>
+                    <m:nor/>
+                    <m:sty m:val="p"/>
+                  </m:rPr>
                   <m:t>E</m:t>
                 </m:r>
-                <m:r>
-                  <m:rPr>
-                    <m:sty m:val="p"/>
-                  </m:rPr>
-                  <m:t>[</m:t>
-                </m:r>
-                <m:sSup>
+                <m:d>
+                  <m:dPr>
+                    <m:begChr m:val="["/>
+                    <m:sepChr m:val=""/>
+                    <m:endChr m:val="]"/>
+                    <m:grow/>
+                  </m:dPr>
                   <m:e>
-                    <m:r>
-                      <m:t>Y</m:t>
-                    </m:r>
+                    <m:sSup>
+                      <m:e>
+                        <m:r>
+                          <m:t>Y</m:t>
+                        </m:r>
+                      </m:e>
+                      <m:sup>
+                        <m:r>
+                          <m:t>a</m:t>
+                        </m:r>
+                      </m:sup>
+                    </m:sSup>
                   </m:e>
-                  <m:sup>
-                    <m:r>
-                      <m:t>a</m:t>
-                    </m:r>
-                  </m:sup>
-                </m:sSup>
-                <m:r>
-                  <m:rPr>
-                    <m:sty m:val="p"/>
-                  </m:rPr>
-                  <m:t>]</m:t>
-                </m:r>
+                </m:d>
                 <m:r>
                   <m:rPr>
                     <m:sty m:val="p"/>
@@ -3445,41 +3451,43 @@
                   <m:t>=</m:t>
                 </m:r>
                 <m:r>
+                  <m:rPr>
+                    <m:nor/>
+                    <m:sty m:val="p"/>
+                  </m:rPr>
                   <m:t>E</m:t>
                 </m:r>
-                <m:r>
-                  <m:rPr>
-                    <m:sty m:val="p"/>
-                  </m:rPr>
-                  <m:t>[</m:t>
-                </m:r>
-                <m:sSup>
+                <m:d>
+                  <m:dPr>
+                    <m:begChr m:val="["/>
+                    <m:sepChr m:val=""/>
+                    <m:endChr m:val="]"/>
+                    <m:grow/>
+                  </m:dPr>
                   <m:e>
-                    <m:r>
-                      <m:t>Y</m:t>
-                    </m:r>
+                    <m:sSup>
+                      <m:e>
+                        <m:r>
+                          <m:t>Y</m:t>
+                        </m:r>
+                      </m:e>
+                      <m:sup>
+                        <m:r>
+                          <m:t>a</m:t>
+                        </m:r>
+                        <m:r>
+                          <m:rPr>
+                            <m:sty m:val="p"/>
+                          </m:rPr>
+                          <m:t>=</m:t>
+                        </m:r>
+                        <m:r>
+                          <m:t>1</m:t>
+                        </m:r>
+                      </m:sup>
+                    </m:sSup>
                   </m:e>
-                  <m:sup>
-                    <m:r>
-                      <m:t>a</m:t>
-                    </m:r>
-                    <m:r>
-                      <m:rPr>
-                        <m:sty m:val="p"/>
-                      </m:rPr>
-                      <m:t>=</m:t>
-                    </m:r>
-                    <m:r>
-                      <m:t>1</m:t>
-                    </m:r>
-                  </m:sup>
-                </m:sSup>
-                <m:r>
-                  <m:rPr>
-                    <m:sty m:val="p"/>
-                  </m:rPr>
-                  <m:t>]</m:t>
-                </m:r>
+                </m:d>
                 <m:r>
                   <m:rPr>
                     <m:sty m:val="p"/>
@@ -3487,41 +3495,43 @@
                   <m:t>−</m:t>
                 </m:r>
                 <m:r>
+                  <m:rPr>
+                    <m:nor/>
+                    <m:sty m:val="p"/>
+                  </m:rPr>
                   <m:t>E</m:t>
                 </m:r>
-                <m:r>
-                  <m:rPr>
-                    <m:sty m:val="p"/>
-                  </m:rPr>
-                  <m:t>[</m:t>
-                </m:r>
-                <m:sSup>
+                <m:d>
+                  <m:dPr>
+                    <m:begChr m:val="["/>
+                    <m:sepChr m:val=""/>
+                    <m:endChr m:val="]"/>
+                    <m:grow/>
+                  </m:dPr>
                   <m:e>
-                    <m:r>
-                      <m:t>Y</m:t>
-                    </m:r>
+                    <m:sSup>
+                      <m:e>
+                        <m:r>
+                          <m:t>Y</m:t>
+                        </m:r>
+                      </m:e>
+                      <m:sup>
+                        <m:r>
+                          <m:t>a</m:t>
+                        </m:r>
+                        <m:r>
+                          <m:rPr>
+                            <m:sty m:val="p"/>
+                          </m:rPr>
+                          <m:t>=</m:t>
+                        </m:r>
+                        <m:r>
+                          <m:t>0</m:t>
+                        </m:r>
+                      </m:sup>
+                    </m:sSup>
                   </m:e>
-                  <m:sup>
-                    <m:r>
-                      <m:t>a</m:t>
-                    </m:r>
-                    <m:r>
-                      <m:rPr>
-                        <m:sty m:val="p"/>
-                      </m:rPr>
-                      <m:t>=</m:t>
-                    </m:r>
-                    <m:r>
-                      <m:t>0</m:t>
-                    </m:r>
-                  </m:sup>
-                </m:sSup>
-                <m:r>
-                  <m:rPr>
-                    <m:sty m:val="p"/>
-                  </m:rPr>
-                  <m:t>]</m:t>
-                </m:r>
+                </m:d>
               </m:oMath>
             </m:oMathPara>
           </w:p>
@@ -3797,32 +3807,34 @@
         </m:oMathParaPr>
         <m:oMath>
           <m:r>
+            <m:rPr>
+              <m:nor/>
+              <m:sty m:val="p"/>
+            </m:rPr>
             <m:t>E</m:t>
           </m:r>
-          <m:r>
-            <m:rPr>
-              <m:sty m:val="p"/>
-            </m:rPr>
-            <m:t>[</m:t>
-          </m:r>
-          <m:sSup>
+          <m:d>
+            <m:dPr>
+              <m:begChr m:val="["/>
+              <m:sepChr m:val=""/>
+              <m:endChr m:val="]"/>
+              <m:grow/>
+            </m:dPr>
             <m:e>
-              <m:r>
-                <m:t>Y</m:t>
-              </m:r>
+              <m:sSup>
+                <m:e>
+                  <m:r>
+                    <m:t>Y</m:t>
+                  </m:r>
+                </m:e>
+                <m:sup>
+                  <m:r>
+                    <m:t>a</m:t>
+                  </m:r>
+                </m:sup>
+              </m:sSup>
             </m:e>
-            <m:sup>
-              <m:r>
-                <m:t>a</m:t>
-              </m:r>
-            </m:sup>
-          </m:sSup>
-          <m:r>
-            <m:rPr>
-              <m:sty m:val="p"/>
-            </m:rPr>
-            <m:t>]</m:t>
-          </m:r>
+          </m:d>
           <m:r>
             <m:rPr>
               <m:sty m:val="p"/>
@@ -4075,41 +4087,43 @@
       </w:r>
       <m:oMath>
         <m:r>
+          <m:rPr>
+            <m:nor/>
+            <m:sty m:val="p"/>
+          </m:rPr>
           <m:t>E</m:t>
         </m:r>
-        <m:r>
-          <m:rPr>
-            <m:sty m:val="p"/>
-          </m:rPr>
-          <m:t>[</m:t>
-        </m:r>
-        <m:sSup>
+        <m:d>
+          <m:dPr>
+            <m:begChr m:val="["/>
+            <m:sepChr m:val=""/>
+            <m:endChr m:val="]"/>
+            <m:grow/>
+          </m:dPr>
           <m:e>
-            <m:r>
-              <m:t>Y</m:t>
-            </m:r>
+            <m:sSup>
+              <m:e>
+                <m:r>
+                  <m:t>Y</m:t>
+                </m:r>
+              </m:e>
+              <m:sup>
+                <m:r>
+                  <m:t>a</m:t>
+                </m:r>
+                <m:r>
+                  <m:rPr>
+                    <m:sty m:val="p"/>
+                  </m:rPr>
+                  <m:t>=</m:t>
+                </m:r>
+                <m:r>
+                  <m:t>1</m:t>
+                </m:r>
+              </m:sup>
+            </m:sSup>
           </m:e>
-          <m:sup>
-            <m:r>
-              <m:t>a</m:t>
-            </m:r>
-            <m:r>
-              <m:rPr>
-                <m:sty m:val="p"/>
-              </m:rPr>
-              <m:t>=</m:t>
-            </m:r>
-            <m:r>
-              <m:t>1</m:t>
-            </m:r>
-          </m:sup>
-        </m:sSup>
-        <m:r>
-          <m:rPr>
-            <m:sty m:val="p"/>
-          </m:rPr>
-          <m:t>]</m:t>
-        </m:r>
+        </m:d>
         <m:r>
           <m:rPr>
             <m:sty m:val="p"/>
@@ -4117,41 +4131,43 @@
           <m:t>−</m:t>
         </m:r>
         <m:r>
+          <m:rPr>
+            <m:nor/>
+            <m:sty m:val="p"/>
+          </m:rPr>
           <m:t>E</m:t>
         </m:r>
-        <m:r>
-          <m:rPr>
-            <m:sty m:val="p"/>
-          </m:rPr>
-          <m:t>[</m:t>
-        </m:r>
-        <m:sSup>
+        <m:d>
+          <m:dPr>
+            <m:begChr m:val="["/>
+            <m:sepChr m:val=""/>
+            <m:endChr m:val="]"/>
+            <m:grow/>
+          </m:dPr>
           <m:e>
-            <m:r>
-              <m:t>Y</m:t>
-            </m:r>
+            <m:sSup>
+              <m:e>
+                <m:r>
+                  <m:t>Y</m:t>
+                </m:r>
+              </m:e>
+              <m:sup>
+                <m:r>
+                  <m:t>a</m:t>
+                </m:r>
+                <m:r>
+                  <m:rPr>
+                    <m:sty m:val="p"/>
+                  </m:rPr>
+                  <m:t>=</m:t>
+                </m:r>
+                <m:r>
+                  <m:t>0</m:t>
+                </m:r>
+              </m:sup>
+            </m:sSup>
           </m:e>
-          <m:sup>
-            <m:r>
-              <m:t>a</m:t>
-            </m:r>
-            <m:r>
-              <m:rPr>
-                <m:sty m:val="p"/>
-              </m:rPr>
-              <m:t>=</m:t>
-            </m:r>
-            <m:r>
-              <m:t>0</m:t>
-            </m:r>
-          </m:sup>
-        </m:sSup>
-        <m:r>
-          <m:rPr>
-            <m:sty m:val="p"/>
-          </m:rPr>
-          <m:t>]</m:t>
-        </m:r>
+        </m:d>
       </m:oMath>
     </w:p>
     <w:p>
@@ -4299,41 +4315,43 @@
               </m:oMathParaPr>
               <m:oMath>
                 <m:r>
+                  <m:rPr>
+                    <m:nor/>
+                    <m:sty m:val="p"/>
+                  </m:rPr>
                   <m:t>E</m:t>
                 </m:r>
-                <m:r>
-                  <m:rPr>
-                    <m:sty m:val="p"/>
-                  </m:rPr>
-                  <m:t>[</m:t>
-                </m:r>
-                <m:sSup>
+                <m:d>
+                  <m:dPr>
+                    <m:begChr m:val="["/>
+                    <m:sepChr m:val=""/>
+                    <m:endChr m:val="]"/>
+                    <m:grow/>
+                  </m:dPr>
                   <m:e>
+                    <m:sSup>
+                      <m:e>
+                        <m:r>
+                          <m:t>Y</m:t>
+                        </m:r>
+                      </m:e>
+                      <m:sup>
+                        <m:r>
+                          <m:t>a</m:t>
+                        </m:r>
+                      </m:sup>
+                    </m:sSup>
                     <m:r>
-                      <m:t>Y</m:t>
+                      <m:rPr>
+                        <m:sty m:val="p"/>
+                      </m:rPr>
+                      <m:t>∣</m:t>
+                    </m:r>
+                    <m:r>
+                      <m:t>V</m:t>
                     </m:r>
                   </m:e>
-                  <m:sup>
-                    <m:r>
-                      <m:t>a</m:t>
-                    </m:r>
-                  </m:sup>
-                </m:sSup>
-                <m:r>
-                  <m:rPr>
-                    <m:sty m:val="p"/>
-                  </m:rPr>
-                  <m:t>∣</m:t>
-                </m:r>
-                <m:r>
-                  <m:t>V</m:t>
-                </m:r>
-                <m:r>
-                  <m:rPr>
-                    <m:sty m:val="p"/>
-                  </m:rPr>
-                  <m:t>]</m:t>
-                </m:r>
+                </m:d>
                 <m:r>
                   <m:rPr>
                     <m:sty m:val="p"/>
@@ -4764,45 +4782,47 @@
         </m:oMathParaPr>
         <m:oMath>
           <m:r>
-            <m:t>E</m:t>
-          </m:r>
-          <m:r>
-            <m:rPr>
-              <m:sty m:val="p"/>
-            </m:rPr>
-            <m:t>[</m:t>
-          </m:r>
-          <m:sSup>
-            <m:e>
-              <m:r>
-                <m:t>Y</m:t>
-              </m:r>
-            </m:e>
-            <m:sup>
-              <m:r>
-                <m:t>a</m:t>
-              </m:r>
-            </m:sup>
-          </m:sSup>
-          <m:r>
-            <m:rPr>
-              <m:sty m:val="p"/>
-            </m:rPr>
-            <m:t>∣</m:t>
-          </m:r>
-          <m:r>
             <m:rPr>
               <m:nor/>
               <m:sty m:val="p"/>
             </m:rPr>
-            <m:t>Sex</m:t>
+            <m:t>E</m:t>
           </m:r>
-          <m:r>
-            <m:rPr>
-              <m:sty m:val="p"/>
-            </m:rPr>
-            <m:t>]</m:t>
-          </m:r>
+          <m:d>
+            <m:dPr>
+              <m:begChr m:val="["/>
+              <m:sepChr m:val=""/>
+              <m:endChr m:val="]"/>
+              <m:grow/>
+            </m:dPr>
+            <m:e>
+              <m:sSup>
+                <m:e>
+                  <m:r>
+                    <m:t>Y</m:t>
+                  </m:r>
+                </m:e>
+                <m:sup>
+                  <m:r>
+                    <m:t>a</m:t>
+                  </m:r>
+                </m:sup>
+              </m:sSup>
+              <m:r>
+                <m:rPr>
+                  <m:sty m:val="p"/>
+                </m:rPr>
+                <m:t>∣</m:t>
+              </m:r>
+              <m:r>
+                <m:rPr>
+                  <m:nor/>
+                  <m:sty m:val="p"/>
+                </m:rPr>
+                <m:t>Sex</m:t>
+              </m:r>
+            </m:e>
+          </m:d>
           <m:r>
             <m:rPr>
               <m:sty m:val="p"/>
@@ -5081,41 +5101,43 @@
       </w:r>
       <m:oMath>
         <m:r>
+          <m:rPr>
+            <m:nor/>
+            <m:sty m:val="p"/>
+          </m:rPr>
           <m:t>E</m:t>
         </m:r>
-        <m:r>
-          <m:rPr>
-            <m:sty m:val="p"/>
-          </m:rPr>
-          <m:t>[</m:t>
-        </m:r>
-        <m:sSup>
+        <m:d>
+          <m:dPr>
+            <m:begChr m:val="["/>
+            <m:sepChr m:val=""/>
+            <m:endChr m:val="]"/>
+            <m:grow/>
+          </m:dPr>
           <m:e>
+            <m:sSup>
+              <m:e>
+                <m:r>
+                  <m:t>Y</m:t>
+                </m:r>
+              </m:e>
+              <m:sup>
+                <m:r>
+                  <m:t>a</m:t>
+                </m:r>
+              </m:sup>
+            </m:sSup>
             <m:r>
-              <m:t>Y</m:t>
+              <m:rPr>
+                <m:sty m:val="p"/>
+              </m:rPr>
+              <m:t>∣</m:t>
+            </m:r>
+            <m:r>
+              <m:t>V</m:t>
             </m:r>
           </m:e>
-          <m:sup>
-            <m:r>
-              <m:t>a</m:t>
-            </m:r>
-          </m:sup>
-        </m:sSup>
-        <m:r>
-          <m:rPr>
-            <m:sty m:val="p"/>
-          </m:rPr>
-          <m:t>∣</m:t>
-        </m:r>
-        <m:r>
-          <m:t>V</m:t>
-        </m:r>
-        <m:r>
-          <m:rPr>
-            <m:sty m:val="p"/>
-          </m:rPr>
-          <m:t>]</m:t>
-        </m:r>
+        </m:d>
       </m:oMath>
       <w:r>
         <w:t xml:space="preserve"> </w:t>
@@ -6921,32 +6943,34 @@
       </w:r>
       <m:oMath>
         <m:r>
+          <m:rPr>
+            <m:nor/>
+            <m:sty m:val="p"/>
+          </m:rPr>
           <m:t>E</m:t>
         </m:r>
-        <m:r>
-          <m:rPr>
-            <m:sty m:val="p"/>
-          </m:rPr>
-          <m:t>[</m:t>
-        </m:r>
-        <m:r>
-          <m:t>Y</m:t>
-        </m:r>
-        <m:r>
-          <m:rPr>
-            <m:sty m:val="p"/>
-          </m:rPr>
-          <m:t>∣</m:t>
-        </m:r>
-        <m:r>
-          <m:t>A</m:t>
-        </m:r>
-        <m:r>
-          <m:rPr>
-            <m:sty m:val="p"/>
-          </m:rPr>
-          <m:t>]</m:t>
-        </m:r>
+        <m:d>
+          <m:dPr>
+            <m:begChr m:val="["/>
+            <m:sepChr m:val=""/>
+            <m:endChr m:val="]"/>
+            <m:grow/>
+          </m:dPr>
+          <m:e>
+            <m:r>
+              <m:t>Y</m:t>
+            </m:r>
+            <m:r>
+              <m:rPr>
+                <m:sty m:val="p"/>
+              </m:rPr>
+              <m:t>∣</m:t>
+            </m:r>
+            <m:r>
+              <m:t>A</m:t>
+            </m:r>
+          </m:e>
+        </m:d>
         <m:r>
           <m:rPr>
             <m:sty m:val="p"/>
@@ -7015,32 +7039,34 @@
       </w:r>
       <m:oMath>
         <m:r>
+          <m:rPr>
+            <m:nor/>
+            <m:sty m:val="p"/>
+          </m:rPr>
           <m:t>E</m:t>
         </m:r>
-        <m:r>
-          <m:rPr>
-            <m:sty m:val="p"/>
-          </m:rPr>
-          <m:t>[</m:t>
-        </m:r>
-        <m:sSup>
+        <m:d>
+          <m:dPr>
+            <m:begChr m:val="["/>
+            <m:sepChr m:val=""/>
+            <m:endChr m:val="]"/>
+            <m:grow/>
+          </m:dPr>
           <m:e>
-            <m:r>
-              <m:t>Y</m:t>
-            </m:r>
+            <m:sSup>
+              <m:e>
+                <m:r>
+                  <m:t>Y</m:t>
+                </m:r>
+              </m:e>
+              <m:sup>
+                <m:r>
+                  <m:t>a</m:t>
+                </m:r>
+              </m:sup>
+            </m:sSup>
           </m:e>
-          <m:sup>
-            <m:r>
-              <m:t>a</m:t>
-            </m:r>
-          </m:sup>
-        </m:sSup>
-        <m:r>
-          <m:rPr>
-            <m:sty m:val="p"/>
-          </m:rPr>
-          <m:t>]</m:t>
-        </m:r>
+        </m:d>
         <m:r>
           <m:rPr>
             <m:sty m:val="p"/>
